--- a/assignment/module_9/theory/assi_9_theory.docx
+++ b/assignment/module_9/theory/assi_9_theory.docx
@@ -224,6 +224,8 @@
         </w:rPr>
         <w:t>HTML (home.html):</w:t>
       </w:r>
+      <w:bookmarkStart w:id="0" w:name="_GoBack"/>
+      <w:bookmarkEnd w:id="0"/>
     </w:p>
     <w:p>
       <w:pPr>
@@ -3848,17 +3850,7 @@
           <w:sz w:val="36"/>
           <w:szCs w:val="36"/>
         </w:rPr>
-        <w:t xml:space="preserve">4. </w:t>
-      </w:r>
-      <w:r>
-        <w:rPr>
-          <w:rFonts w:ascii="Arial" w:hAnsi="Arial" w:cs="Arial"/>
-          <w:b/>
-          <w:bCs/>
-          <w:sz w:val="36"/>
-          <w:szCs w:val="36"/>
-        </w:rPr>
-        <w:t>Django Introduction</w:t>
+        <w:t>4. Django Introduction</w:t>
       </w:r>
     </w:p>
     <w:p>
@@ -4767,17 +4759,7 @@
           <w:sz w:val="36"/>
           <w:szCs w:val="36"/>
         </w:rPr>
-        <w:t xml:space="preserve">5. </w:t>
-      </w:r>
-      <w:r>
-        <w:rPr>
-          <w:rFonts w:ascii="Arial" w:hAnsi="Arial" w:cs="Arial"/>
-          <w:b/>
-          <w:bCs/>
-          <w:sz w:val="36"/>
-          <w:szCs w:val="36"/>
-        </w:rPr>
-        <w:t>Virtual Environment</w:t>
+        <w:t>5. Virtual Environment</w:t>
       </w:r>
     </w:p>
     <w:p>
@@ -5629,17 +5611,7 @@
           <w:sz w:val="36"/>
           <w:szCs w:val="36"/>
         </w:rPr>
-        <w:t xml:space="preserve">6. </w:t>
-      </w:r>
-      <w:r>
-        <w:rPr>
-          <w:rFonts w:ascii="Arial" w:hAnsi="Arial" w:cs="Arial"/>
-          <w:b/>
-          <w:bCs/>
-          <w:sz w:val="36"/>
-          <w:szCs w:val="36"/>
-        </w:rPr>
-        <w:t>Project and App Creation</w:t>
+        <w:t>6. Project and App Creation</w:t>
       </w:r>
     </w:p>
     <w:p>
@@ -13550,8 +13522,6 @@
         <w:br/>
         <w:t>&lt;/head&gt;</w:t>
       </w:r>
-      <w:bookmarkStart w:id="0" w:name="_GoBack"/>
-      <w:bookmarkEnd w:id="0"/>
       <w:r>
         <w:rPr>
           <w:rFonts w:ascii="Arial" w:eastAsia="Times New Roman" w:hAnsi="Arial" w:cs="Arial"/>
@@ -13805,6 +13775,5659 @@
           <w:szCs w:val="24"/>
         </w:rPr>
         <w:t xml:space="preserve"> AJAX enables fast, interactive, and responsive web applications by allowing communication with the server in the background.</w:t>
+      </w:r>
+    </w:p>
+    <w:p>
+      <w:pPr>
+        <w:spacing w:line="276" w:lineRule="auto"/>
+        <w:rPr>
+          <w:rFonts w:ascii="Arial" w:hAnsi="Arial" w:cs="Arial"/>
+          <w:b/>
+          <w:bCs/>
+          <w:sz w:val="36"/>
+          <w:szCs w:val="36"/>
+        </w:rPr>
+      </w:pPr>
+      <w:r>
+        <w:rPr>
+          <w:rFonts w:ascii="Arial" w:hAnsi="Arial" w:cs="Arial"/>
+          <w:b/>
+          <w:bCs/>
+          <w:sz w:val="36"/>
+          <w:szCs w:val="36"/>
+        </w:rPr>
+        <w:t>15. Customizing the Django Admin Panel</w:t>
+      </w:r>
+    </w:p>
+    <w:p>
+      <w:pPr>
+        <w:spacing w:line="276" w:lineRule="auto"/>
+        <w:rPr>
+          <w:rFonts w:ascii="Arial" w:hAnsi="Arial" w:cs="Arial"/>
+        </w:rPr>
+      </w:pPr>
+      <w:r>
+        <w:rPr>
+          <w:rFonts w:ascii="Arial" w:hAnsi="Arial" w:cs="Arial"/>
+          <w:sz w:val="24"/>
+          <w:szCs w:val="24"/>
+        </w:rPr>
+        <w:t xml:space="preserve">Q1) </w:t>
+      </w:r>
+      <w:r>
+        <w:rPr>
+          <w:rFonts w:ascii="Arial" w:hAnsi="Arial" w:cs="Arial"/>
+        </w:rPr>
+        <w:t>Techniques for customizing the Django admin panel.</w:t>
+      </w:r>
+    </w:p>
+    <w:p>
+      <w:pPr>
+        <w:spacing w:before="100" w:beforeAutospacing="1" w:after="100" w:afterAutospacing="1" w:line="276" w:lineRule="auto"/>
+        <w:rPr>
+          <w:rFonts w:ascii="Arial" w:eastAsia="Times New Roman" w:hAnsi="Arial" w:cs="Arial"/>
+          <w:sz w:val="24"/>
+          <w:szCs w:val="24"/>
+        </w:rPr>
+      </w:pPr>
+      <w:r>
+        <w:rPr>
+          <w:rFonts w:ascii="Arial" w:eastAsia="Times New Roman" w:hAnsi="Arial" w:cs="Arial"/>
+          <w:sz w:val="24"/>
+          <w:szCs w:val="24"/>
+        </w:rPr>
+        <w:t>The Django Admin Panel can be customized to make data management easy and user-friendly.</w:t>
+      </w:r>
+    </w:p>
+    <w:p>
+      <w:pPr>
+        <w:spacing w:before="100" w:beforeAutospacing="1" w:after="100" w:afterAutospacing="1" w:line="276" w:lineRule="auto"/>
+        <w:outlineLvl w:val="1"/>
+        <w:rPr>
+          <w:rFonts w:ascii="Arial" w:eastAsia="Times New Roman" w:hAnsi="Arial" w:cs="Arial"/>
+          <w:b/>
+          <w:bCs/>
+          <w:sz w:val="36"/>
+          <w:szCs w:val="36"/>
+        </w:rPr>
+      </w:pPr>
+      <w:r>
+        <w:rPr>
+          <w:rFonts w:ascii="Arial" w:eastAsia="Times New Roman" w:hAnsi="Arial" w:cs="Arial"/>
+          <w:b/>
+          <w:bCs/>
+          <w:sz w:val="36"/>
+          <w:szCs w:val="36"/>
+        </w:rPr>
+        <w:t>1. Register Models</w:t>
+      </w:r>
+    </w:p>
+    <w:p>
+      <w:pPr>
+        <w:spacing w:before="100" w:beforeAutospacing="1" w:after="100" w:afterAutospacing="1" w:line="276" w:lineRule="auto"/>
+        <w:rPr>
+          <w:rFonts w:ascii="Arial" w:eastAsia="Times New Roman" w:hAnsi="Arial" w:cs="Arial"/>
+          <w:sz w:val="24"/>
+          <w:szCs w:val="24"/>
+        </w:rPr>
+      </w:pPr>
+      <w:r>
+        <w:rPr>
+          <w:rFonts w:ascii="Arial" w:eastAsia="Times New Roman" w:hAnsi="Arial" w:cs="Arial"/>
+          <w:sz w:val="24"/>
+          <w:szCs w:val="24"/>
+        </w:rPr>
+        <w:t>Models must be registered to appear in the admin panel.</w:t>
+      </w:r>
+    </w:p>
+    <w:p>
+      <w:pPr>
+        <w:tabs>
+          <w:tab w:val="left" w:pos="916"/>
+          <w:tab w:val="left" w:pos="1832"/>
+          <w:tab w:val="left" w:pos="2748"/>
+          <w:tab w:val="left" w:pos="3664"/>
+          <w:tab w:val="left" w:pos="4580"/>
+          <w:tab w:val="left" w:pos="5496"/>
+          <w:tab w:val="left" w:pos="6412"/>
+          <w:tab w:val="left" w:pos="7328"/>
+          <w:tab w:val="left" w:pos="8244"/>
+          <w:tab w:val="left" w:pos="9160"/>
+          <w:tab w:val="left" w:pos="10076"/>
+          <w:tab w:val="left" w:pos="10992"/>
+          <w:tab w:val="left" w:pos="11908"/>
+          <w:tab w:val="left" w:pos="12824"/>
+          <w:tab w:val="left" w:pos="13740"/>
+          <w:tab w:val="left" w:pos="14656"/>
+        </w:tabs>
+        <w:spacing w:after="0" w:line="276" w:lineRule="auto"/>
+        <w:rPr>
+          <w:rFonts w:ascii="Arial" w:eastAsia="Times New Roman" w:hAnsi="Arial" w:cs="Arial"/>
+          <w:sz w:val="20"/>
+          <w:szCs w:val="20"/>
+        </w:rPr>
+      </w:pPr>
+      <w:r>
+        <w:rPr>
+          <w:rFonts w:ascii="Arial" w:eastAsia="Times New Roman" w:hAnsi="Arial" w:cs="Arial"/>
+          <w:sz w:val="20"/>
+          <w:szCs w:val="20"/>
+        </w:rPr>
+        <w:t xml:space="preserve">from </w:t>
+      </w:r>
+      <w:proofErr w:type="spellStart"/>
+      <w:proofErr w:type="gramStart"/>
+      <w:r>
+        <w:rPr>
+          <w:rFonts w:ascii="Arial" w:eastAsia="Times New Roman" w:hAnsi="Arial" w:cs="Arial"/>
+          <w:sz w:val="20"/>
+          <w:szCs w:val="20"/>
+        </w:rPr>
+        <w:t>django.contrib</w:t>
+      </w:r>
+      <w:proofErr w:type="spellEnd"/>
+      <w:proofErr w:type="gramEnd"/>
+      <w:r>
+        <w:rPr>
+          <w:rFonts w:ascii="Arial" w:eastAsia="Times New Roman" w:hAnsi="Arial" w:cs="Arial"/>
+          <w:sz w:val="20"/>
+          <w:szCs w:val="20"/>
+        </w:rPr>
+        <w:t xml:space="preserve"> import admin</w:t>
+      </w:r>
+    </w:p>
+    <w:p>
+      <w:pPr>
+        <w:tabs>
+          <w:tab w:val="left" w:pos="916"/>
+          <w:tab w:val="left" w:pos="1832"/>
+          <w:tab w:val="left" w:pos="2748"/>
+          <w:tab w:val="left" w:pos="3664"/>
+          <w:tab w:val="left" w:pos="4580"/>
+          <w:tab w:val="left" w:pos="5496"/>
+          <w:tab w:val="left" w:pos="6412"/>
+          <w:tab w:val="left" w:pos="7328"/>
+          <w:tab w:val="left" w:pos="8244"/>
+          <w:tab w:val="left" w:pos="9160"/>
+          <w:tab w:val="left" w:pos="10076"/>
+          <w:tab w:val="left" w:pos="10992"/>
+          <w:tab w:val="left" w:pos="11908"/>
+          <w:tab w:val="left" w:pos="12824"/>
+          <w:tab w:val="left" w:pos="13740"/>
+          <w:tab w:val="left" w:pos="14656"/>
+        </w:tabs>
+        <w:spacing w:after="0" w:line="276" w:lineRule="auto"/>
+        <w:rPr>
+          <w:rFonts w:ascii="Arial" w:eastAsia="Times New Roman" w:hAnsi="Arial" w:cs="Arial"/>
+          <w:sz w:val="20"/>
+          <w:szCs w:val="20"/>
+        </w:rPr>
+      </w:pPr>
+      <w:proofErr w:type="gramStart"/>
+      <w:r>
+        <w:rPr>
+          <w:rFonts w:ascii="Arial" w:eastAsia="Times New Roman" w:hAnsi="Arial" w:cs="Arial"/>
+          <w:sz w:val="20"/>
+          <w:szCs w:val="20"/>
+        </w:rPr>
+        <w:t>from .models</w:t>
+      </w:r>
+      <w:proofErr w:type="gramEnd"/>
+      <w:r>
+        <w:rPr>
+          <w:rFonts w:ascii="Arial" w:eastAsia="Times New Roman" w:hAnsi="Arial" w:cs="Arial"/>
+          <w:sz w:val="20"/>
+          <w:szCs w:val="20"/>
+        </w:rPr>
+        <w:t xml:space="preserve"> import Product</w:t>
+      </w:r>
+    </w:p>
+    <w:p>
+      <w:pPr>
+        <w:tabs>
+          <w:tab w:val="left" w:pos="916"/>
+          <w:tab w:val="left" w:pos="1832"/>
+          <w:tab w:val="left" w:pos="2748"/>
+          <w:tab w:val="left" w:pos="3664"/>
+          <w:tab w:val="left" w:pos="4580"/>
+          <w:tab w:val="left" w:pos="5496"/>
+          <w:tab w:val="left" w:pos="6412"/>
+          <w:tab w:val="left" w:pos="7328"/>
+          <w:tab w:val="left" w:pos="8244"/>
+          <w:tab w:val="left" w:pos="9160"/>
+          <w:tab w:val="left" w:pos="10076"/>
+          <w:tab w:val="left" w:pos="10992"/>
+          <w:tab w:val="left" w:pos="11908"/>
+          <w:tab w:val="left" w:pos="12824"/>
+          <w:tab w:val="left" w:pos="13740"/>
+          <w:tab w:val="left" w:pos="14656"/>
+        </w:tabs>
+        <w:spacing w:after="0" w:line="276" w:lineRule="auto"/>
+        <w:rPr>
+          <w:rFonts w:ascii="Arial" w:eastAsia="Times New Roman" w:hAnsi="Arial" w:cs="Arial"/>
+          <w:sz w:val="20"/>
+          <w:szCs w:val="20"/>
+        </w:rPr>
+      </w:pPr>
+    </w:p>
+    <w:p>
+      <w:pPr>
+        <w:tabs>
+          <w:tab w:val="left" w:pos="916"/>
+          <w:tab w:val="left" w:pos="1832"/>
+          <w:tab w:val="left" w:pos="2748"/>
+          <w:tab w:val="left" w:pos="3664"/>
+          <w:tab w:val="left" w:pos="4580"/>
+          <w:tab w:val="left" w:pos="5496"/>
+          <w:tab w:val="left" w:pos="6412"/>
+          <w:tab w:val="left" w:pos="7328"/>
+          <w:tab w:val="left" w:pos="8244"/>
+          <w:tab w:val="left" w:pos="9160"/>
+          <w:tab w:val="left" w:pos="10076"/>
+          <w:tab w:val="left" w:pos="10992"/>
+          <w:tab w:val="left" w:pos="11908"/>
+          <w:tab w:val="left" w:pos="12824"/>
+          <w:tab w:val="left" w:pos="13740"/>
+          <w:tab w:val="left" w:pos="14656"/>
+        </w:tabs>
+        <w:spacing w:after="0" w:line="276" w:lineRule="auto"/>
+        <w:rPr>
+          <w:rFonts w:ascii="Arial" w:eastAsia="Times New Roman" w:hAnsi="Arial" w:cs="Arial"/>
+          <w:sz w:val="20"/>
+          <w:szCs w:val="20"/>
+        </w:rPr>
+      </w:pPr>
+      <w:proofErr w:type="spellStart"/>
+      <w:proofErr w:type="gramStart"/>
+      <w:r>
+        <w:rPr>
+          <w:rFonts w:ascii="Arial" w:eastAsia="Times New Roman" w:hAnsi="Arial" w:cs="Arial"/>
+          <w:sz w:val="20"/>
+          <w:szCs w:val="20"/>
+        </w:rPr>
+        <w:t>admin.site</w:t>
+      </w:r>
+      <w:proofErr w:type="gramEnd"/>
+      <w:r>
+        <w:rPr>
+          <w:rFonts w:ascii="Arial" w:eastAsia="Times New Roman" w:hAnsi="Arial" w:cs="Arial"/>
+          <w:sz w:val="20"/>
+          <w:szCs w:val="20"/>
+        </w:rPr>
+        <w:t>.register</w:t>
+      </w:r>
+      <w:proofErr w:type="spellEnd"/>
+      <w:r>
+        <w:rPr>
+          <w:rFonts w:ascii="Arial" w:eastAsia="Times New Roman" w:hAnsi="Arial" w:cs="Arial"/>
+          <w:sz w:val="20"/>
+          <w:szCs w:val="20"/>
+        </w:rPr>
+        <w:t>(Product)</w:t>
+      </w:r>
+    </w:p>
+    <w:p>
+      <w:pPr>
+        <w:spacing w:before="100" w:beforeAutospacing="1" w:after="100" w:afterAutospacing="1" w:line="276" w:lineRule="auto"/>
+        <w:outlineLvl w:val="1"/>
+        <w:rPr>
+          <w:rFonts w:ascii="Arial" w:eastAsia="Times New Roman" w:hAnsi="Arial" w:cs="Arial"/>
+          <w:b/>
+          <w:bCs/>
+          <w:sz w:val="36"/>
+          <w:szCs w:val="36"/>
+        </w:rPr>
+      </w:pPr>
+      <w:r>
+        <w:rPr>
+          <w:rFonts w:ascii="Arial" w:eastAsia="Times New Roman" w:hAnsi="Arial" w:cs="Arial"/>
+          <w:b/>
+          <w:bCs/>
+          <w:sz w:val="36"/>
+          <w:szCs w:val="36"/>
+        </w:rPr>
+        <w:t xml:space="preserve">2. </w:t>
+      </w:r>
+      <w:proofErr w:type="spellStart"/>
+      <w:r>
+        <w:rPr>
+          <w:rFonts w:ascii="Arial" w:eastAsia="Times New Roman" w:hAnsi="Arial" w:cs="Arial"/>
+          <w:b/>
+          <w:bCs/>
+          <w:sz w:val="36"/>
+          <w:szCs w:val="36"/>
+        </w:rPr>
+        <w:t>list_display</w:t>
+      </w:r>
+      <w:proofErr w:type="spellEnd"/>
+    </w:p>
+    <w:p>
+      <w:pPr>
+        <w:spacing w:before="100" w:beforeAutospacing="1" w:after="100" w:afterAutospacing="1" w:line="276" w:lineRule="auto"/>
+        <w:rPr>
+          <w:rFonts w:ascii="Arial" w:eastAsia="Times New Roman" w:hAnsi="Arial" w:cs="Arial"/>
+          <w:sz w:val="24"/>
+          <w:szCs w:val="24"/>
+        </w:rPr>
+      </w:pPr>
+      <w:r>
+        <w:rPr>
+          <w:rFonts w:ascii="Arial" w:eastAsia="Times New Roman" w:hAnsi="Arial" w:cs="Arial"/>
+          <w:sz w:val="24"/>
+          <w:szCs w:val="24"/>
+        </w:rPr>
+        <w:t>Used to show fields in table format.</w:t>
+      </w:r>
+    </w:p>
+    <w:p>
+      <w:pPr>
+        <w:tabs>
+          <w:tab w:val="left" w:pos="916"/>
+          <w:tab w:val="left" w:pos="1832"/>
+          <w:tab w:val="left" w:pos="2748"/>
+          <w:tab w:val="left" w:pos="3664"/>
+          <w:tab w:val="left" w:pos="4580"/>
+          <w:tab w:val="left" w:pos="5496"/>
+          <w:tab w:val="left" w:pos="6412"/>
+          <w:tab w:val="left" w:pos="7328"/>
+          <w:tab w:val="left" w:pos="8244"/>
+          <w:tab w:val="left" w:pos="9160"/>
+          <w:tab w:val="left" w:pos="10076"/>
+          <w:tab w:val="left" w:pos="10992"/>
+          <w:tab w:val="left" w:pos="11908"/>
+          <w:tab w:val="left" w:pos="12824"/>
+          <w:tab w:val="left" w:pos="13740"/>
+          <w:tab w:val="left" w:pos="14656"/>
+        </w:tabs>
+        <w:spacing w:after="0" w:line="276" w:lineRule="auto"/>
+        <w:rPr>
+          <w:rFonts w:ascii="Arial" w:eastAsia="Times New Roman" w:hAnsi="Arial" w:cs="Arial"/>
+          <w:sz w:val="20"/>
+          <w:szCs w:val="20"/>
+        </w:rPr>
+      </w:pPr>
+      <w:r>
+        <w:rPr>
+          <w:rFonts w:ascii="Arial" w:eastAsia="Times New Roman" w:hAnsi="Arial" w:cs="Arial"/>
+          <w:sz w:val="20"/>
+          <w:szCs w:val="20"/>
+        </w:rPr>
+        <w:t xml:space="preserve">class </w:t>
+      </w:r>
+      <w:proofErr w:type="spellStart"/>
+      <w:r>
+        <w:rPr>
+          <w:rFonts w:ascii="Arial" w:eastAsia="Times New Roman" w:hAnsi="Arial" w:cs="Arial"/>
+          <w:sz w:val="20"/>
+          <w:szCs w:val="20"/>
+        </w:rPr>
+        <w:t>ProductAdmin</w:t>
+      </w:r>
+      <w:proofErr w:type="spellEnd"/>
+      <w:r>
+        <w:rPr>
+          <w:rFonts w:ascii="Arial" w:eastAsia="Times New Roman" w:hAnsi="Arial" w:cs="Arial"/>
+          <w:sz w:val="20"/>
+          <w:szCs w:val="20"/>
+        </w:rPr>
+        <w:t>(</w:t>
+      </w:r>
+      <w:proofErr w:type="spellStart"/>
+      <w:proofErr w:type="gramStart"/>
+      <w:r>
+        <w:rPr>
+          <w:rFonts w:ascii="Arial" w:eastAsia="Times New Roman" w:hAnsi="Arial" w:cs="Arial"/>
+          <w:sz w:val="20"/>
+          <w:szCs w:val="20"/>
+        </w:rPr>
+        <w:t>admin.ModelAdmin</w:t>
+      </w:r>
+      <w:proofErr w:type="spellEnd"/>
+      <w:proofErr w:type="gramEnd"/>
+      <w:r>
+        <w:rPr>
+          <w:rFonts w:ascii="Arial" w:eastAsia="Times New Roman" w:hAnsi="Arial" w:cs="Arial"/>
+          <w:sz w:val="20"/>
+          <w:szCs w:val="20"/>
+        </w:rPr>
+        <w:t>):</w:t>
+      </w:r>
+    </w:p>
+    <w:p>
+      <w:pPr>
+        <w:tabs>
+          <w:tab w:val="left" w:pos="916"/>
+          <w:tab w:val="left" w:pos="1832"/>
+          <w:tab w:val="left" w:pos="2748"/>
+          <w:tab w:val="left" w:pos="3664"/>
+          <w:tab w:val="left" w:pos="4580"/>
+          <w:tab w:val="left" w:pos="5496"/>
+          <w:tab w:val="left" w:pos="6412"/>
+          <w:tab w:val="left" w:pos="7328"/>
+          <w:tab w:val="left" w:pos="8244"/>
+          <w:tab w:val="left" w:pos="9160"/>
+          <w:tab w:val="left" w:pos="10076"/>
+          <w:tab w:val="left" w:pos="10992"/>
+          <w:tab w:val="left" w:pos="11908"/>
+          <w:tab w:val="left" w:pos="12824"/>
+          <w:tab w:val="left" w:pos="13740"/>
+          <w:tab w:val="left" w:pos="14656"/>
+        </w:tabs>
+        <w:spacing w:after="0" w:line="276" w:lineRule="auto"/>
+        <w:rPr>
+          <w:rFonts w:ascii="Arial" w:eastAsia="Times New Roman" w:hAnsi="Arial" w:cs="Arial"/>
+          <w:sz w:val="20"/>
+          <w:szCs w:val="20"/>
+        </w:rPr>
+      </w:pPr>
+      <w:r>
+        <w:rPr>
+          <w:rFonts w:ascii="Arial" w:eastAsia="Times New Roman" w:hAnsi="Arial" w:cs="Arial"/>
+          <w:sz w:val="20"/>
+          <w:szCs w:val="20"/>
+        </w:rPr>
+        <w:lastRenderedPageBreak/>
+        <w:t xml:space="preserve">    </w:t>
+      </w:r>
+      <w:proofErr w:type="spellStart"/>
+      <w:r>
+        <w:rPr>
+          <w:rFonts w:ascii="Arial" w:eastAsia="Times New Roman" w:hAnsi="Arial" w:cs="Arial"/>
+          <w:sz w:val="20"/>
+          <w:szCs w:val="20"/>
+        </w:rPr>
+        <w:t>list_display</w:t>
+      </w:r>
+      <w:proofErr w:type="spellEnd"/>
+      <w:r>
+        <w:rPr>
+          <w:rFonts w:ascii="Arial" w:eastAsia="Times New Roman" w:hAnsi="Arial" w:cs="Arial"/>
+          <w:sz w:val="20"/>
+          <w:szCs w:val="20"/>
+        </w:rPr>
+        <w:t xml:space="preserve"> = ('id', 'name', 'price')</w:t>
+      </w:r>
+    </w:p>
+    <w:p>
+      <w:pPr>
+        <w:spacing w:before="100" w:beforeAutospacing="1" w:after="100" w:afterAutospacing="1" w:line="276" w:lineRule="auto"/>
+        <w:outlineLvl w:val="1"/>
+        <w:rPr>
+          <w:rFonts w:ascii="Arial" w:eastAsia="Times New Roman" w:hAnsi="Arial" w:cs="Arial"/>
+          <w:b/>
+          <w:bCs/>
+          <w:sz w:val="36"/>
+          <w:szCs w:val="36"/>
+        </w:rPr>
+      </w:pPr>
+      <w:r>
+        <w:rPr>
+          <w:rFonts w:ascii="Arial" w:eastAsia="Times New Roman" w:hAnsi="Arial" w:cs="Arial"/>
+          <w:b/>
+          <w:bCs/>
+          <w:sz w:val="36"/>
+          <w:szCs w:val="36"/>
+        </w:rPr>
+        <w:t xml:space="preserve">3. </w:t>
+      </w:r>
+      <w:proofErr w:type="spellStart"/>
+      <w:r>
+        <w:rPr>
+          <w:rFonts w:ascii="Arial" w:eastAsia="Times New Roman" w:hAnsi="Arial" w:cs="Arial"/>
+          <w:b/>
+          <w:bCs/>
+          <w:sz w:val="36"/>
+          <w:szCs w:val="36"/>
+        </w:rPr>
+        <w:t>search_fields</w:t>
+      </w:r>
+      <w:proofErr w:type="spellEnd"/>
+    </w:p>
+    <w:p>
+      <w:pPr>
+        <w:spacing w:before="100" w:beforeAutospacing="1" w:after="100" w:afterAutospacing="1" w:line="276" w:lineRule="auto"/>
+        <w:rPr>
+          <w:rFonts w:ascii="Arial" w:eastAsia="Times New Roman" w:hAnsi="Arial" w:cs="Arial"/>
+          <w:sz w:val="24"/>
+          <w:szCs w:val="24"/>
+        </w:rPr>
+      </w:pPr>
+      <w:r>
+        <w:rPr>
+          <w:rFonts w:ascii="Arial" w:eastAsia="Times New Roman" w:hAnsi="Arial" w:cs="Arial"/>
+          <w:sz w:val="24"/>
+          <w:szCs w:val="24"/>
+        </w:rPr>
+        <w:t>Used to search records easily.</w:t>
+      </w:r>
+    </w:p>
+    <w:p>
+      <w:pPr>
+        <w:tabs>
+          <w:tab w:val="left" w:pos="916"/>
+          <w:tab w:val="left" w:pos="1832"/>
+          <w:tab w:val="left" w:pos="2748"/>
+          <w:tab w:val="left" w:pos="3664"/>
+          <w:tab w:val="left" w:pos="4580"/>
+          <w:tab w:val="left" w:pos="5496"/>
+          <w:tab w:val="left" w:pos="6412"/>
+          <w:tab w:val="left" w:pos="7328"/>
+          <w:tab w:val="left" w:pos="8244"/>
+          <w:tab w:val="left" w:pos="9160"/>
+          <w:tab w:val="left" w:pos="10076"/>
+          <w:tab w:val="left" w:pos="10992"/>
+          <w:tab w:val="left" w:pos="11908"/>
+          <w:tab w:val="left" w:pos="12824"/>
+          <w:tab w:val="left" w:pos="13740"/>
+          <w:tab w:val="left" w:pos="14656"/>
+        </w:tabs>
+        <w:spacing w:after="0" w:line="276" w:lineRule="auto"/>
+        <w:rPr>
+          <w:rFonts w:ascii="Arial" w:eastAsia="Times New Roman" w:hAnsi="Arial" w:cs="Arial"/>
+          <w:sz w:val="20"/>
+          <w:szCs w:val="20"/>
+        </w:rPr>
+      </w:pPr>
+      <w:r>
+        <w:rPr>
+          <w:rFonts w:ascii="Arial" w:eastAsia="Times New Roman" w:hAnsi="Arial" w:cs="Arial"/>
+          <w:sz w:val="20"/>
+          <w:szCs w:val="20"/>
+        </w:rPr>
+        <w:t xml:space="preserve">class </w:t>
+      </w:r>
+      <w:proofErr w:type="spellStart"/>
+      <w:r>
+        <w:rPr>
+          <w:rFonts w:ascii="Arial" w:eastAsia="Times New Roman" w:hAnsi="Arial" w:cs="Arial"/>
+          <w:sz w:val="20"/>
+          <w:szCs w:val="20"/>
+        </w:rPr>
+        <w:t>ProductAdmin</w:t>
+      </w:r>
+      <w:proofErr w:type="spellEnd"/>
+      <w:r>
+        <w:rPr>
+          <w:rFonts w:ascii="Arial" w:eastAsia="Times New Roman" w:hAnsi="Arial" w:cs="Arial"/>
+          <w:sz w:val="20"/>
+          <w:szCs w:val="20"/>
+        </w:rPr>
+        <w:t>(</w:t>
+      </w:r>
+      <w:proofErr w:type="spellStart"/>
+      <w:proofErr w:type="gramStart"/>
+      <w:r>
+        <w:rPr>
+          <w:rFonts w:ascii="Arial" w:eastAsia="Times New Roman" w:hAnsi="Arial" w:cs="Arial"/>
+          <w:sz w:val="20"/>
+          <w:szCs w:val="20"/>
+        </w:rPr>
+        <w:t>admin.ModelAdmin</w:t>
+      </w:r>
+      <w:proofErr w:type="spellEnd"/>
+      <w:proofErr w:type="gramEnd"/>
+      <w:r>
+        <w:rPr>
+          <w:rFonts w:ascii="Arial" w:eastAsia="Times New Roman" w:hAnsi="Arial" w:cs="Arial"/>
+          <w:sz w:val="20"/>
+          <w:szCs w:val="20"/>
+        </w:rPr>
+        <w:t>):</w:t>
+      </w:r>
+    </w:p>
+    <w:p>
+      <w:pPr>
+        <w:tabs>
+          <w:tab w:val="left" w:pos="916"/>
+          <w:tab w:val="left" w:pos="1832"/>
+          <w:tab w:val="left" w:pos="2748"/>
+          <w:tab w:val="left" w:pos="3664"/>
+          <w:tab w:val="left" w:pos="4580"/>
+          <w:tab w:val="left" w:pos="5496"/>
+          <w:tab w:val="left" w:pos="6412"/>
+          <w:tab w:val="left" w:pos="7328"/>
+          <w:tab w:val="left" w:pos="8244"/>
+          <w:tab w:val="left" w:pos="9160"/>
+          <w:tab w:val="left" w:pos="10076"/>
+          <w:tab w:val="left" w:pos="10992"/>
+          <w:tab w:val="left" w:pos="11908"/>
+          <w:tab w:val="left" w:pos="12824"/>
+          <w:tab w:val="left" w:pos="13740"/>
+          <w:tab w:val="left" w:pos="14656"/>
+        </w:tabs>
+        <w:spacing w:after="0" w:line="276" w:lineRule="auto"/>
+        <w:rPr>
+          <w:rFonts w:ascii="Arial" w:eastAsia="Times New Roman" w:hAnsi="Arial" w:cs="Arial"/>
+          <w:sz w:val="20"/>
+          <w:szCs w:val="20"/>
+        </w:rPr>
+      </w:pPr>
+      <w:r>
+        <w:rPr>
+          <w:rFonts w:ascii="Arial" w:eastAsia="Times New Roman" w:hAnsi="Arial" w:cs="Arial"/>
+          <w:sz w:val="20"/>
+          <w:szCs w:val="20"/>
+        </w:rPr>
+        <w:t xml:space="preserve">    </w:t>
+      </w:r>
+      <w:proofErr w:type="spellStart"/>
+      <w:r>
+        <w:rPr>
+          <w:rFonts w:ascii="Arial" w:eastAsia="Times New Roman" w:hAnsi="Arial" w:cs="Arial"/>
+          <w:sz w:val="20"/>
+          <w:szCs w:val="20"/>
+        </w:rPr>
+        <w:t>search_fields</w:t>
+      </w:r>
+      <w:proofErr w:type="spellEnd"/>
+      <w:r>
+        <w:rPr>
+          <w:rFonts w:ascii="Arial" w:eastAsia="Times New Roman" w:hAnsi="Arial" w:cs="Arial"/>
+          <w:sz w:val="20"/>
+          <w:szCs w:val="20"/>
+        </w:rPr>
+        <w:t xml:space="preserve"> = ('name',)</w:t>
+      </w:r>
+    </w:p>
+    <w:p>
+      <w:pPr>
+        <w:spacing w:before="100" w:beforeAutospacing="1" w:after="100" w:afterAutospacing="1" w:line="276" w:lineRule="auto"/>
+        <w:outlineLvl w:val="1"/>
+        <w:rPr>
+          <w:rFonts w:ascii="Arial" w:eastAsia="Times New Roman" w:hAnsi="Arial" w:cs="Arial"/>
+          <w:b/>
+          <w:bCs/>
+          <w:sz w:val="36"/>
+          <w:szCs w:val="36"/>
+        </w:rPr>
+      </w:pPr>
+      <w:r>
+        <w:rPr>
+          <w:rFonts w:ascii="Arial" w:eastAsia="Times New Roman" w:hAnsi="Arial" w:cs="Arial"/>
+          <w:b/>
+          <w:bCs/>
+          <w:sz w:val="36"/>
+          <w:szCs w:val="36"/>
+        </w:rPr>
+        <w:t xml:space="preserve">4. </w:t>
+      </w:r>
+      <w:proofErr w:type="spellStart"/>
+      <w:r>
+        <w:rPr>
+          <w:rFonts w:ascii="Arial" w:eastAsia="Times New Roman" w:hAnsi="Arial" w:cs="Arial"/>
+          <w:b/>
+          <w:bCs/>
+          <w:sz w:val="36"/>
+          <w:szCs w:val="36"/>
+        </w:rPr>
+        <w:t>list_filter</w:t>
+      </w:r>
+      <w:proofErr w:type="spellEnd"/>
+    </w:p>
+    <w:p>
+      <w:pPr>
+        <w:spacing w:before="100" w:beforeAutospacing="1" w:after="100" w:afterAutospacing="1" w:line="276" w:lineRule="auto"/>
+        <w:rPr>
+          <w:rFonts w:ascii="Arial" w:eastAsia="Times New Roman" w:hAnsi="Arial" w:cs="Arial"/>
+          <w:sz w:val="24"/>
+          <w:szCs w:val="24"/>
+        </w:rPr>
+      </w:pPr>
+      <w:r>
+        <w:rPr>
+          <w:rFonts w:ascii="Arial" w:eastAsia="Times New Roman" w:hAnsi="Arial" w:cs="Arial"/>
+          <w:sz w:val="24"/>
+          <w:szCs w:val="24"/>
+        </w:rPr>
+        <w:t>Used to filter records.</w:t>
+      </w:r>
+    </w:p>
+    <w:p>
+      <w:pPr>
+        <w:tabs>
+          <w:tab w:val="left" w:pos="916"/>
+          <w:tab w:val="left" w:pos="1832"/>
+          <w:tab w:val="left" w:pos="2748"/>
+          <w:tab w:val="left" w:pos="3664"/>
+          <w:tab w:val="left" w:pos="4580"/>
+          <w:tab w:val="left" w:pos="5496"/>
+          <w:tab w:val="left" w:pos="6412"/>
+          <w:tab w:val="left" w:pos="7328"/>
+          <w:tab w:val="left" w:pos="8244"/>
+          <w:tab w:val="left" w:pos="9160"/>
+          <w:tab w:val="left" w:pos="10076"/>
+          <w:tab w:val="left" w:pos="10992"/>
+          <w:tab w:val="left" w:pos="11908"/>
+          <w:tab w:val="left" w:pos="12824"/>
+          <w:tab w:val="left" w:pos="13740"/>
+          <w:tab w:val="left" w:pos="14656"/>
+        </w:tabs>
+        <w:spacing w:after="0" w:line="276" w:lineRule="auto"/>
+        <w:rPr>
+          <w:rFonts w:ascii="Arial" w:eastAsia="Times New Roman" w:hAnsi="Arial" w:cs="Arial"/>
+          <w:sz w:val="20"/>
+          <w:szCs w:val="20"/>
+        </w:rPr>
+      </w:pPr>
+      <w:r>
+        <w:rPr>
+          <w:rFonts w:ascii="Arial" w:eastAsia="Times New Roman" w:hAnsi="Arial" w:cs="Arial"/>
+          <w:sz w:val="20"/>
+          <w:szCs w:val="20"/>
+        </w:rPr>
+        <w:t xml:space="preserve">class </w:t>
+      </w:r>
+      <w:proofErr w:type="spellStart"/>
+      <w:r>
+        <w:rPr>
+          <w:rFonts w:ascii="Arial" w:eastAsia="Times New Roman" w:hAnsi="Arial" w:cs="Arial"/>
+          <w:sz w:val="20"/>
+          <w:szCs w:val="20"/>
+        </w:rPr>
+        <w:t>ProductAdmin</w:t>
+      </w:r>
+      <w:proofErr w:type="spellEnd"/>
+      <w:r>
+        <w:rPr>
+          <w:rFonts w:ascii="Arial" w:eastAsia="Times New Roman" w:hAnsi="Arial" w:cs="Arial"/>
+          <w:sz w:val="20"/>
+          <w:szCs w:val="20"/>
+        </w:rPr>
+        <w:t>(</w:t>
+      </w:r>
+      <w:proofErr w:type="spellStart"/>
+      <w:proofErr w:type="gramStart"/>
+      <w:r>
+        <w:rPr>
+          <w:rFonts w:ascii="Arial" w:eastAsia="Times New Roman" w:hAnsi="Arial" w:cs="Arial"/>
+          <w:sz w:val="20"/>
+          <w:szCs w:val="20"/>
+        </w:rPr>
+        <w:t>admin.ModelAdmin</w:t>
+      </w:r>
+      <w:proofErr w:type="spellEnd"/>
+      <w:proofErr w:type="gramEnd"/>
+      <w:r>
+        <w:rPr>
+          <w:rFonts w:ascii="Arial" w:eastAsia="Times New Roman" w:hAnsi="Arial" w:cs="Arial"/>
+          <w:sz w:val="20"/>
+          <w:szCs w:val="20"/>
+        </w:rPr>
+        <w:t>):</w:t>
+      </w:r>
+    </w:p>
+    <w:p>
+      <w:pPr>
+        <w:tabs>
+          <w:tab w:val="left" w:pos="916"/>
+          <w:tab w:val="left" w:pos="1832"/>
+          <w:tab w:val="left" w:pos="2748"/>
+          <w:tab w:val="left" w:pos="3664"/>
+          <w:tab w:val="left" w:pos="4580"/>
+          <w:tab w:val="left" w:pos="5496"/>
+          <w:tab w:val="left" w:pos="6412"/>
+          <w:tab w:val="left" w:pos="7328"/>
+          <w:tab w:val="left" w:pos="8244"/>
+          <w:tab w:val="left" w:pos="9160"/>
+          <w:tab w:val="left" w:pos="10076"/>
+          <w:tab w:val="left" w:pos="10992"/>
+          <w:tab w:val="left" w:pos="11908"/>
+          <w:tab w:val="left" w:pos="12824"/>
+          <w:tab w:val="left" w:pos="13740"/>
+          <w:tab w:val="left" w:pos="14656"/>
+        </w:tabs>
+        <w:spacing w:after="0" w:line="276" w:lineRule="auto"/>
+        <w:rPr>
+          <w:rFonts w:ascii="Arial" w:eastAsia="Times New Roman" w:hAnsi="Arial" w:cs="Arial"/>
+          <w:sz w:val="20"/>
+          <w:szCs w:val="20"/>
+        </w:rPr>
+      </w:pPr>
+      <w:r>
+        <w:rPr>
+          <w:rFonts w:ascii="Arial" w:eastAsia="Times New Roman" w:hAnsi="Arial" w:cs="Arial"/>
+          <w:sz w:val="20"/>
+          <w:szCs w:val="20"/>
+        </w:rPr>
+        <w:t xml:space="preserve">    </w:t>
+      </w:r>
+      <w:proofErr w:type="spellStart"/>
+      <w:r>
+        <w:rPr>
+          <w:rFonts w:ascii="Arial" w:eastAsia="Times New Roman" w:hAnsi="Arial" w:cs="Arial"/>
+          <w:sz w:val="20"/>
+          <w:szCs w:val="20"/>
+        </w:rPr>
+        <w:t>list_filter</w:t>
+      </w:r>
+      <w:proofErr w:type="spellEnd"/>
+      <w:r>
+        <w:rPr>
+          <w:rFonts w:ascii="Arial" w:eastAsia="Times New Roman" w:hAnsi="Arial" w:cs="Arial"/>
+          <w:sz w:val="20"/>
+          <w:szCs w:val="20"/>
+        </w:rPr>
+        <w:t xml:space="preserve"> = ('price',)</w:t>
+      </w:r>
+    </w:p>
+    <w:p>
+      <w:pPr>
+        <w:spacing w:before="100" w:beforeAutospacing="1" w:after="100" w:afterAutospacing="1" w:line="276" w:lineRule="auto"/>
+        <w:outlineLvl w:val="0"/>
+        <w:rPr>
+          <w:rFonts w:ascii="Arial" w:eastAsia="Times New Roman" w:hAnsi="Arial" w:cs="Arial"/>
+          <w:b/>
+          <w:bCs/>
+          <w:kern w:val="36"/>
+          <w:sz w:val="28"/>
+          <w:szCs w:val="28"/>
+        </w:rPr>
+      </w:pPr>
+      <w:r>
+        <w:rPr>
+          <w:rFonts w:ascii="Arial" w:eastAsia="Times New Roman" w:hAnsi="Arial" w:cs="Arial"/>
+          <w:b/>
+          <w:bCs/>
+          <w:kern w:val="36"/>
+          <w:sz w:val="28"/>
+          <w:szCs w:val="28"/>
+        </w:rPr>
+        <w:t>Example</w:t>
+      </w:r>
+    </w:p>
+    <w:p>
+      <w:pPr>
+        <w:tabs>
+          <w:tab w:val="left" w:pos="916"/>
+          <w:tab w:val="left" w:pos="1832"/>
+          <w:tab w:val="left" w:pos="2748"/>
+          <w:tab w:val="left" w:pos="3664"/>
+          <w:tab w:val="left" w:pos="4580"/>
+          <w:tab w:val="left" w:pos="5496"/>
+          <w:tab w:val="left" w:pos="6412"/>
+          <w:tab w:val="left" w:pos="7328"/>
+          <w:tab w:val="left" w:pos="8244"/>
+          <w:tab w:val="left" w:pos="9160"/>
+          <w:tab w:val="left" w:pos="10076"/>
+          <w:tab w:val="left" w:pos="10992"/>
+          <w:tab w:val="left" w:pos="11908"/>
+          <w:tab w:val="left" w:pos="12824"/>
+          <w:tab w:val="left" w:pos="13740"/>
+          <w:tab w:val="left" w:pos="14656"/>
+        </w:tabs>
+        <w:spacing w:after="0" w:line="276" w:lineRule="auto"/>
+        <w:rPr>
+          <w:rFonts w:ascii="Arial" w:eastAsia="Times New Roman" w:hAnsi="Arial" w:cs="Arial"/>
+          <w:sz w:val="20"/>
+          <w:szCs w:val="20"/>
+        </w:rPr>
+      </w:pPr>
+      <w:r>
+        <w:rPr>
+          <w:rFonts w:ascii="Arial" w:eastAsia="Times New Roman" w:hAnsi="Arial" w:cs="Arial"/>
+          <w:sz w:val="20"/>
+          <w:szCs w:val="20"/>
+        </w:rPr>
+        <w:t xml:space="preserve">from </w:t>
+      </w:r>
+      <w:proofErr w:type="spellStart"/>
+      <w:proofErr w:type="gramStart"/>
+      <w:r>
+        <w:rPr>
+          <w:rFonts w:ascii="Arial" w:eastAsia="Times New Roman" w:hAnsi="Arial" w:cs="Arial"/>
+          <w:sz w:val="20"/>
+          <w:szCs w:val="20"/>
+        </w:rPr>
+        <w:t>django.contrib</w:t>
+      </w:r>
+      <w:proofErr w:type="spellEnd"/>
+      <w:proofErr w:type="gramEnd"/>
+      <w:r>
+        <w:rPr>
+          <w:rFonts w:ascii="Arial" w:eastAsia="Times New Roman" w:hAnsi="Arial" w:cs="Arial"/>
+          <w:sz w:val="20"/>
+          <w:szCs w:val="20"/>
+        </w:rPr>
+        <w:t xml:space="preserve"> import admin</w:t>
+      </w:r>
+    </w:p>
+    <w:p>
+      <w:pPr>
+        <w:tabs>
+          <w:tab w:val="left" w:pos="916"/>
+          <w:tab w:val="left" w:pos="1832"/>
+          <w:tab w:val="left" w:pos="2748"/>
+          <w:tab w:val="left" w:pos="3664"/>
+          <w:tab w:val="left" w:pos="4580"/>
+          <w:tab w:val="left" w:pos="5496"/>
+          <w:tab w:val="left" w:pos="6412"/>
+          <w:tab w:val="left" w:pos="7328"/>
+          <w:tab w:val="left" w:pos="8244"/>
+          <w:tab w:val="left" w:pos="9160"/>
+          <w:tab w:val="left" w:pos="10076"/>
+          <w:tab w:val="left" w:pos="10992"/>
+          <w:tab w:val="left" w:pos="11908"/>
+          <w:tab w:val="left" w:pos="12824"/>
+          <w:tab w:val="left" w:pos="13740"/>
+          <w:tab w:val="left" w:pos="14656"/>
+        </w:tabs>
+        <w:spacing w:after="0" w:line="276" w:lineRule="auto"/>
+        <w:rPr>
+          <w:rFonts w:ascii="Arial" w:eastAsia="Times New Roman" w:hAnsi="Arial" w:cs="Arial"/>
+          <w:sz w:val="20"/>
+          <w:szCs w:val="20"/>
+        </w:rPr>
+      </w:pPr>
+      <w:proofErr w:type="gramStart"/>
+      <w:r>
+        <w:rPr>
+          <w:rFonts w:ascii="Arial" w:eastAsia="Times New Roman" w:hAnsi="Arial" w:cs="Arial"/>
+          <w:sz w:val="20"/>
+          <w:szCs w:val="20"/>
+        </w:rPr>
+        <w:t>from .models</w:t>
+      </w:r>
+      <w:proofErr w:type="gramEnd"/>
+      <w:r>
+        <w:rPr>
+          <w:rFonts w:ascii="Arial" w:eastAsia="Times New Roman" w:hAnsi="Arial" w:cs="Arial"/>
+          <w:sz w:val="20"/>
+          <w:szCs w:val="20"/>
+        </w:rPr>
+        <w:t xml:space="preserve"> import Product</w:t>
+      </w:r>
+    </w:p>
+    <w:p>
+      <w:pPr>
+        <w:tabs>
+          <w:tab w:val="left" w:pos="916"/>
+          <w:tab w:val="left" w:pos="1832"/>
+          <w:tab w:val="left" w:pos="2748"/>
+          <w:tab w:val="left" w:pos="3664"/>
+          <w:tab w:val="left" w:pos="4580"/>
+          <w:tab w:val="left" w:pos="5496"/>
+          <w:tab w:val="left" w:pos="6412"/>
+          <w:tab w:val="left" w:pos="7328"/>
+          <w:tab w:val="left" w:pos="8244"/>
+          <w:tab w:val="left" w:pos="9160"/>
+          <w:tab w:val="left" w:pos="10076"/>
+          <w:tab w:val="left" w:pos="10992"/>
+          <w:tab w:val="left" w:pos="11908"/>
+          <w:tab w:val="left" w:pos="12824"/>
+          <w:tab w:val="left" w:pos="13740"/>
+          <w:tab w:val="left" w:pos="14656"/>
+        </w:tabs>
+        <w:spacing w:after="0" w:line="276" w:lineRule="auto"/>
+        <w:rPr>
+          <w:rFonts w:ascii="Arial" w:eastAsia="Times New Roman" w:hAnsi="Arial" w:cs="Arial"/>
+          <w:sz w:val="20"/>
+          <w:szCs w:val="20"/>
+        </w:rPr>
+      </w:pPr>
+    </w:p>
+    <w:p>
+      <w:pPr>
+        <w:tabs>
+          <w:tab w:val="left" w:pos="916"/>
+          <w:tab w:val="left" w:pos="1832"/>
+          <w:tab w:val="left" w:pos="2748"/>
+          <w:tab w:val="left" w:pos="3664"/>
+          <w:tab w:val="left" w:pos="4580"/>
+          <w:tab w:val="left" w:pos="5496"/>
+          <w:tab w:val="left" w:pos="6412"/>
+          <w:tab w:val="left" w:pos="7328"/>
+          <w:tab w:val="left" w:pos="8244"/>
+          <w:tab w:val="left" w:pos="9160"/>
+          <w:tab w:val="left" w:pos="10076"/>
+          <w:tab w:val="left" w:pos="10992"/>
+          <w:tab w:val="left" w:pos="11908"/>
+          <w:tab w:val="left" w:pos="12824"/>
+          <w:tab w:val="left" w:pos="13740"/>
+          <w:tab w:val="left" w:pos="14656"/>
+        </w:tabs>
+        <w:spacing w:after="0" w:line="276" w:lineRule="auto"/>
+        <w:rPr>
+          <w:rFonts w:ascii="Arial" w:eastAsia="Times New Roman" w:hAnsi="Arial" w:cs="Arial"/>
+          <w:sz w:val="20"/>
+          <w:szCs w:val="20"/>
+        </w:rPr>
+      </w:pPr>
+      <w:r>
+        <w:rPr>
+          <w:rFonts w:ascii="Arial" w:eastAsia="Times New Roman" w:hAnsi="Arial" w:cs="Arial"/>
+          <w:sz w:val="20"/>
+          <w:szCs w:val="20"/>
+        </w:rPr>
+        <w:t xml:space="preserve">class </w:t>
+      </w:r>
+      <w:proofErr w:type="spellStart"/>
+      <w:r>
+        <w:rPr>
+          <w:rFonts w:ascii="Arial" w:eastAsia="Times New Roman" w:hAnsi="Arial" w:cs="Arial"/>
+          <w:sz w:val="20"/>
+          <w:szCs w:val="20"/>
+        </w:rPr>
+        <w:t>ProductAdmin</w:t>
+      </w:r>
+      <w:proofErr w:type="spellEnd"/>
+      <w:r>
+        <w:rPr>
+          <w:rFonts w:ascii="Arial" w:eastAsia="Times New Roman" w:hAnsi="Arial" w:cs="Arial"/>
+          <w:sz w:val="20"/>
+          <w:szCs w:val="20"/>
+        </w:rPr>
+        <w:t>(</w:t>
+      </w:r>
+      <w:proofErr w:type="spellStart"/>
+      <w:proofErr w:type="gramStart"/>
+      <w:r>
+        <w:rPr>
+          <w:rFonts w:ascii="Arial" w:eastAsia="Times New Roman" w:hAnsi="Arial" w:cs="Arial"/>
+          <w:sz w:val="20"/>
+          <w:szCs w:val="20"/>
+        </w:rPr>
+        <w:t>admin.ModelAdmin</w:t>
+      </w:r>
+      <w:proofErr w:type="spellEnd"/>
+      <w:proofErr w:type="gramEnd"/>
+      <w:r>
+        <w:rPr>
+          <w:rFonts w:ascii="Arial" w:eastAsia="Times New Roman" w:hAnsi="Arial" w:cs="Arial"/>
+          <w:sz w:val="20"/>
+          <w:szCs w:val="20"/>
+        </w:rPr>
+        <w:t>):</w:t>
+      </w:r>
+    </w:p>
+    <w:p>
+      <w:pPr>
+        <w:tabs>
+          <w:tab w:val="left" w:pos="916"/>
+          <w:tab w:val="left" w:pos="1832"/>
+          <w:tab w:val="left" w:pos="2748"/>
+          <w:tab w:val="left" w:pos="3664"/>
+          <w:tab w:val="left" w:pos="4580"/>
+          <w:tab w:val="left" w:pos="5496"/>
+          <w:tab w:val="left" w:pos="6412"/>
+          <w:tab w:val="left" w:pos="7328"/>
+          <w:tab w:val="left" w:pos="8244"/>
+          <w:tab w:val="left" w:pos="9160"/>
+          <w:tab w:val="left" w:pos="10076"/>
+          <w:tab w:val="left" w:pos="10992"/>
+          <w:tab w:val="left" w:pos="11908"/>
+          <w:tab w:val="left" w:pos="12824"/>
+          <w:tab w:val="left" w:pos="13740"/>
+          <w:tab w:val="left" w:pos="14656"/>
+        </w:tabs>
+        <w:spacing w:after="0" w:line="276" w:lineRule="auto"/>
+        <w:rPr>
+          <w:rFonts w:ascii="Arial" w:eastAsia="Times New Roman" w:hAnsi="Arial" w:cs="Arial"/>
+          <w:sz w:val="20"/>
+          <w:szCs w:val="20"/>
+        </w:rPr>
+      </w:pPr>
+      <w:r>
+        <w:rPr>
+          <w:rFonts w:ascii="Arial" w:eastAsia="Times New Roman" w:hAnsi="Arial" w:cs="Arial"/>
+          <w:sz w:val="20"/>
+          <w:szCs w:val="20"/>
+        </w:rPr>
+        <w:t xml:space="preserve">    </w:t>
+      </w:r>
+      <w:proofErr w:type="spellStart"/>
+      <w:r>
+        <w:rPr>
+          <w:rFonts w:ascii="Arial" w:eastAsia="Times New Roman" w:hAnsi="Arial" w:cs="Arial"/>
+          <w:sz w:val="20"/>
+          <w:szCs w:val="20"/>
+        </w:rPr>
+        <w:t>list_display</w:t>
+      </w:r>
+      <w:proofErr w:type="spellEnd"/>
+      <w:r>
+        <w:rPr>
+          <w:rFonts w:ascii="Arial" w:eastAsia="Times New Roman" w:hAnsi="Arial" w:cs="Arial"/>
+          <w:sz w:val="20"/>
+          <w:szCs w:val="20"/>
+        </w:rPr>
+        <w:t xml:space="preserve"> = ('id', 'name', 'price')</w:t>
+      </w:r>
+    </w:p>
+    <w:p>
+      <w:pPr>
+        <w:tabs>
+          <w:tab w:val="left" w:pos="916"/>
+          <w:tab w:val="left" w:pos="1832"/>
+          <w:tab w:val="left" w:pos="2748"/>
+          <w:tab w:val="left" w:pos="3664"/>
+          <w:tab w:val="left" w:pos="4580"/>
+          <w:tab w:val="left" w:pos="5496"/>
+          <w:tab w:val="left" w:pos="6412"/>
+          <w:tab w:val="left" w:pos="7328"/>
+          <w:tab w:val="left" w:pos="8244"/>
+          <w:tab w:val="left" w:pos="9160"/>
+          <w:tab w:val="left" w:pos="10076"/>
+          <w:tab w:val="left" w:pos="10992"/>
+          <w:tab w:val="left" w:pos="11908"/>
+          <w:tab w:val="left" w:pos="12824"/>
+          <w:tab w:val="left" w:pos="13740"/>
+          <w:tab w:val="left" w:pos="14656"/>
+        </w:tabs>
+        <w:spacing w:after="0" w:line="276" w:lineRule="auto"/>
+        <w:rPr>
+          <w:rFonts w:ascii="Arial" w:eastAsia="Times New Roman" w:hAnsi="Arial" w:cs="Arial"/>
+          <w:sz w:val="20"/>
+          <w:szCs w:val="20"/>
+        </w:rPr>
+      </w:pPr>
+      <w:r>
+        <w:rPr>
+          <w:rFonts w:ascii="Arial" w:eastAsia="Times New Roman" w:hAnsi="Arial" w:cs="Arial"/>
+          <w:sz w:val="20"/>
+          <w:szCs w:val="20"/>
+        </w:rPr>
+        <w:t xml:space="preserve">    </w:t>
+      </w:r>
+      <w:proofErr w:type="spellStart"/>
+      <w:r>
+        <w:rPr>
+          <w:rFonts w:ascii="Arial" w:eastAsia="Times New Roman" w:hAnsi="Arial" w:cs="Arial"/>
+          <w:sz w:val="20"/>
+          <w:szCs w:val="20"/>
+        </w:rPr>
+        <w:t>search_fields</w:t>
+      </w:r>
+      <w:proofErr w:type="spellEnd"/>
+      <w:r>
+        <w:rPr>
+          <w:rFonts w:ascii="Arial" w:eastAsia="Times New Roman" w:hAnsi="Arial" w:cs="Arial"/>
+          <w:sz w:val="20"/>
+          <w:szCs w:val="20"/>
+        </w:rPr>
+        <w:t xml:space="preserve"> = ('name',)</w:t>
+      </w:r>
+    </w:p>
+    <w:p>
+      <w:pPr>
+        <w:tabs>
+          <w:tab w:val="left" w:pos="916"/>
+          <w:tab w:val="left" w:pos="1832"/>
+          <w:tab w:val="left" w:pos="2748"/>
+          <w:tab w:val="left" w:pos="3664"/>
+          <w:tab w:val="left" w:pos="4580"/>
+          <w:tab w:val="left" w:pos="5496"/>
+          <w:tab w:val="left" w:pos="6412"/>
+          <w:tab w:val="left" w:pos="7328"/>
+          <w:tab w:val="left" w:pos="8244"/>
+          <w:tab w:val="left" w:pos="9160"/>
+          <w:tab w:val="left" w:pos="10076"/>
+          <w:tab w:val="left" w:pos="10992"/>
+          <w:tab w:val="left" w:pos="11908"/>
+          <w:tab w:val="left" w:pos="12824"/>
+          <w:tab w:val="left" w:pos="13740"/>
+          <w:tab w:val="left" w:pos="14656"/>
+        </w:tabs>
+        <w:spacing w:after="0" w:line="276" w:lineRule="auto"/>
+        <w:rPr>
+          <w:rFonts w:ascii="Arial" w:eastAsia="Times New Roman" w:hAnsi="Arial" w:cs="Arial"/>
+          <w:sz w:val="20"/>
+          <w:szCs w:val="20"/>
+        </w:rPr>
+      </w:pPr>
+    </w:p>
+    <w:p>
+      <w:pPr>
+        <w:tabs>
+          <w:tab w:val="left" w:pos="916"/>
+          <w:tab w:val="left" w:pos="1832"/>
+          <w:tab w:val="left" w:pos="2748"/>
+          <w:tab w:val="left" w:pos="3664"/>
+          <w:tab w:val="left" w:pos="4580"/>
+          <w:tab w:val="left" w:pos="5496"/>
+          <w:tab w:val="left" w:pos="6412"/>
+          <w:tab w:val="left" w:pos="7328"/>
+          <w:tab w:val="left" w:pos="8244"/>
+          <w:tab w:val="left" w:pos="9160"/>
+          <w:tab w:val="left" w:pos="10076"/>
+          <w:tab w:val="left" w:pos="10992"/>
+          <w:tab w:val="left" w:pos="11908"/>
+          <w:tab w:val="left" w:pos="12824"/>
+          <w:tab w:val="left" w:pos="13740"/>
+          <w:tab w:val="left" w:pos="14656"/>
+        </w:tabs>
+        <w:spacing w:after="0" w:line="276" w:lineRule="auto"/>
+        <w:rPr>
+          <w:rFonts w:ascii="Arial" w:eastAsia="Times New Roman" w:hAnsi="Arial" w:cs="Arial"/>
+          <w:sz w:val="20"/>
+          <w:szCs w:val="20"/>
+        </w:rPr>
+      </w:pPr>
+      <w:proofErr w:type="spellStart"/>
+      <w:proofErr w:type="gramStart"/>
+      <w:r>
+        <w:rPr>
+          <w:rFonts w:ascii="Arial" w:eastAsia="Times New Roman" w:hAnsi="Arial" w:cs="Arial"/>
+          <w:sz w:val="20"/>
+          <w:szCs w:val="20"/>
+        </w:rPr>
+        <w:t>admin.site</w:t>
+      </w:r>
+      <w:proofErr w:type="gramEnd"/>
+      <w:r>
+        <w:rPr>
+          <w:rFonts w:ascii="Arial" w:eastAsia="Times New Roman" w:hAnsi="Arial" w:cs="Arial"/>
+          <w:sz w:val="20"/>
+          <w:szCs w:val="20"/>
+        </w:rPr>
+        <w:t>.register</w:t>
+      </w:r>
+      <w:proofErr w:type="spellEnd"/>
+      <w:r>
+        <w:rPr>
+          <w:rFonts w:ascii="Arial" w:eastAsia="Times New Roman" w:hAnsi="Arial" w:cs="Arial"/>
+          <w:sz w:val="20"/>
+          <w:szCs w:val="20"/>
+        </w:rPr>
+        <w:t xml:space="preserve">(Product, </w:t>
+      </w:r>
+      <w:proofErr w:type="spellStart"/>
+      <w:r>
+        <w:rPr>
+          <w:rFonts w:ascii="Arial" w:eastAsia="Times New Roman" w:hAnsi="Arial" w:cs="Arial"/>
+          <w:sz w:val="20"/>
+          <w:szCs w:val="20"/>
+        </w:rPr>
+        <w:t>ProductAdmin</w:t>
+      </w:r>
+      <w:proofErr w:type="spellEnd"/>
+      <w:r>
+        <w:rPr>
+          <w:rFonts w:ascii="Arial" w:eastAsia="Times New Roman" w:hAnsi="Arial" w:cs="Arial"/>
+          <w:sz w:val="20"/>
+          <w:szCs w:val="20"/>
+        </w:rPr>
+        <w:t>)</w:t>
+      </w:r>
+    </w:p>
+    <w:p>
+      <w:pPr>
+        <w:spacing w:before="100" w:beforeAutospacing="1" w:after="100" w:afterAutospacing="1" w:line="276" w:lineRule="auto"/>
+        <w:outlineLvl w:val="0"/>
+        <w:rPr>
+          <w:rFonts w:ascii="Arial" w:eastAsia="Times New Roman" w:hAnsi="Arial" w:cs="Arial"/>
+          <w:b/>
+          <w:bCs/>
+          <w:kern w:val="36"/>
+          <w:sz w:val="28"/>
+          <w:szCs w:val="28"/>
+        </w:rPr>
+      </w:pPr>
+      <w:r>
+        <w:rPr>
+          <w:rFonts w:ascii="Arial" w:eastAsia="Times New Roman" w:hAnsi="Arial" w:cs="Arial"/>
+          <w:b/>
+          <w:bCs/>
+          <w:kern w:val="36"/>
+          <w:sz w:val="28"/>
+          <w:szCs w:val="28"/>
+        </w:rPr>
+        <w:t>Conclusion</w:t>
+      </w:r>
+    </w:p>
+    <w:p>
+      <w:pPr>
+        <w:spacing w:before="100" w:beforeAutospacing="1" w:after="100" w:afterAutospacing="1" w:line="276" w:lineRule="auto"/>
+        <w:rPr>
+          <w:rFonts w:ascii="Arial" w:eastAsia="Times New Roman" w:hAnsi="Arial" w:cs="Arial"/>
+          <w:sz w:val="24"/>
+          <w:szCs w:val="24"/>
+        </w:rPr>
+      </w:pPr>
+      <w:r>
+        <w:rPr>
+          <w:rFonts w:ascii="Arial" w:eastAsia="Times New Roman" w:hAnsi="Arial" w:cs="Arial"/>
+          <w:sz w:val="24"/>
+          <w:szCs w:val="24"/>
+        </w:rPr>
+        <w:t>Customizing the Django admin panel helps improve data management using features like list display, search, and filters.</w:t>
+      </w:r>
+    </w:p>
+    <w:p>
+      <w:pPr>
+        <w:spacing w:line="276" w:lineRule="auto"/>
+        <w:rPr>
+          <w:rFonts w:ascii="Arial" w:hAnsi="Arial" w:cs="Arial"/>
+          <w:b/>
+          <w:bCs/>
+          <w:sz w:val="36"/>
+          <w:szCs w:val="36"/>
+        </w:rPr>
+      </w:pPr>
+      <w:r>
+        <w:rPr>
+          <w:rFonts w:ascii="Arial" w:hAnsi="Arial" w:cs="Arial"/>
+          <w:b/>
+          <w:bCs/>
+          <w:sz w:val="36"/>
+          <w:szCs w:val="36"/>
+        </w:rPr>
+        <w:t>16. Payment Integration Using Paytm</w:t>
+      </w:r>
+    </w:p>
+    <w:p>
+      <w:pPr>
+        <w:spacing w:line="276" w:lineRule="auto"/>
+        <w:rPr>
+          <w:rFonts w:ascii="Arial" w:hAnsi="Arial" w:cs="Arial"/>
+        </w:rPr>
+      </w:pPr>
+      <w:r>
+        <w:rPr>
+          <w:rFonts w:ascii="Arial" w:hAnsi="Arial" w:cs="Arial"/>
+          <w:sz w:val="24"/>
+          <w:szCs w:val="24"/>
+        </w:rPr>
+        <w:t xml:space="preserve">Q1) </w:t>
+      </w:r>
+      <w:r>
+        <w:rPr>
+          <w:rFonts w:ascii="Arial" w:hAnsi="Arial" w:cs="Arial"/>
+        </w:rPr>
+        <w:t>Introduction to integrating payment gateways (like Paytm) in Django projects</w:t>
+      </w:r>
+    </w:p>
+    <w:p>
+      <w:pPr>
+        <w:pStyle w:val="NormalWeb"/>
+        <w:spacing w:line="276" w:lineRule="auto"/>
+        <w:rPr>
+          <w:rFonts w:ascii="Arial" w:hAnsi="Arial" w:cs="Arial"/>
+        </w:rPr>
+      </w:pPr>
+      <w:r>
+        <w:rPr>
+          <w:rFonts w:ascii="Arial" w:hAnsi="Arial" w:cs="Arial"/>
+        </w:rPr>
+        <w:t>A payment gateway is a service that allows online payments in web applications.</w:t>
+      </w:r>
+      <w:r>
+        <w:rPr>
+          <w:rFonts w:ascii="Arial" w:hAnsi="Arial" w:cs="Arial"/>
+        </w:rPr>
+        <w:br/>
+        <w:t>In Django projects, payment gateways like Paytm are integrated to accept payments through UPI, debit cards, credit cards, and net banking.</w:t>
+      </w:r>
+    </w:p>
+    <w:p>
+      <w:pPr>
+        <w:pStyle w:val="NormalWeb"/>
+        <w:spacing w:line="276" w:lineRule="auto"/>
+        <w:rPr>
+          <w:rFonts w:ascii="Arial" w:hAnsi="Arial" w:cs="Arial"/>
+        </w:rPr>
+      </w:pPr>
+      <w:r>
+        <w:rPr>
+          <w:rFonts w:ascii="Arial" w:hAnsi="Arial" w:cs="Arial"/>
+        </w:rPr>
+        <w:t>Payment gateway integration helps provide secure and fast online transactions for e-commerce websites and applications.</w:t>
+      </w:r>
+    </w:p>
+    <w:p>
+      <w:pPr>
+        <w:pStyle w:val="Heading2"/>
+        <w:spacing w:line="276" w:lineRule="auto"/>
+        <w:rPr>
+          <w:rFonts w:ascii="Arial" w:hAnsi="Arial" w:cs="Arial"/>
+        </w:rPr>
+      </w:pPr>
+      <w:r>
+        <w:rPr>
+          <w:rFonts w:ascii="Arial" w:hAnsi="Arial" w:cs="Arial"/>
+        </w:rPr>
+        <w:lastRenderedPageBreak/>
+        <w:t>Steps for Payment Gateway Integration</w:t>
+      </w:r>
+    </w:p>
+    <w:p>
+      <w:pPr>
+        <w:pStyle w:val="Heading2"/>
+        <w:spacing w:line="276" w:lineRule="auto"/>
+        <w:rPr>
+          <w:rFonts w:ascii="Arial" w:hAnsi="Arial" w:cs="Arial"/>
+        </w:rPr>
+      </w:pPr>
+      <w:r>
+        <w:rPr>
+          <w:rFonts w:ascii="Arial" w:hAnsi="Arial" w:cs="Arial"/>
+        </w:rPr>
+        <w:t>1. Create Merchant Account</w:t>
+      </w:r>
+    </w:p>
+    <w:p>
+      <w:pPr>
+        <w:pStyle w:val="NormalWeb"/>
+        <w:spacing w:line="276" w:lineRule="auto"/>
+        <w:rPr>
+          <w:rFonts w:ascii="Arial" w:hAnsi="Arial" w:cs="Arial"/>
+        </w:rPr>
+      </w:pPr>
+      <w:r>
+        <w:rPr>
+          <w:rFonts w:ascii="Arial" w:hAnsi="Arial" w:cs="Arial"/>
+        </w:rPr>
+        <w:t>First, create a merchant account on the Paytm website to get:</w:t>
+      </w:r>
+    </w:p>
+    <w:p>
+      <w:pPr>
+        <w:pStyle w:val="NormalWeb"/>
+        <w:numPr>
+          <w:ilvl w:val="0"/>
+          <w:numId w:val="8"/>
+        </w:numPr>
+        <w:spacing w:line="276" w:lineRule="auto"/>
+        <w:rPr>
+          <w:rFonts w:ascii="Arial" w:hAnsi="Arial" w:cs="Arial"/>
+        </w:rPr>
+      </w:pPr>
+      <w:r>
+        <w:rPr>
+          <w:rFonts w:ascii="Arial" w:hAnsi="Arial" w:cs="Arial"/>
+        </w:rPr>
+        <w:t>Merchant ID</w:t>
+      </w:r>
+    </w:p>
+    <w:p>
+      <w:pPr>
+        <w:pStyle w:val="NormalWeb"/>
+        <w:numPr>
+          <w:ilvl w:val="0"/>
+          <w:numId w:val="8"/>
+        </w:numPr>
+        <w:spacing w:line="276" w:lineRule="auto"/>
+        <w:rPr>
+          <w:rFonts w:ascii="Arial" w:hAnsi="Arial" w:cs="Arial"/>
+        </w:rPr>
+      </w:pPr>
+      <w:r>
+        <w:rPr>
+          <w:rFonts w:ascii="Arial" w:hAnsi="Arial" w:cs="Arial"/>
+        </w:rPr>
+        <w:t>Merchant Key</w:t>
+      </w:r>
+    </w:p>
+    <w:p>
+      <w:pPr>
+        <w:pStyle w:val="NormalWeb"/>
+        <w:numPr>
+          <w:ilvl w:val="0"/>
+          <w:numId w:val="8"/>
+        </w:numPr>
+        <w:spacing w:line="276" w:lineRule="auto"/>
+        <w:rPr>
+          <w:rFonts w:ascii="Arial" w:hAnsi="Arial" w:cs="Arial"/>
+        </w:rPr>
+      </w:pPr>
+      <w:r>
+        <w:rPr>
+          <w:rFonts w:ascii="Arial" w:hAnsi="Arial" w:cs="Arial"/>
+        </w:rPr>
+        <w:t>API Credentials</w:t>
+      </w:r>
+    </w:p>
+    <w:p>
+      <w:pPr>
+        <w:pStyle w:val="Heading2"/>
+        <w:spacing w:line="276" w:lineRule="auto"/>
+        <w:rPr>
+          <w:rFonts w:ascii="Arial" w:hAnsi="Arial" w:cs="Arial"/>
+        </w:rPr>
+      </w:pPr>
+      <w:r>
+        <w:rPr>
+          <w:rFonts w:ascii="Arial" w:hAnsi="Arial" w:cs="Arial"/>
+        </w:rPr>
+        <w:t>2. Install Required Packages</w:t>
+      </w:r>
+    </w:p>
+    <w:p>
+      <w:pPr>
+        <w:pStyle w:val="NormalWeb"/>
+        <w:spacing w:line="276" w:lineRule="auto"/>
+        <w:rPr>
+          <w:rFonts w:ascii="Arial" w:hAnsi="Arial" w:cs="Arial"/>
+        </w:rPr>
+      </w:pPr>
+      <w:r>
+        <w:rPr>
+          <w:rFonts w:ascii="Arial" w:hAnsi="Arial" w:cs="Arial"/>
+        </w:rPr>
+        <w:t>Install Paytm or payment-related libraries in Django.</w:t>
+      </w:r>
+    </w:p>
+    <w:p>
+      <w:pPr>
+        <w:pStyle w:val="HTMLPreformatted"/>
+        <w:spacing w:line="276" w:lineRule="auto"/>
+        <w:rPr>
+          <w:rStyle w:val="HTMLCode"/>
+          <w:rFonts w:ascii="Arial" w:hAnsi="Arial" w:cs="Arial"/>
+        </w:rPr>
+      </w:pPr>
+      <w:r>
+        <w:rPr>
+          <w:rStyle w:val="HTMLCode"/>
+          <w:rFonts w:ascii="Arial" w:hAnsi="Arial" w:cs="Arial"/>
+        </w:rPr>
+        <w:t xml:space="preserve">pip install </w:t>
+      </w:r>
+      <w:proofErr w:type="spellStart"/>
+      <w:r>
+        <w:rPr>
+          <w:rStyle w:val="HTMLCode"/>
+          <w:rFonts w:ascii="Arial" w:hAnsi="Arial" w:cs="Arial"/>
+        </w:rPr>
+        <w:t>paytmchecksum</w:t>
+      </w:r>
+      <w:proofErr w:type="spellEnd"/>
+    </w:p>
+    <w:p>
+      <w:pPr>
+        <w:pStyle w:val="Heading2"/>
+        <w:spacing w:line="276" w:lineRule="auto"/>
+        <w:rPr>
+          <w:rFonts w:ascii="Arial" w:hAnsi="Arial" w:cs="Arial"/>
+        </w:rPr>
+      </w:pPr>
+      <w:r>
+        <w:rPr>
+          <w:rFonts w:ascii="Arial" w:hAnsi="Arial" w:cs="Arial"/>
+        </w:rPr>
+        <w:t>3. Configure Settings</w:t>
+      </w:r>
+    </w:p>
+    <w:p>
+      <w:pPr>
+        <w:pStyle w:val="NormalWeb"/>
+        <w:spacing w:line="276" w:lineRule="auto"/>
+        <w:rPr>
+          <w:rFonts w:ascii="Arial" w:hAnsi="Arial" w:cs="Arial"/>
+        </w:rPr>
+      </w:pPr>
+      <w:r>
+        <w:rPr>
+          <w:rFonts w:ascii="Arial" w:hAnsi="Arial" w:cs="Arial"/>
+        </w:rPr>
+        <w:t xml:space="preserve">Add merchant details in </w:t>
+      </w:r>
+      <w:r>
+        <w:rPr>
+          <w:rStyle w:val="HTMLCode"/>
+          <w:rFonts w:ascii="Arial" w:hAnsi="Arial" w:cs="Arial"/>
+        </w:rPr>
+        <w:t>settings.py</w:t>
+      </w:r>
+      <w:r>
+        <w:rPr>
+          <w:rFonts w:ascii="Arial" w:hAnsi="Arial" w:cs="Arial"/>
+        </w:rPr>
+        <w:t>.</w:t>
+      </w:r>
+    </w:p>
+    <w:p>
+      <w:pPr>
+        <w:pStyle w:val="HTMLPreformatted"/>
+        <w:spacing w:line="276" w:lineRule="auto"/>
+        <w:rPr>
+          <w:rStyle w:val="HTMLCode"/>
+          <w:rFonts w:ascii="Arial" w:hAnsi="Arial" w:cs="Arial"/>
+        </w:rPr>
+      </w:pPr>
+      <w:r>
+        <w:rPr>
+          <w:rStyle w:val="HTMLCode"/>
+          <w:rFonts w:ascii="Arial" w:hAnsi="Arial" w:cs="Arial"/>
+        </w:rPr>
+        <w:t>PAYTM_MERCHANT_ID = "</w:t>
+      </w:r>
+      <w:proofErr w:type="spellStart"/>
+      <w:r>
+        <w:rPr>
+          <w:rStyle w:val="HTMLCode"/>
+          <w:rFonts w:ascii="Arial" w:hAnsi="Arial" w:cs="Arial"/>
+        </w:rPr>
+        <w:t>Your_Merchant_ID</w:t>
+      </w:r>
+      <w:proofErr w:type="spellEnd"/>
+      <w:r>
+        <w:rPr>
+          <w:rStyle w:val="HTMLCode"/>
+          <w:rFonts w:ascii="Arial" w:hAnsi="Arial" w:cs="Arial"/>
+        </w:rPr>
+        <w:t>"</w:t>
+      </w:r>
+    </w:p>
+    <w:p>
+      <w:pPr>
+        <w:pStyle w:val="HTMLPreformatted"/>
+        <w:spacing w:line="276" w:lineRule="auto"/>
+        <w:rPr>
+          <w:rStyle w:val="HTMLCode"/>
+          <w:rFonts w:ascii="Arial" w:hAnsi="Arial" w:cs="Arial"/>
+        </w:rPr>
+      </w:pPr>
+      <w:r>
+        <w:rPr>
+          <w:rStyle w:val="HTMLCode"/>
+          <w:rFonts w:ascii="Arial" w:hAnsi="Arial" w:cs="Arial"/>
+        </w:rPr>
+        <w:t>PAYTM_MERCHANT_KEY = "</w:t>
+      </w:r>
+      <w:proofErr w:type="spellStart"/>
+      <w:r>
+        <w:rPr>
+          <w:rStyle w:val="HTMLCode"/>
+          <w:rFonts w:ascii="Arial" w:hAnsi="Arial" w:cs="Arial"/>
+        </w:rPr>
+        <w:t>Your_Merchant_Key</w:t>
+      </w:r>
+      <w:proofErr w:type="spellEnd"/>
+      <w:r>
+        <w:rPr>
+          <w:rStyle w:val="HTMLCode"/>
+          <w:rFonts w:ascii="Arial" w:hAnsi="Arial" w:cs="Arial"/>
+        </w:rPr>
+        <w:t>"</w:t>
+      </w:r>
+    </w:p>
+    <w:p>
+      <w:pPr>
+        <w:pStyle w:val="Heading2"/>
+        <w:spacing w:line="276" w:lineRule="auto"/>
+        <w:rPr>
+          <w:rFonts w:ascii="Arial" w:hAnsi="Arial" w:cs="Arial"/>
+        </w:rPr>
+      </w:pPr>
+      <w:r>
+        <w:rPr>
+          <w:rFonts w:ascii="Arial" w:hAnsi="Arial" w:cs="Arial"/>
+        </w:rPr>
+        <w:t>4. Create Payment Request</w:t>
+      </w:r>
+    </w:p>
+    <w:p>
+      <w:pPr>
+        <w:pStyle w:val="NormalWeb"/>
+        <w:spacing w:line="276" w:lineRule="auto"/>
+        <w:rPr>
+          <w:rFonts w:ascii="Arial" w:hAnsi="Arial" w:cs="Arial"/>
+        </w:rPr>
+      </w:pPr>
+      <w:r>
+        <w:rPr>
+          <w:rFonts w:ascii="Arial" w:hAnsi="Arial" w:cs="Arial"/>
+        </w:rPr>
+        <w:t>Send payment details like amount and order ID to the payment gateway.</w:t>
+      </w:r>
+    </w:p>
+    <w:p>
+      <w:pPr>
+        <w:pStyle w:val="HTMLPreformatted"/>
+        <w:spacing w:line="276" w:lineRule="auto"/>
+        <w:rPr>
+          <w:rStyle w:val="HTMLCode"/>
+          <w:rFonts w:ascii="Arial" w:hAnsi="Arial" w:cs="Arial"/>
+        </w:rPr>
+      </w:pPr>
+      <w:r>
+        <w:rPr>
+          <w:rStyle w:val="HTMLCode"/>
+          <w:rFonts w:ascii="Arial" w:hAnsi="Arial" w:cs="Arial"/>
+        </w:rPr>
+        <w:t>params = {</w:t>
+      </w:r>
+    </w:p>
+    <w:p>
+      <w:pPr>
+        <w:pStyle w:val="HTMLPreformatted"/>
+        <w:spacing w:line="276" w:lineRule="auto"/>
+        <w:rPr>
+          <w:rStyle w:val="HTMLCode"/>
+          <w:rFonts w:ascii="Arial" w:hAnsi="Arial" w:cs="Arial"/>
+        </w:rPr>
+      </w:pPr>
+      <w:r>
+        <w:rPr>
+          <w:rStyle w:val="HTMLCode"/>
+          <w:rFonts w:ascii="Arial" w:hAnsi="Arial" w:cs="Arial"/>
+        </w:rPr>
+        <w:t xml:space="preserve">    "MID": "</w:t>
+      </w:r>
+      <w:proofErr w:type="spellStart"/>
+      <w:r>
+        <w:rPr>
+          <w:rStyle w:val="HTMLCode"/>
+          <w:rFonts w:ascii="Arial" w:hAnsi="Arial" w:cs="Arial"/>
+        </w:rPr>
+        <w:t>MerchantID</w:t>
+      </w:r>
+      <w:proofErr w:type="spellEnd"/>
+      <w:r>
+        <w:rPr>
+          <w:rStyle w:val="HTMLCode"/>
+          <w:rFonts w:ascii="Arial" w:hAnsi="Arial" w:cs="Arial"/>
+        </w:rPr>
+        <w:t>",</w:t>
+      </w:r>
+    </w:p>
+    <w:p>
+      <w:pPr>
+        <w:pStyle w:val="HTMLPreformatted"/>
+        <w:spacing w:line="276" w:lineRule="auto"/>
+        <w:rPr>
+          <w:rStyle w:val="HTMLCode"/>
+          <w:rFonts w:ascii="Arial" w:hAnsi="Arial" w:cs="Arial"/>
+        </w:rPr>
+      </w:pPr>
+      <w:r>
+        <w:rPr>
+          <w:rStyle w:val="HTMLCode"/>
+          <w:rFonts w:ascii="Arial" w:hAnsi="Arial" w:cs="Arial"/>
+        </w:rPr>
+        <w:t xml:space="preserve">    "ORDER_ID": "ORDER123",</w:t>
+      </w:r>
+    </w:p>
+    <w:p>
+      <w:pPr>
+        <w:pStyle w:val="HTMLPreformatted"/>
+        <w:spacing w:line="276" w:lineRule="auto"/>
+        <w:rPr>
+          <w:rStyle w:val="HTMLCode"/>
+          <w:rFonts w:ascii="Arial" w:hAnsi="Arial" w:cs="Arial"/>
+        </w:rPr>
+      </w:pPr>
+      <w:r>
+        <w:rPr>
+          <w:rStyle w:val="HTMLCode"/>
+          <w:rFonts w:ascii="Arial" w:hAnsi="Arial" w:cs="Arial"/>
+        </w:rPr>
+        <w:t xml:space="preserve">    "TXN_AMOUNT": "500",</w:t>
+      </w:r>
+    </w:p>
+    <w:p>
+      <w:pPr>
+        <w:pStyle w:val="HTMLPreformatted"/>
+        <w:spacing w:line="276" w:lineRule="auto"/>
+        <w:rPr>
+          <w:rStyle w:val="HTMLCode"/>
+          <w:rFonts w:ascii="Arial" w:hAnsi="Arial" w:cs="Arial"/>
+        </w:rPr>
+      </w:pPr>
+      <w:r>
+        <w:rPr>
+          <w:rStyle w:val="HTMLCode"/>
+          <w:rFonts w:ascii="Arial" w:hAnsi="Arial" w:cs="Arial"/>
+        </w:rPr>
+        <w:t>}</w:t>
+      </w:r>
+    </w:p>
+    <w:p>
+      <w:pPr>
+        <w:pStyle w:val="Heading2"/>
+        <w:spacing w:line="276" w:lineRule="auto"/>
+        <w:rPr>
+          <w:rFonts w:ascii="Arial" w:hAnsi="Arial" w:cs="Arial"/>
+        </w:rPr>
+      </w:pPr>
+      <w:r>
+        <w:rPr>
+          <w:rFonts w:ascii="Arial" w:hAnsi="Arial" w:cs="Arial"/>
+        </w:rPr>
+        <w:t>5. Handle Payment Response</w:t>
+      </w:r>
+    </w:p>
+    <w:p>
+      <w:pPr>
+        <w:pStyle w:val="NormalWeb"/>
+        <w:spacing w:line="276" w:lineRule="auto"/>
+        <w:rPr>
+          <w:rFonts w:ascii="Arial" w:hAnsi="Arial" w:cs="Arial"/>
+        </w:rPr>
+      </w:pPr>
+      <w:r>
+        <w:rPr>
+          <w:rFonts w:ascii="Arial" w:hAnsi="Arial" w:cs="Arial"/>
+        </w:rPr>
+        <w:t>After payment, Paytm returns the payment status to Django.</w:t>
+      </w:r>
+    </w:p>
+    <w:p>
+      <w:pPr>
+        <w:pStyle w:val="HTMLPreformatted"/>
+        <w:spacing w:line="276" w:lineRule="auto"/>
+        <w:rPr>
+          <w:rStyle w:val="HTMLCode"/>
+          <w:rFonts w:ascii="Arial" w:hAnsi="Arial" w:cs="Arial"/>
+        </w:rPr>
+      </w:pPr>
+      <w:r>
+        <w:rPr>
+          <w:rStyle w:val="HTMLCode"/>
+          <w:rFonts w:ascii="Arial" w:hAnsi="Arial" w:cs="Arial"/>
+        </w:rPr>
+        <w:t>if response["STATUS"] == "TXN_SUCCESS":</w:t>
+      </w:r>
+    </w:p>
+    <w:p>
+      <w:pPr>
+        <w:pStyle w:val="HTMLPreformatted"/>
+        <w:spacing w:line="276" w:lineRule="auto"/>
+        <w:rPr>
+          <w:rStyle w:val="HTMLCode"/>
+          <w:rFonts w:ascii="Arial" w:hAnsi="Arial" w:cs="Arial"/>
+        </w:rPr>
+      </w:pPr>
+      <w:r>
+        <w:rPr>
+          <w:rStyle w:val="HTMLCode"/>
+          <w:rFonts w:ascii="Arial" w:hAnsi="Arial" w:cs="Arial"/>
+        </w:rPr>
+        <w:t xml:space="preserve">    </w:t>
+      </w:r>
+      <w:proofErr w:type="gramStart"/>
+      <w:r>
+        <w:rPr>
+          <w:rStyle w:val="HTMLCode"/>
+          <w:rFonts w:ascii="Arial" w:hAnsi="Arial" w:cs="Arial"/>
+        </w:rPr>
+        <w:t>print(</w:t>
+      </w:r>
+      <w:proofErr w:type="gramEnd"/>
+      <w:r>
+        <w:rPr>
+          <w:rStyle w:val="HTMLCode"/>
+          <w:rFonts w:ascii="Arial" w:hAnsi="Arial" w:cs="Arial"/>
+        </w:rPr>
+        <w:t>"Payment Successful")</w:t>
+      </w:r>
+    </w:p>
+    <w:p>
+      <w:pPr>
+        <w:pStyle w:val="Heading1"/>
+        <w:spacing w:line="276" w:lineRule="auto"/>
+        <w:rPr>
+          <w:rFonts w:ascii="Arial" w:hAnsi="Arial" w:cs="Arial"/>
+          <w:sz w:val="28"/>
+          <w:szCs w:val="28"/>
+        </w:rPr>
+      </w:pPr>
+      <w:r>
+        <w:rPr>
+          <w:rFonts w:ascii="Arial" w:hAnsi="Arial" w:cs="Arial"/>
+          <w:sz w:val="28"/>
+          <w:szCs w:val="28"/>
+        </w:rPr>
+        <w:t>Example</w:t>
+      </w:r>
+    </w:p>
+    <w:p>
+      <w:pPr>
+        <w:pStyle w:val="HTMLPreformatted"/>
+        <w:spacing w:line="276" w:lineRule="auto"/>
+        <w:rPr>
+          <w:rStyle w:val="HTMLCode"/>
+          <w:rFonts w:ascii="Arial" w:hAnsi="Arial" w:cs="Arial"/>
+        </w:rPr>
+      </w:pPr>
+      <w:r>
+        <w:rPr>
+          <w:rStyle w:val="HTMLCode"/>
+          <w:rFonts w:ascii="Arial" w:hAnsi="Arial" w:cs="Arial"/>
+        </w:rPr>
+        <w:t xml:space="preserve">from </w:t>
+      </w:r>
+      <w:proofErr w:type="spellStart"/>
+      <w:proofErr w:type="gramStart"/>
+      <w:r>
+        <w:rPr>
+          <w:rStyle w:val="HTMLCode"/>
+          <w:rFonts w:ascii="Arial" w:hAnsi="Arial" w:cs="Arial"/>
+        </w:rPr>
+        <w:t>django.shortcuts</w:t>
+      </w:r>
+      <w:proofErr w:type="spellEnd"/>
+      <w:proofErr w:type="gramEnd"/>
+      <w:r>
+        <w:rPr>
+          <w:rStyle w:val="HTMLCode"/>
+          <w:rFonts w:ascii="Arial" w:hAnsi="Arial" w:cs="Arial"/>
+        </w:rPr>
+        <w:t xml:space="preserve"> import render</w:t>
+      </w:r>
+    </w:p>
+    <w:p>
+      <w:pPr>
+        <w:pStyle w:val="HTMLPreformatted"/>
+        <w:spacing w:line="276" w:lineRule="auto"/>
+        <w:rPr>
+          <w:rStyle w:val="HTMLCode"/>
+          <w:rFonts w:ascii="Arial" w:hAnsi="Arial" w:cs="Arial"/>
+        </w:rPr>
+      </w:pPr>
+    </w:p>
+    <w:p>
+      <w:pPr>
+        <w:pStyle w:val="HTMLPreformatted"/>
+        <w:spacing w:line="276" w:lineRule="auto"/>
+        <w:rPr>
+          <w:rStyle w:val="HTMLCode"/>
+          <w:rFonts w:ascii="Arial" w:hAnsi="Arial" w:cs="Arial"/>
+        </w:rPr>
+      </w:pPr>
+      <w:r>
+        <w:rPr>
+          <w:rStyle w:val="HTMLCode"/>
+          <w:rFonts w:ascii="Arial" w:hAnsi="Arial" w:cs="Arial"/>
+        </w:rPr>
+        <w:t>def payment(request):</w:t>
+      </w:r>
+    </w:p>
+    <w:p>
+      <w:pPr>
+        <w:pStyle w:val="HTMLPreformatted"/>
+        <w:spacing w:line="276" w:lineRule="auto"/>
+        <w:rPr>
+          <w:rStyle w:val="HTMLCode"/>
+          <w:rFonts w:ascii="Arial" w:hAnsi="Arial" w:cs="Arial"/>
+        </w:rPr>
+      </w:pPr>
+      <w:r>
+        <w:rPr>
+          <w:rStyle w:val="HTMLCode"/>
+          <w:rFonts w:ascii="Arial" w:hAnsi="Arial" w:cs="Arial"/>
+        </w:rPr>
+        <w:t xml:space="preserve">    amount = 500</w:t>
+      </w:r>
+    </w:p>
+    <w:p>
+      <w:pPr>
+        <w:pStyle w:val="HTMLPreformatted"/>
+        <w:spacing w:line="276" w:lineRule="auto"/>
+        <w:rPr>
+          <w:rStyle w:val="HTMLCode"/>
+          <w:rFonts w:ascii="Arial" w:hAnsi="Arial" w:cs="Arial"/>
+        </w:rPr>
+      </w:pPr>
+      <w:r>
+        <w:rPr>
+          <w:rStyle w:val="HTMLCode"/>
+          <w:rFonts w:ascii="Arial" w:hAnsi="Arial" w:cs="Arial"/>
+        </w:rPr>
+        <w:t xml:space="preserve">    return </w:t>
+      </w:r>
+      <w:proofErr w:type="gramStart"/>
+      <w:r>
+        <w:rPr>
+          <w:rStyle w:val="HTMLCode"/>
+          <w:rFonts w:ascii="Arial" w:hAnsi="Arial" w:cs="Arial"/>
+        </w:rPr>
+        <w:t>render(</w:t>
+      </w:r>
+      <w:proofErr w:type="gramEnd"/>
+      <w:r>
+        <w:rPr>
+          <w:rStyle w:val="HTMLCode"/>
+          <w:rFonts w:ascii="Arial" w:hAnsi="Arial" w:cs="Arial"/>
+        </w:rPr>
+        <w:t>request, "payment.html", {"amount": amount})</w:t>
+      </w:r>
+    </w:p>
+    <w:p>
+      <w:pPr>
+        <w:pStyle w:val="Heading1"/>
+        <w:spacing w:line="276" w:lineRule="auto"/>
+        <w:rPr>
+          <w:rFonts w:ascii="Arial" w:hAnsi="Arial" w:cs="Arial"/>
+          <w:sz w:val="28"/>
+          <w:szCs w:val="28"/>
+        </w:rPr>
+      </w:pPr>
+      <w:r>
+        <w:rPr>
+          <w:rFonts w:ascii="Arial" w:hAnsi="Arial" w:cs="Arial"/>
+          <w:sz w:val="28"/>
+          <w:szCs w:val="28"/>
+        </w:rPr>
+        <w:lastRenderedPageBreak/>
+        <w:t>Conclusion</w:t>
+      </w:r>
+    </w:p>
+    <w:p>
+      <w:pPr>
+        <w:pStyle w:val="NormalWeb"/>
+        <w:spacing w:line="276" w:lineRule="auto"/>
+        <w:rPr>
+          <w:rFonts w:ascii="Arial" w:hAnsi="Arial" w:cs="Arial"/>
+        </w:rPr>
+      </w:pPr>
+      <w:r>
+        <w:rPr>
+          <w:rFonts w:ascii="Arial" w:hAnsi="Arial" w:cs="Arial"/>
+        </w:rPr>
+        <w:t>Integrating payment gateways like Paytm in Django projects helps websites accept secure online payments. It improves user experience and supports digital transactions easily.</w:t>
+      </w:r>
+    </w:p>
+    <w:p>
+      <w:pPr>
+        <w:spacing w:line="276" w:lineRule="auto"/>
+        <w:rPr>
+          <w:rFonts w:ascii="Arial" w:hAnsi="Arial" w:cs="Arial"/>
+          <w:b/>
+          <w:bCs/>
+          <w:sz w:val="36"/>
+          <w:szCs w:val="36"/>
+        </w:rPr>
+      </w:pPr>
+      <w:r>
+        <w:rPr>
+          <w:rFonts w:ascii="Arial" w:hAnsi="Arial" w:cs="Arial"/>
+          <w:b/>
+          <w:bCs/>
+          <w:sz w:val="36"/>
+          <w:szCs w:val="36"/>
+        </w:rPr>
+        <w:t>17. GitHub Project Deployment</w:t>
+      </w:r>
+    </w:p>
+    <w:p>
+      <w:pPr>
+        <w:spacing w:line="276" w:lineRule="auto"/>
+        <w:rPr>
+          <w:rFonts w:ascii="Arial" w:hAnsi="Arial" w:cs="Arial"/>
+        </w:rPr>
+      </w:pPr>
+      <w:r>
+        <w:rPr>
+          <w:rFonts w:ascii="Arial" w:hAnsi="Arial" w:cs="Arial"/>
+          <w:sz w:val="24"/>
+          <w:szCs w:val="24"/>
+        </w:rPr>
+        <w:t xml:space="preserve">Q1) </w:t>
+      </w:r>
+      <w:r>
+        <w:rPr>
+          <w:rFonts w:ascii="Arial" w:hAnsi="Arial" w:cs="Arial"/>
+        </w:rPr>
+        <w:t>Steps to push a Django project to GitHub.</w:t>
+      </w:r>
+    </w:p>
+    <w:p>
+      <w:pPr>
+        <w:spacing w:line="276" w:lineRule="auto"/>
+        <w:rPr>
+          <w:rFonts w:ascii="Arial" w:hAnsi="Arial" w:cs="Arial"/>
+          <w:sz w:val="24"/>
+          <w:szCs w:val="24"/>
+        </w:rPr>
+      </w:pPr>
+      <w:r>
+        <w:rPr>
+          <w:rFonts w:ascii="Arial" w:hAnsi="Arial" w:cs="Arial"/>
+        </w:rPr>
+        <w:t>Django projects can be uploaded to GitHub using Git.</w:t>
+      </w:r>
+      <w:r>
+        <w:rPr>
+          <w:rFonts w:ascii="Arial" w:hAnsi="Arial" w:cs="Arial"/>
+        </w:rPr>
+        <w:br/>
+        <w:t>GitHub helps developers store, manage, and share project code online.</w:t>
+      </w:r>
+    </w:p>
+    <w:p>
+      <w:pPr>
+        <w:pStyle w:val="Heading2"/>
+        <w:spacing w:line="276" w:lineRule="auto"/>
+        <w:rPr>
+          <w:rFonts w:ascii="Arial" w:hAnsi="Arial" w:cs="Arial"/>
+        </w:rPr>
+      </w:pPr>
+      <w:r>
+        <w:rPr>
+          <w:rFonts w:ascii="Arial" w:hAnsi="Arial" w:cs="Arial"/>
+        </w:rPr>
+        <w:t>1. Initialize Git Repository</w:t>
+      </w:r>
+    </w:p>
+    <w:p>
+      <w:pPr>
+        <w:pStyle w:val="NormalWeb"/>
+        <w:spacing w:line="276" w:lineRule="auto"/>
+        <w:rPr>
+          <w:rFonts w:ascii="Arial" w:hAnsi="Arial" w:cs="Arial"/>
+        </w:rPr>
+      </w:pPr>
+      <w:r>
+        <w:rPr>
+          <w:rFonts w:ascii="Arial" w:hAnsi="Arial" w:cs="Arial"/>
+        </w:rPr>
+        <w:t>Open terminal in the project folder and run:</w:t>
+      </w:r>
+    </w:p>
+    <w:p>
+      <w:pPr>
+        <w:pStyle w:val="HTMLPreformatted"/>
+        <w:spacing w:line="276" w:lineRule="auto"/>
+        <w:rPr>
+          <w:rStyle w:val="HTMLCode"/>
+          <w:rFonts w:ascii="Arial" w:hAnsi="Arial" w:cs="Arial"/>
+        </w:rPr>
+      </w:pPr>
+      <w:r>
+        <w:rPr>
+          <w:rStyle w:val="HTMLCode"/>
+          <w:rFonts w:ascii="Arial" w:hAnsi="Arial" w:cs="Arial"/>
+        </w:rPr>
+        <w:t xml:space="preserve">git </w:t>
+      </w:r>
+      <w:proofErr w:type="spellStart"/>
+      <w:r>
+        <w:rPr>
+          <w:rStyle w:val="HTMLCode"/>
+          <w:rFonts w:ascii="Arial" w:hAnsi="Arial" w:cs="Arial"/>
+        </w:rPr>
+        <w:t>init</w:t>
+      </w:r>
+      <w:proofErr w:type="spellEnd"/>
+    </w:p>
+    <w:p>
+      <w:pPr>
+        <w:pStyle w:val="Heading2"/>
+        <w:spacing w:line="276" w:lineRule="auto"/>
+        <w:rPr>
+          <w:rFonts w:ascii="Arial" w:hAnsi="Arial" w:cs="Arial"/>
+        </w:rPr>
+      </w:pPr>
+      <w:r>
+        <w:rPr>
+          <w:rFonts w:ascii="Arial" w:hAnsi="Arial" w:cs="Arial"/>
+        </w:rPr>
+        <w:t>2. Add Project Files</w:t>
+      </w:r>
+    </w:p>
+    <w:p>
+      <w:pPr>
+        <w:pStyle w:val="NormalWeb"/>
+        <w:spacing w:line="276" w:lineRule="auto"/>
+        <w:rPr>
+          <w:rFonts w:ascii="Arial" w:hAnsi="Arial" w:cs="Arial"/>
+        </w:rPr>
+      </w:pPr>
+      <w:r>
+        <w:rPr>
+          <w:rFonts w:ascii="Arial" w:hAnsi="Arial" w:cs="Arial"/>
+        </w:rPr>
+        <w:t>Add all files to Git.</w:t>
+      </w:r>
+    </w:p>
+    <w:p>
+      <w:pPr>
+        <w:pStyle w:val="HTMLPreformatted"/>
+        <w:spacing w:line="276" w:lineRule="auto"/>
+        <w:rPr>
+          <w:rStyle w:val="HTMLCode"/>
+          <w:rFonts w:ascii="Arial" w:hAnsi="Arial" w:cs="Arial"/>
+        </w:rPr>
+      </w:pPr>
+      <w:r>
+        <w:rPr>
+          <w:rStyle w:val="HTMLCode"/>
+          <w:rFonts w:ascii="Arial" w:hAnsi="Arial" w:cs="Arial"/>
+        </w:rPr>
+        <w:t xml:space="preserve">git </w:t>
+      </w:r>
+      <w:proofErr w:type="gramStart"/>
+      <w:r>
+        <w:rPr>
+          <w:rStyle w:val="HTMLCode"/>
+          <w:rFonts w:ascii="Arial" w:hAnsi="Arial" w:cs="Arial"/>
+        </w:rPr>
+        <w:t>add .</w:t>
+      </w:r>
+      <w:proofErr w:type="gramEnd"/>
+    </w:p>
+    <w:p>
+      <w:pPr>
+        <w:pStyle w:val="Heading2"/>
+        <w:spacing w:line="276" w:lineRule="auto"/>
+        <w:rPr>
+          <w:rFonts w:ascii="Arial" w:hAnsi="Arial" w:cs="Arial"/>
+        </w:rPr>
+      </w:pPr>
+      <w:r>
+        <w:rPr>
+          <w:rFonts w:ascii="Arial" w:hAnsi="Arial" w:cs="Arial"/>
+        </w:rPr>
+        <w:t>3. Commit the Project</w:t>
+      </w:r>
+    </w:p>
+    <w:p>
+      <w:pPr>
+        <w:pStyle w:val="NormalWeb"/>
+        <w:spacing w:line="276" w:lineRule="auto"/>
+        <w:rPr>
+          <w:rFonts w:ascii="Arial" w:hAnsi="Arial" w:cs="Arial"/>
+        </w:rPr>
+      </w:pPr>
+      <w:r>
+        <w:rPr>
+          <w:rFonts w:ascii="Arial" w:hAnsi="Arial" w:cs="Arial"/>
+        </w:rPr>
+        <w:t>Save the project changes.</w:t>
+      </w:r>
+    </w:p>
+    <w:p>
+      <w:pPr>
+        <w:pStyle w:val="HTMLPreformatted"/>
+        <w:spacing w:line="276" w:lineRule="auto"/>
+        <w:rPr>
+          <w:rStyle w:val="HTMLCode"/>
+          <w:rFonts w:ascii="Arial" w:hAnsi="Arial" w:cs="Arial"/>
+        </w:rPr>
+      </w:pPr>
+      <w:r>
+        <w:rPr>
+          <w:rStyle w:val="HTMLCode"/>
+          <w:rFonts w:ascii="Arial" w:hAnsi="Arial" w:cs="Arial"/>
+        </w:rPr>
+        <w:t>git commit -m "First Commit"</w:t>
+      </w:r>
+    </w:p>
+    <w:p>
+      <w:pPr>
+        <w:pStyle w:val="Heading2"/>
+        <w:spacing w:line="276" w:lineRule="auto"/>
+        <w:rPr>
+          <w:rFonts w:ascii="Arial" w:hAnsi="Arial" w:cs="Arial"/>
+        </w:rPr>
+      </w:pPr>
+      <w:r>
+        <w:rPr>
+          <w:rFonts w:ascii="Arial" w:hAnsi="Arial" w:cs="Arial"/>
+        </w:rPr>
+        <w:t>4. Create GitHub Repository</w:t>
+      </w:r>
+    </w:p>
+    <w:p>
+      <w:pPr>
+        <w:pStyle w:val="NormalWeb"/>
+        <w:spacing w:line="276" w:lineRule="auto"/>
+        <w:rPr>
+          <w:rFonts w:ascii="Arial" w:hAnsi="Arial" w:cs="Arial"/>
+        </w:rPr>
+      </w:pPr>
+      <w:r>
+        <w:rPr>
+          <w:rFonts w:ascii="Arial" w:hAnsi="Arial" w:cs="Arial"/>
+        </w:rPr>
+        <w:t>Create a new repository on GitHub.</w:t>
+      </w:r>
+    </w:p>
+    <w:p>
+      <w:pPr>
+        <w:pStyle w:val="NormalWeb"/>
+        <w:spacing w:line="276" w:lineRule="auto"/>
+        <w:rPr>
+          <w:rFonts w:ascii="Arial" w:hAnsi="Arial" w:cs="Arial"/>
+        </w:rPr>
+      </w:pPr>
+      <w:r>
+        <w:rPr>
+          <w:rFonts w:ascii="Arial" w:hAnsi="Arial" w:cs="Arial"/>
+        </w:rPr>
+        <w:t>Example:</w:t>
+      </w:r>
+    </w:p>
+    <w:p>
+      <w:pPr>
+        <w:pStyle w:val="NormalWeb"/>
+        <w:numPr>
+          <w:ilvl w:val="0"/>
+          <w:numId w:val="9"/>
+        </w:numPr>
+        <w:spacing w:line="276" w:lineRule="auto"/>
+        <w:rPr>
+          <w:rFonts w:ascii="Arial" w:hAnsi="Arial" w:cs="Arial"/>
+        </w:rPr>
+      </w:pPr>
+      <w:r>
+        <w:rPr>
+          <w:rFonts w:ascii="Arial" w:hAnsi="Arial" w:cs="Arial"/>
+        </w:rPr>
+        <w:t xml:space="preserve">Repository Name: </w:t>
+      </w:r>
+      <w:proofErr w:type="spellStart"/>
+      <w:r>
+        <w:rPr>
+          <w:rStyle w:val="HTMLCode"/>
+          <w:rFonts w:ascii="Arial" w:hAnsi="Arial" w:cs="Arial"/>
+        </w:rPr>
+        <w:t>django_project</w:t>
+      </w:r>
+      <w:proofErr w:type="spellEnd"/>
+    </w:p>
+    <w:p>
+      <w:pPr>
+        <w:pStyle w:val="Heading2"/>
+        <w:spacing w:line="276" w:lineRule="auto"/>
+        <w:rPr>
+          <w:rFonts w:ascii="Arial" w:hAnsi="Arial" w:cs="Arial"/>
+        </w:rPr>
+      </w:pPr>
+      <w:r>
+        <w:rPr>
+          <w:rFonts w:ascii="Arial" w:hAnsi="Arial" w:cs="Arial"/>
+        </w:rPr>
+        <w:t>5. Connect Local Project to GitHub</w:t>
+      </w:r>
+    </w:p>
+    <w:p>
+      <w:pPr>
+        <w:pStyle w:val="HTMLPreformatted"/>
+        <w:spacing w:line="276" w:lineRule="auto"/>
+        <w:rPr>
+          <w:rStyle w:val="HTMLCode"/>
+          <w:rFonts w:ascii="Arial" w:hAnsi="Arial" w:cs="Arial"/>
+        </w:rPr>
+      </w:pPr>
+      <w:r>
+        <w:rPr>
+          <w:rStyle w:val="HTMLCode"/>
+          <w:rFonts w:ascii="Arial" w:hAnsi="Arial" w:cs="Arial"/>
+        </w:rPr>
+        <w:t>git remote add origin https://github.com/username/django_project.git</w:t>
+      </w:r>
+    </w:p>
+    <w:p>
+      <w:pPr>
+        <w:pStyle w:val="Heading2"/>
+        <w:spacing w:line="276" w:lineRule="auto"/>
+        <w:rPr>
+          <w:rFonts w:ascii="Arial" w:hAnsi="Arial" w:cs="Arial"/>
+        </w:rPr>
+      </w:pPr>
+      <w:r>
+        <w:rPr>
+          <w:rFonts w:ascii="Arial" w:hAnsi="Arial" w:cs="Arial"/>
+        </w:rPr>
+        <w:t>6. Push Project to GitHub</w:t>
+      </w:r>
+    </w:p>
+    <w:p>
+      <w:pPr>
+        <w:pStyle w:val="HTMLPreformatted"/>
+        <w:spacing w:line="276" w:lineRule="auto"/>
+        <w:rPr>
+          <w:rStyle w:val="HTMLCode"/>
+          <w:rFonts w:ascii="Arial" w:hAnsi="Arial" w:cs="Arial"/>
+        </w:rPr>
+      </w:pPr>
+      <w:r>
+        <w:rPr>
+          <w:rStyle w:val="HTMLCode"/>
+          <w:rFonts w:ascii="Arial" w:hAnsi="Arial" w:cs="Arial"/>
+        </w:rPr>
+        <w:t>git push -u origin master</w:t>
+      </w:r>
+    </w:p>
+    <w:p>
+      <w:pPr>
+        <w:pStyle w:val="NormalWeb"/>
+        <w:spacing w:line="276" w:lineRule="auto"/>
+        <w:rPr>
+          <w:rFonts w:ascii="Arial" w:hAnsi="Arial" w:cs="Arial"/>
+        </w:rPr>
+      </w:pPr>
+      <w:r>
+        <w:rPr>
+          <w:rFonts w:ascii="Arial" w:hAnsi="Arial" w:cs="Arial"/>
+        </w:rPr>
+        <w:t>or</w:t>
+      </w:r>
+    </w:p>
+    <w:p>
+      <w:pPr>
+        <w:pStyle w:val="HTMLPreformatted"/>
+        <w:spacing w:line="276" w:lineRule="auto"/>
+        <w:rPr>
+          <w:rStyle w:val="HTMLCode"/>
+          <w:rFonts w:ascii="Arial" w:hAnsi="Arial" w:cs="Arial"/>
+        </w:rPr>
+      </w:pPr>
+      <w:r>
+        <w:rPr>
+          <w:rStyle w:val="HTMLCode"/>
+          <w:rFonts w:ascii="Arial" w:hAnsi="Arial" w:cs="Arial"/>
+        </w:rPr>
+        <w:t>git push -u origin main</w:t>
+      </w:r>
+    </w:p>
+    <w:p>
+      <w:pPr>
+        <w:pStyle w:val="Heading1"/>
+        <w:spacing w:line="276" w:lineRule="auto"/>
+        <w:rPr>
+          <w:rFonts w:ascii="Arial" w:hAnsi="Arial" w:cs="Arial"/>
+          <w:sz w:val="28"/>
+          <w:szCs w:val="28"/>
+        </w:rPr>
+      </w:pPr>
+      <w:r>
+        <w:rPr>
+          <w:rFonts w:ascii="Arial" w:hAnsi="Arial" w:cs="Arial"/>
+          <w:sz w:val="28"/>
+          <w:szCs w:val="28"/>
+        </w:rPr>
+        <w:lastRenderedPageBreak/>
+        <w:t>Example</w:t>
+      </w:r>
+    </w:p>
+    <w:p>
+      <w:pPr>
+        <w:pStyle w:val="HTMLPreformatted"/>
+        <w:spacing w:line="276" w:lineRule="auto"/>
+        <w:rPr>
+          <w:rStyle w:val="HTMLCode"/>
+          <w:rFonts w:ascii="Arial" w:hAnsi="Arial" w:cs="Arial"/>
+        </w:rPr>
+      </w:pPr>
+      <w:r>
+        <w:rPr>
+          <w:rStyle w:val="HTMLCode"/>
+          <w:rFonts w:ascii="Arial" w:hAnsi="Arial" w:cs="Arial"/>
+        </w:rPr>
+        <w:t xml:space="preserve">git </w:t>
+      </w:r>
+      <w:proofErr w:type="spellStart"/>
+      <w:r>
+        <w:rPr>
+          <w:rStyle w:val="HTMLCode"/>
+          <w:rFonts w:ascii="Arial" w:hAnsi="Arial" w:cs="Arial"/>
+        </w:rPr>
+        <w:t>init</w:t>
+      </w:r>
+      <w:proofErr w:type="spellEnd"/>
+    </w:p>
+    <w:p>
+      <w:pPr>
+        <w:pStyle w:val="HTMLPreformatted"/>
+        <w:spacing w:line="276" w:lineRule="auto"/>
+        <w:rPr>
+          <w:rStyle w:val="HTMLCode"/>
+          <w:rFonts w:ascii="Arial" w:hAnsi="Arial" w:cs="Arial"/>
+        </w:rPr>
+      </w:pPr>
+      <w:r>
+        <w:rPr>
+          <w:rStyle w:val="HTMLCode"/>
+          <w:rFonts w:ascii="Arial" w:hAnsi="Arial" w:cs="Arial"/>
+        </w:rPr>
+        <w:t xml:space="preserve">git </w:t>
+      </w:r>
+      <w:proofErr w:type="gramStart"/>
+      <w:r>
+        <w:rPr>
+          <w:rStyle w:val="HTMLCode"/>
+          <w:rFonts w:ascii="Arial" w:hAnsi="Arial" w:cs="Arial"/>
+        </w:rPr>
+        <w:t>add .</w:t>
+      </w:r>
+      <w:proofErr w:type="gramEnd"/>
+    </w:p>
+    <w:p>
+      <w:pPr>
+        <w:pStyle w:val="HTMLPreformatted"/>
+        <w:spacing w:line="276" w:lineRule="auto"/>
+        <w:rPr>
+          <w:rStyle w:val="HTMLCode"/>
+          <w:rFonts w:ascii="Arial" w:hAnsi="Arial" w:cs="Arial"/>
+        </w:rPr>
+      </w:pPr>
+      <w:r>
+        <w:rPr>
+          <w:rStyle w:val="HTMLCode"/>
+          <w:rFonts w:ascii="Arial" w:hAnsi="Arial" w:cs="Arial"/>
+        </w:rPr>
+        <w:t>git commit -m "Django Project Upload"</w:t>
+      </w:r>
+    </w:p>
+    <w:p>
+      <w:pPr>
+        <w:pStyle w:val="HTMLPreformatted"/>
+        <w:spacing w:line="276" w:lineRule="auto"/>
+        <w:rPr>
+          <w:rStyle w:val="HTMLCode"/>
+          <w:rFonts w:ascii="Arial" w:hAnsi="Arial" w:cs="Arial"/>
+        </w:rPr>
+      </w:pPr>
+      <w:r>
+        <w:rPr>
+          <w:rStyle w:val="HTMLCode"/>
+          <w:rFonts w:ascii="Arial" w:hAnsi="Arial" w:cs="Arial"/>
+        </w:rPr>
+        <w:t>git remote add origin https://github.com/vrujal/django_project.git</w:t>
+      </w:r>
+    </w:p>
+    <w:p>
+      <w:pPr>
+        <w:pStyle w:val="HTMLPreformatted"/>
+        <w:spacing w:line="276" w:lineRule="auto"/>
+        <w:rPr>
+          <w:rStyle w:val="HTMLCode"/>
+          <w:rFonts w:ascii="Arial" w:hAnsi="Arial" w:cs="Arial"/>
+        </w:rPr>
+      </w:pPr>
+      <w:r>
+        <w:rPr>
+          <w:rStyle w:val="HTMLCode"/>
+          <w:rFonts w:ascii="Arial" w:hAnsi="Arial" w:cs="Arial"/>
+        </w:rPr>
+        <w:t>git push -u origin main</w:t>
+      </w:r>
+    </w:p>
+    <w:p>
+      <w:pPr>
+        <w:pStyle w:val="Heading1"/>
+        <w:spacing w:line="276" w:lineRule="auto"/>
+        <w:rPr>
+          <w:rFonts w:ascii="Arial" w:hAnsi="Arial" w:cs="Arial"/>
+          <w:sz w:val="28"/>
+          <w:szCs w:val="28"/>
+        </w:rPr>
+      </w:pPr>
+      <w:r>
+        <w:rPr>
+          <w:rFonts w:ascii="Arial" w:hAnsi="Arial" w:cs="Arial"/>
+          <w:sz w:val="28"/>
+          <w:szCs w:val="28"/>
+        </w:rPr>
+        <w:t>Conclusion</w:t>
+      </w:r>
+    </w:p>
+    <w:p>
+      <w:pPr>
+        <w:pStyle w:val="NormalWeb"/>
+        <w:spacing w:line="276" w:lineRule="auto"/>
+        <w:rPr>
+          <w:rFonts w:ascii="Arial" w:hAnsi="Arial" w:cs="Arial"/>
+        </w:rPr>
+      </w:pPr>
+      <w:r>
+        <w:rPr>
+          <w:rFonts w:ascii="Arial" w:hAnsi="Arial" w:cs="Arial"/>
+        </w:rPr>
+        <w:t>GitHub is useful for storing and sharing Django projects.</w:t>
+      </w:r>
+      <w:r>
+        <w:rPr>
+          <w:rFonts w:ascii="Arial" w:hAnsi="Arial" w:cs="Arial"/>
+        </w:rPr>
+        <w:br/>
+        <w:t xml:space="preserve">Using Git commands like </w:t>
+      </w:r>
+      <w:r>
+        <w:rPr>
+          <w:rStyle w:val="HTMLCode"/>
+          <w:rFonts w:ascii="Arial" w:hAnsi="Arial" w:cs="Arial"/>
+        </w:rPr>
+        <w:t xml:space="preserve">git </w:t>
+      </w:r>
+      <w:proofErr w:type="spellStart"/>
+      <w:r>
+        <w:rPr>
+          <w:rStyle w:val="HTMLCode"/>
+          <w:rFonts w:ascii="Arial" w:hAnsi="Arial" w:cs="Arial"/>
+        </w:rPr>
+        <w:t>init</w:t>
+      </w:r>
+      <w:proofErr w:type="spellEnd"/>
+      <w:r>
+        <w:rPr>
+          <w:rFonts w:ascii="Arial" w:hAnsi="Arial" w:cs="Arial"/>
+        </w:rPr>
+        <w:t xml:space="preserve">, </w:t>
+      </w:r>
+      <w:r>
+        <w:rPr>
+          <w:rStyle w:val="HTMLCode"/>
+          <w:rFonts w:ascii="Arial" w:hAnsi="Arial" w:cs="Arial"/>
+        </w:rPr>
+        <w:t>git add</w:t>
+      </w:r>
+      <w:r>
+        <w:rPr>
+          <w:rFonts w:ascii="Arial" w:hAnsi="Arial" w:cs="Arial"/>
+        </w:rPr>
+        <w:t xml:space="preserve">, </w:t>
+      </w:r>
+      <w:r>
+        <w:rPr>
+          <w:rStyle w:val="HTMLCode"/>
+          <w:rFonts w:ascii="Arial" w:hAnsi="Arial" w:cs="Arial"/>
+        </w:rPr>
+        <w:t>git commit</w:t>
+      </w:r>
+      <w:r>
+        <w:rPr>
+          <w:rFonts w:ascii="Arial" w:hAnsi="Arial" w:cs="Arial"/>
+        </w:rPr>
+        <w:t xml:space="preserve">, and </w:t>
+      </w:r>
+      <w:r>
+        <w:rPr>
+          <w:rStyle w:val="HTMLCode"/>
+          <w:rFonts w:ascii="Arial" w:hAnsi="Arial" w:cs="Arial"/>
+        </w:rPr>
+        <w:t>git push</w:t>
+      </w:r>
+      <w:r>
+        <w:rPr>
+          <w:rFonts w:ascii="Arial" w:hAnsi="Arial" w:cs="Arial"/>
+        </w:rPr>
+        <w:t>, developers can upload projects easily.</w:t>
+      </w:r>
+    </w:p>
+    <w:p>
+      <w:pPr>
+        <w:spacing w:line="276" w:lineRule="auto"/>
+        <w:rPr>
+          <w:rFonts w:ascii="Arial" w:hAnsi="Arial" w:cs="Arial"/>
+          <w:b/>
+          <w:bCs/>
+          <w:sz w:val="36"/>
+          <w:szCs w:val="36"/>
+        </w:rPr>
+      </w:pPr>
+      <w:r>
+        <w:rPr>
+          <w:rFonts w:ascii="Arial" w:hAnsi="Arial" w:cs="Arial"/>
+          <w:b/>
+          <w:bCs/>
+          <w:sz w:val="36"/>
+          <w:szCs w:val="36"/>
+        </w:rPr>
+        <w:t>18. Live Project Deployment (PythonAnywhere)</w:t>
+      </w:r>
+    </w:p>
+    <w:p>
+      <w:pPr>
+        <w:spacing w:line="276" w:lineRule="auto"/>
+        <w:rPr>
+          <w:rFonts w:ascii="Arial" w:hAnsi="Arial" w:cs="Arial"/>
+        </w:rPr>
+      </w:pPr>
+      <w:r>
+        <w:rPr>
+          <w:rFonts w:ascii="Arial" w:hAnsi="Arial" w:cs="Arial"/>
+          <w:sz w:val="24"/>
+          <w:szCs w:val="24"/>
+        </w:rPr>
+        <w:t xml:space="preserve">Q1) </w:t>
+      </w:r>
+      <w:r>
+        <w:rPr>
+          <w:rFonts w:ascii="Arial" w:hAnsi="Arial" w:cs="Arial"/>
+        </w:rPr>
+        <w:t>Introduction to deploying Django projects to live servers like PythonAnywhere.</w:t>
+      </w:r>
+    </w:p>
+    <w:p>
+      <w:pPr>
+        <w:pStyle w:val="NormalWeb"/>
+        <w:spacing w:line="276" w:lineRule="auto"/>
+        <w:rPr>
+          <w:rFonts w:ascii="Arial" w:hAnsi="Arial" w:cs="Arial"/>
+        </w:rPr>
+      </w:pPr>
+      <w:r>
+        <w:rPr>
+          <w:rFonts w:ascii="Arial" w:hAnsi="Arial" w:cs="Arial"/>
+        </w:rPr>
+        <w:t>Deploying means making a Django project available on the internet so users can access it online.</w:t>
+      </w:r>
+      <w:r>
+        <w:rPr>
+          <w:rFonts w:ascii="Arial" w:hAnsi="Arial" w:cs="Arial"/>
+        </w:rPr>
+        <w:br/>
+        <w:t>Platforms like PythonAnywhere help developers host Django websites easily.</w:t>
+      </w:r>
+    </w:p>
+    <w:p>
+      <w:pPr>
+        <w:pStyle w:val="NormalWeb"/>
+        <w:spacing w:line="276" w:lineRule="auto"/>
+        <w:rPr>
+          <w:rFonts w:ascii="Arial" w:hAnsi="Arial" w:cs="Arial"/>
+        </w:rPr>
+      </w:pPr>
+      <w:r>
+        <w:rPr>
+          <w:rFonts w:ascii="Arial" w:hAnsi="Arial" w:cs="Arial"/>
+        </w:rPr>
+        <w:t>Deployment is important because local projects only run on a personal computer, while deployed projects can be accessed from anywhere.</w:t>
+      </w:r>
+    </w:p>
+    <w:p>
+      <w:pPr>
+        <w:pStyle w:val="Heading2"/>
+        <w:spacing w:line="276" w:lineRule="auto"/>
+        <w:rPr>
+          <w:rFonts w:ascii="Arial" w:hAnsi="Arial" w:cs="Arial"/>
+        </w:rPr>
+      </w:pPr>
+      <w:r>
+        <w:rPr>
+          <w:rFonts w:ascii="Arial" w:hAnsi="Arial" w:cs="Arial"/>
+        </w:rPr>
+        <w:t>Steps for Deploying Django Project on PythonAnywhere</w:t>
+      </w:r>
+    </w:p>
+    <w:p>
+      <w:pPr>
+        <w:pStyle w:val="Heading2"/>
+        <w:spacing w:line="276" w:lineRule="auto"/>
+        <w:rPr>
+          <w:rFonts w:ascii="Arial" w:hAnsi="Arial" w:cs="Arial"/>
+        </w:rPr>
+      </w:pPr>
+      <w:r>
+        <w:rPr>
+          <w:rFonts w:ascii="Arial" w:hAnsi="Arial" w:cs="Arial"/>
+        </w:rPr>
+        <w:t>1. Create PythonAnywhere Account</w:t>
+      </w:r>
+    </w:p>
+    <w:p>
+      <w:pPr>
+        <w:pStyle w:val="NormalWeb"/>
+        <w:spacing w:line="276" w:lineRule="auto"/>
+        <w:rPr>
+          <w:rFonts w:ascii="Arial" w:hAnsi="Arial" w:cs="Arial"/>
+        </w:rPr>
+      </w:pPr>
+      <w:r>
+        <w:rPr>
+          <w:rFonts w:ascii="Arial" w:hAnsi="Arial" w:cs="Arial"/>
+        </w:rPr>
+        <w:t>First, create an account on PythonAnywhere.</w:t>
+      </w:r>
+    </w:p>
+    <w:p>
+      <w:pPr>
+        <w:pStyle w:val="Heading2"/>
+        <w:spacing w:line="276" w:lineRule="auto"/>
+        <w:rPr>
+          <w:rFonts w:ascii="Arial" w:hAnsi="Arial" w:cs="Arial"/>
+        </w:rPr>
+      </w:pPr>
+      <w:r>
+        <w:rPr>
+          <w:rFonts w:ascii="Arial" w:hAnsi="Arial" w:cs="Arial"/>
+        </w:rPr>
+        <w:t>2. Upload Django Project</w:t>
+      </w:r>
+    </w:p>
+    <w:p>
+      <w:pPr>
+        <w:pStyle w:val="NormalWeb"/>
+        <w:spacing w:line="276" w:lineRule="auto"/>
+        <w:rPr>
+          <w:rFonts w:ascii="Arial" w:hAnsi="Arial" w:cs="Arial"/>
+        </w:rPr>
+      </w:pPr>
+      <w:r>
+        <w:rPr>
+          <w:rFonts w:ascii="Arial" w:hAnsi="Arial" w:cs="Arial"/>
+        </w:rPr>
+        <w:t>Upload the project files using GitHub or file upload.</w:t>
+      </w:r>
+    </w:p>
+    <w:p>
+      <w:pPr>
+        <w:pStyle w:val="Heading2"/>
+        <w:spacing w:line="276" w:lineRule="auto"/>
+        <w:rPr>
+          <w:rFonts w:ascii="Arial" w:hAnsi="Arial" w:cs="Arial"/>
+        </w:rPr>
+      </w:pPr>
+      <w:r>
+        <w:rPr>
+          <w:rFonts w:ascii="Arial" w:hAnsi="Arial" w:cs="Arial"/>
+        </w:rPr>
+        <w:t>3. Create Virtual Environment</w:t>
+      </w:r>
+    </w:p>
+    <w:p>
+      <w:pPr>
+        <w:pStyle w:val="NormalWeb"/>
+        <w:spacing w:line="276" w:lineRule="auto"/>
+        <w:rPr>
+          <w:rFonts w:ascii="Arial" w:hAnsi="Arial" w:cs="Arial"/>
+        </w:rPr>
+      </w:pPr>
+      <w:r>
+        <w:rPr>
+          <w:rFonts w:ascii="Arial" w:hAnsi="Arial" w:cs="Arial"/>
+        </w:rPr>
+        <w:t>Install Django and required packages.</w:t>
+      </w:r>
+    </w:p>
+    <w:p>
+      <w:pPr>
+        <w:pStyle w:val="HTMLPreformatted"/>
+        <w:spacing w:line="276" w:lineRule="auto"/>
+        <w:rPr>
+          <w:rStyle w:val="HTMLCode"/>
+          <w:rFonts w:ascii="Arial" w:hAnsi="Arial" w:cs="Arial"/>
+        </w:rPr>
+      </w:pPr>
+      <w:r>
+        <w:rPr>
+          <w:rStyle w:val="HTMLCode"/>
+          <w:rFonts w:ascii="Arial" w:hAnsi="Arial" w:cs="Arial"/>
+        </w:rPr>
+        <w:t xml:space="preserve">pip install </w:t>
+      </w:r>
+      <w:proofErr w:type="spellStart"/>
+      <w:r>
+        <w:rPr>
+          <w:rStyle w:val="HTMLCode"/>
+          <w:rFonts w:ascii="Arial" w:hAnsi="Arial" w:cs="Arial"/>
+        </w:rPr>
+        <w:t>django</w:t>
+      </w:r>
+      <w:proofErr w:type="spellEnd"/>
+    </w:p>
+    <w:p>
+      <w:pPr>
+        <w:pStyle w:val="Heading2"/>
+        <w:spacing w:line="276" w:lineRule="auto"/>
+        <w:rPr>
+          <w:rFonts w:ascii="Arial" w:hAnsi="Arial" w:cs="Arial"/>
+        </w:rPr>
+      </w:pPr>
+      <w:r>
+        <w:rPr>
+          <w:rFonts w:ascii="Arial" w:hAnsi="Arial" w:cs="Arial"/>
+        </w:rPr>
+        <w:t>4. Configure Web App</w:t>
+      </w:r>
+    </w:p>
+    <w:p>
+      <w:pPr>
+        <w:pStyle w:val="NormalWeb"/>
+        <w:spacing w:line="276" w:lineRule="auto"/>
+        <w:rPr>
+          <w:rFonts w:ascii="Arial" w:hAnsi="Arial" w:cs="Arial"/>
+        </w:rPr>
+      </w:pPr>
+      <w:r>
+        <w:rPr>
+          <w:rFonts w:ascii="Arial" w:hAnsi="Arial" w:cs="Arial"/>
+        </w:rPr>
+        <w:t>Set the project path and WSGI configuration file.</w:t>
+      </w:r>
+    </w:p>
+    <w:p>
+      <w:pPr>
+        <w:pStyle w:val="Heading2"/>
+        <w:spacing w:line="276" w:lineRule="auto"/>
+        <w:rPr>
+          <w:rFonts w:ascii="Arial" w:hAnsi="Arial" w:cs="Arial"/>
+        </w:rPr>
+      </w:pPr>
+      <w:r>
+        <w:rPr>
+          <w:rFonts w:ascii="Arial" w:hAnsi="Arial" w:cs="Arial"/>
+        </w:rPr>
+        <w:lastRenderedPageBreak/>
+        <w:t>5. Run Database Migrations</w:t>
+      </w:r>
+    </w:p>
+    <w:p>
+      <w:pPr>
+        <w:pStyle w:val="HTMLPreformatted"/>
+        <w:spacing w:line="276" w:lineRule="auto"/>
+        <w:rPr>
+          <w:rStyle w:val="HTMLCode"/>
+          <w:rFonts w:ascii="Arial" w:hAnsi="Arial" w:cs="Arial"/>
+        </w:rPr>
+      </w:pPr>
+      <w:r>
+        <w:rPr>
+          <w:rStyle w:val="HTMLCode"/>
+          <w:rFonts w:ascii="Arial" w:hAnsi="Arial" w:cs="Arial"/>
+        </w:rPr>
+        <w:t>python manage.py migrate</w:t>
+      </w:r>
+    </w:p>
+    <w:p>
+      <w:pPr>
+        <w:pStyle w:val="Heading2"/>
+        <w:spacing w:line="276" w:lineRule="auto"/>
+        <w:rPr>
+          <w:rFonts w:ascii="Arial" w:hAnsi="Arial" w:cs="Arial"/>
+        </w:rPr>
+      </w:pPr>
+      <w:r>
+        <w:rPr>
+          <w:rFonts w:ascii="Arial" w:hAnsi="Arial" w:cs="Arial"/>
+        </w:rPr>
+        <w:t>6. Collect Static Files</w:t>
+      </w:r>
+    </w:p>
+    <w:p>
+      <w:pPr>
+        <w:pStyle w:val="HTMLPreformatted"/>
+        <w:spacing w:line="276" w:lineRule="auto"/>
+        <w:rPr>
+          <w:rStyle w:val="HTMLCode"/>
+          <w:rFonts w:ascii="Arial" w:hAnsi="Arial" w:cs="Arial"/>
+        </w:rPr>
+      </w:pPr>
+      <w:r>
+        <w:rPr>
+          <w:rStyle w:val="HTMLCode"/>
+          <w:rFonts w:ascii="Arial" w:hAnsi="Arial" w:cs="Arial"/>
+        </w:rPr>
+        <w:t xml:space="preserve">python manage.py </w:t>
+      </w:r>
+      <w:proofErr w:type="spellStart"/>
+      <w:r>
+        <w:rPr>
+          <w:rStyle w:val="HTMLCode"/>
+          <w:rFonts w:ascii="Arial" w:hAnsi="Arial" w:cs="Arial"/>
+        </w:rPr>
+        <w:t>collectstatic</w:t>
+      </w:r>
+      <w:proofErr w:type="spellEnd"/>
+    </w:p>
+    <w:p>
+      <w:pPr>
+        <w:pStyle w:val="Heading2"/>
+        <w:spacing w:line="276" w:lineRule="auto"/>
+        <w:rPr>
+          <w:rFonts w:ascii="Arial" w:hAnsi="Arial" w:cs="Arial"/>
+        </w:rPr>
+      </w:pPr>
+      <w:r>
+        <w:rPr>
+          <w:rFonts w:ascii="Arial" w:hAnsi="Arial" w:cs="Arial"/>
+        </w:rPr>
+        <w:t>7. Reload Web App</w:t>
+      </w:r>
+    </w:p>
+    <w:p>
+      <w:pPr>
+        <w:pStyle w:val="NormalWeb"/>
+        <w:spacing w:line="276" w:lineRule="auto"/>
+        <w:rPr>
+          <w:rFonts w:ascii="Arial" w:hAnsi="Arial" w:cs="Arial"/>
+        </w:rPr>
+      </w:pPr>
+      <w:r>
+        <w:rPr>
+          <w:rFonts w:ascii="Arial" w:hAnsi="Arial" w:cs="Arial"/>
+        </w:rPr>
+        <w:t>Reload the website from the PythonAnywhere dashboard.</w:t>
+      </w:r>
+    </w:p>
+    <w:p>
+      <w:pPr>
+        <w:pStyle w:val="Heading1"/>
+        <w:spacing w:line="276" w:lineRule="auto"/>
+        <w:rPr>
+          <w:rFonts w:ascii="Arial" w:hAnsi="Arial" w:cs="Arial"/>
+        </w:rPr>
+      </w:pPr>
+      <w:r>
+        <w:rPr>
+          <w:rFonts w:ascii="Arial" w:hAnsi="Arial" w:cs="Arial"/>
+          <w:sz w:val="28"/>
+          <w:szCs w:val="28"/>
+        </w:rPr>
+        <w:t>Example</w:t>
+      </w:r>
+    </w:p>
+    <w:p>
+      <w:pPr>
+        <w:pStyle w:val="HTMLPreformatted"/>
+        <w:spacing w:line="276" w:lineRule="auto"/>
+        <w:rPr>
+          <w:rStyle w:val="HTMLCode"/>
+          <w:rFonts w:ascii="Arial" w:hAnsi="Arial" w:cs="Arial"/>
+        </w:rPr>
+      </w:pPr>
+      <w:r>
+        <w:rPr>
+          <w:rStyle w:val="HTMLCode"/>
+          <w:rFonts w:ascii="Arial" w:hAnsi="Arial" w:cs="Arial"/>
+        </w:rPr>
+        <w:t>git clone https://github.com/username/django_project.git</w:t>
+      </w:r>
+    </w:p>
+    <w:p>
+      <w:pPr>
+        <w:pStyle w:val="HTMLPreformatted"/>
+        <w:spacing w:line="276" w:lineRule="auto"/>
+        <w:rPr>
+          <w:rStyle w:val="HTMLCode"/>
+          <w:rFonts w:ascii="Arial" w:hAnsi="Arial" w:cs="Arial"/>
+        </w:rPr>
+      </w:pPr>
+      <w:r>
+        <w:rPr>
+          <w:rStyle w:val="HTMLCode"/>
+          <w:rFonts w:ascii="Arial" w:hAnsi="Arial" w:cs="Arial"/>
+        </w:rPr>
+        <w:t xml:space="preserve">cd </w:t>
+      </w:r>
+      <w:proofErr w:type="spellStart"/>
+      <w:r>
+        <w:rPr>
+          <w:rStyle w:val="HTMLCode"/>
+          <w:rFonts w:ascii="Arial" w:hAnsi="Arial" w:cs="Arial"/>
+        </w:rPr>
+        <w:t>django_project</w:t>
+      </w:r>
+      <w:proofErr w:type="spellEnd"/>
+    </w:p>
+    <w:p>
+      <w:pPr>
+        <w:pStyle w:val="HTMLPreformatted"/>
+        <w:spacing w:line="276" w:lineRule="auto"/>
+        <w:rPr>
+          <w:rStyle w:val="HTMLCode"/>
+          <w:rFonts w:ascii="Arial" w:hAnsi="Arial" w:cs="Arial"/>
+        </w:rPr>
+      </w:pPr>
+      <w:r>
+        <w:rPr>
+          <w:rStyle w:val="HTMLCode"/>
+          <w:rFonts w:ascii="Arial" w:hAnsi="Arial" w:cs="Arial"/>
+        </w:rPr>
+        <w:t>pip install -r requirements.txt</w:t>
+      </w:r>
+    </w:p>
+    <w:p>
+      <w:pPr>
+        <w:pStyle w:val="HTMLPreformatted"/>
+        <w:spacing w:line="276" w:lineRule="auto"/>
+        <w:rPr>
+          <w:rStyle w:val="HTMLCode"/>
+          <w:rFonts w:ascii="Arial" w:hAnsi="Arial" w:cs="Arial"/>
+        </w:rPr>
+      </w:pPr>
+      <w:r>
+        <w:rPr>
+          <w:rStyle w:val="HTMLCode"/>
+          <w:rFonts w:ascii="Arial" w:hAnsi="Arial" w:cs="Arial"/>
+        </w:rPr>
+        <w:t>python manage.py migrate</w:t>
+      </w:r>
+    </w:p>
+    <w:p>
+      <w:pPr>
+        <w:pStyle w:val="Heading1"/>
+        <w:spacing w:line="276" w:lineRule="auto"/>
+        <w:rPr>
+          <w:rFonts w:ascii="Arial" w:hAnsi="Arial" w:cs="Arial"/>
+          <w:sz w:val="28"/>
+          <w:szCs w:val="28"/>
+        </w:rPr>
+      </w:pPr>
+      <w:r>
+        <w:rPr>
+          <w:rFonts w:ascii="Arial" w:hAnsi="Arial" w:cs="Arial"/>
+          <w:sz w:val="28"/>
+          <w:szCs w:val="28"/>
+        </w:rPr>
+        <w:t>Conclusion</w:t>
+      </w:r>
+    </w:p>
+    <w:p>
+      <w:pPr>
+        <w:pStyle w:val="NormalWeb"/>
+        <w:spacing w:line="276" w:lineRule="auto"/>
+        <w:rPr>
+          <w:rFonts w:ascii="Arial" w:hAnsi="Arial" w:cs="Arial"/>
+        </w:rPr>
+      </w:pPr>
+      <w:r>
+        <w:rPr>
+          <w:rFonts w:ascii="Arial" w:hAnsi="Arial" w:cs="Arial"/>
+        </w:rPr>
+        <w:t>Deploying Django projects on live servers like PythonAnywhere allows websites to run online.</w:t>
+      </w:r>
+      <w:r>
+        <w:rPr>
+          <w:rFonts w:ascii="Arial" w:hAnsi="Arial" w:cs="Arial"/>
+        </w:rPr>
+        <w:br/>
+        <w:t>It helps users access the application from anywhere through the internet.</w:t>
+      </w:r>
+    </w:p>
+    <w:p>
+      <w:pPr>
+        <w:spacing w:line="276" w:lineRule="auto"/>
+        <w:rPr>
+          <w:rFonts w:ascii="Arial" w:hAnsi="Arial" w:cs="Arial"/>
+          <w:sz w:val="24"/>
+          <w:szCs w:val="24"/>
+        </w:rPr>
+      </w:pPr>
+    </w:p>
+    <w:p>
+      <w:pPr>
+        <w:spacing w:line="276" w:lineRule="auto"/>
+        <w:rPr>
+          <w:rFonts w:ascii="Arial" w:hAnsi="Arial" w:cs="Arial"/>
+          <w:sz w:val="24"/>
+          <w:szCs w:val="24"/>
+        </w:rPr>
+      </w:pPr>
+    </w:p>
+    <w:p>
+      <w:pPr>
+        <w:spacing w:line="276" w:lineRule="auto"/>
+        <w:rPr>
+          <w:rFonts w:ascii="Arial" w:hAnsi="Arial" w:cs="Arial"/>
+          <w:sz w:val="24"/>
+          <w:szCs w:val="24"/>
+        </w:rPr>
+      </w:pPr>
+    </w:p>
+    <w:p>
+      <w:pPr>
+        <w:spacing w:line="276" w:lineRule="auto"/>
+        <w:rPr>
+          <w:rFonts w:ascii="Arial" w:hAnsi="Arial" w:cs="Arial"/>
+          <w:b/>
+          <w:bCs/>
+          <w:sz w:val="36"/>
+          <w:szCs w:val="36"/>
+        </w:rPr>
+      </w:pPr>
+      <w:r>
+        <w:rPr>
+          <w:rFonts w:ascii="Arial" w:hAnsi="Arial" w:cs="Arial"/>
+          <w:b/>
+          <w:bCs/>
+          <w:sz w:val="36"/>
+          <w:szCs w:val="36"/>
+        </w:rPr>
+        <w:t>19. Social Authentication</w:t>
+      </w:r>
+    </w:p>
+    <w:p>
+      <w:pPr>
+        <w:spacing w:line="276" w:lineRule="auto"/>
+        <w:rPr>
+          <w:rFonts w:ascii="Arial" w:hAnsi="Arial" w:cs="Arial"/>
+        </w:rPr>
+      </w:pPr>
+      <w:r>
+        <w:rPr>
+          <w:rFonts w:ascii="Arial" w:hAnsi="Arial" w:cs="Arial"/>
+          <w:sz w:val="24"/>
+          <w:szCs w:val="24"/>
+        </w:rPr>
+        <w:t xml:space="preserve">Q1) </w:t>
+      </w:r>
+      <w:r>
+        <w:rPr>
+          <w:rFonts w:ascii="Arial" w:hAnsi="Arial" w:cs="Arial"/>
+        </w:rPr>
+        <w:t>Setting up social login options (Google, Facebook, GitHub) in Django using OAuth2.</w:t>
+      </w:r>
+    </w:p>
+    <w:p>
+      <w:pPr>
+        <w:spacing w:line="276" w:lineRule="auto"/>
+        <w:rPr>
+          <w:rFonts w:ascii="Arial" w:hAnsi="Arial" w:cs="Arial"/>
+        </w:rPr>
+      </w:pPr>
+      <w:r>
+        <w:rPr>
+          <w:rFonts w:ascii="Arial" w:hAnsi="Arial" w:cs="Arial"/>
+        </w:rPr>
+        <w:t>Social login allows users to log in using accounts like Google, Facebook, and GitHub.</w:t>
+      </w:r>
+      <w:r>
+        <w:rPr>
+          <w:rFonts w:ascii="Arial" w:hAnsi="Arial" w:cs="Arial"/>
+        </w:rPr>
+        <w:br/>
+        <w:t>In Django, OAuth2 is used for secure authentication.</w:t>
+      </w:r>
+    </w:p>
+    <w:p>
+      <w:pPr>
+        <w:pStyle w:val="NormalWeb"/>
+        <w:spacing w:line="276" w:lineRule="auto"/>
+        <w:rPr>
+          <w:rFonts w:ascii="Arial" w:hAnsi="Arial" w:cs="Arial"/>
+        </w:rPr>
+      </w:pPr>
+      <w:r>
+        <w:rPr>
+          <w:rFonts w:ascii="Arial" w:hAnsi="Arial" w:cs="Arial"/>
+        </w:rPr>
+        <w:t>OAuth2 is an authentication protocol that allows users to log in without sharing passwords with the website.</w:t>
+      </w:r>
+    </w:p>
+    <w:p>
+      <w:pPr>
+        <w:pStyle w:val="Heading2"/>
+        <w:spacing w:line="276" w:lineRule="auto"/>
+        <w:rPr>
+          <w:rFonts w:ascii="Arial" w:hAnsi="Arial" w:cs="Arial"/>
+        </w:rPr>
+      </w:pPr>
+      <w:r>
+        <w:rPr>
+          <w:rFonts w:ascii="Arial" w:hAnsi="Arial" w:cs="Arial"/>
+        </w:rPr>
+        <w:t>Steps for Social Login Integration</w:t>
+      </w:r>
+    </w:p>
+    <w:p>
+      <w:pPr>
+        <w:pStyle w:val="Heading2"/>
+        <w:spacing w:line="276" w:lineRule="auto"/>
+        <w:rPr>
+          <w:rFonts w:ascii="Arial" w:hAnsi="Arial" w:cs="Arial"/>
+        </w:rPr>
+      </w:pPr>
+      <w:r>
+        <w:rPr>
+          <w:rFonts w:ascii="Arial" w:hAnsi="Arial" w:cs="Arial"/>
+        </w:rPr>
+        <w:t>1. Install Required Package</w:t>
+      </w:r>
+    </w:p>
+    <w:p>
+      <w:pPr>
+        <w:pStyle w:val="NormalWeb"/>
+        <w:spacing w:line="276" w:lineRule="auto"/>
+        <w:rPr>
+          <w:rFonts w:ascii="Arial" w:hAnsi="Arial" w:cs="Arial"/>
+        </w:rPr>
+      </w:pPr>
+      <w:r>
+        <w:rPr>
+          <w:rFonts w:ascii="Arial" w:hAnsi="Arial" w:cs="Arial"/>
+        </w:rPr>
+        <w:t xml:space="preserve">Install Django </w:t>
+      </w:r>
+      <w:proofErr w:type="spellStart"/>
+      <w:r>
+        <w:rPr>
+          <w:rFonts w:ascii="Arial" w:hAnsi="Arial" w:cs="Arial"/>
+        </w:rPr>
+        <w:t>Allauth</w:t>
+      </w:r>
+      <w:proofErr w:type="spellEnd"/>
+      <w:r>
+        <w:rPr>
+          <w:rFonts w:ascii="Arial" w:hAnsi="Arial" w:cs="Arial"/>
+        </w:rPr>
+        <w:t xml:space="preserve"> package.</w:t>
+      </w:r>
+    </w:p>
+    <w:p>
+      <w:pPr>
+        <w:pStyle w:val="HTMLPreformatted"/>
+        <w:spacing w:line="276" w:lineRule="auto"/>
+        <w:rPr>
+          <w:rStyle w:val="HTMLCode"/>
+          <w:rFonts w:ascii="Arial" w:hAnsi="Arial" w:cs="Arial"/>
+        </w:rPr>
+      </w:pPr>
+      <w:r>
+        <w:rPr>
+          <w:rStyle w:val="HTMLCode"/>
+          <w:rFonts w:ascii="Arial" w:hAnsi="Arial" w:cs="Arial"/>
+        </w:rPr>
+        <w:t xml:space="preserve">pip install </w:t>
+      </w:r>
+      <w:proofErr w:type="spellStart"/>
+      <w:r>
+        <w:rPr>
+          <w:rStyle w:val="HTMLCode"/>
+          <w:rFonts w:ascii="Arial" w:hAnsi="Arial" w:cs="Arial"/>
+        </w:rPr>
+        <w:t>django-allauth</w:t>
+      </w:r>
+      <w:proofErr w:type="spellEnd"/>
+    </w:p>
+    <w:p>
+      <w:pPr>
+        <w:pStyle w:val="Heading2"/>
+        <w:spacing w:line="276" w:lineRule="auto"/>
+        <w:rPr>
+          <w:rFonts w:ascii="Arial" w:hAnsi="Arial" w:cs="Arial"/>
+        </w:rPr>
+      </w:pPr>
+      <w:r>
+        <w:rPr>
+          <w:rFonts w:ascii="Arial" w:hAnsi="Arial" w:cs="Arial"/>
+        </w:rPr>
+        <w:t>2. Add Apps in settings.py</w:t>
+      </w:r>
+    </w:p>
+    <w:p>
+      <w:pPr>
+        <w:pStyle w:val="HTMLPreformatted"/>
+        <w:spacing w:line="276" w:lineRule="auto"/>
+        <w:rPr>
+          <w:rStyle w:val="HTMLCode"/>
+          <w:rFonts w:ascii="Arial" w:hAnsi="Arial" w:cs="Arial"/>
+        </w:rPr>
+      </w:pPr>
+      <w:r>
+        <w:rPr>
+          <w:rStyle w:val="HTMLCode"/>
+          <w:rFonts w:ascii="Arial" w:hAnsi="Arial" w:cs="Arial"/>
+        </w:rPr>
+        <w:t>INSTALLED_APPS = [</w:t>
+      </w:r>
+    </w:p>
+    <w:p>
+      <w:pPr>
+        <w:pStyle w:val="HTMLPreformatted"/>
+        <w:spacing w:line="276" w:lineRule="auto"/>
+        <w:rPr>
+          <w:rStyle w:val="HTMLCode"/>
+          <w:rFonts w:ascii="Arial" w:hAnsi="Arial" w:cs="Arial"/>
+        </w:rPr>
+      </w:pPr>
+      <w:r>
+        <w:rPr>
+          <w:rStyle w:val="HTMLCode"/>
+          <w:rFonts w:ascii="Arial" w:hAnsi="Arial" w:cs="Arial"/>
+        </w:rPr>
+        <w:t xml:space="preserve">    '</w:t>
+      </w:r>
+      <w:proofErr w:type="spellStart"/>
+      <w:proofErr w:type="gramStart"/>
+      <w:r>
+        <w:rPr>
+          <w:rStyle w:val="HTMLCode"/>
+          <w:rFonts w:ascii="Arial" w:hAnsi="Arial" w:cs="Arial"/>
+        </w:rPr>
+        <w:t>django.contrib</w:t>
+      </w:r>
+      <w:proofErr w:type="gramEnd"/>
+      <w:r>
+        <w:rPr>
+          <w:rStyle w:val="HTMLCode"/>
+          <w:rFonts w:ascii="Arial" w:hAnsi="Arial" w:cs="Arial"/>
+        </w:rPr>
+        <w:t>.sites</w:t>
+      </w:r>
+      <w:proofErr w:type="spellEnd"/>
+      <w:r>
+        <w:rPr>
+          <w:rStyle w:val="HTMLCode"/>
+          <w:rFonts w:ascii="Arial" w:hAnsi="Arial" w:cs="Arial"/>
+        </w:rPr>
+        <w:t>',</w:t>
+      </w:r>
+    </w:p>
+    <w:p>
+      <w:pPr>
+        <w:pStyle w:val="HTMLPreformatted"/>
+        <w:spacing w:line="276" w:lineRule="auto"/>
+        <w:rPr>
+          <w:rStyle w:val="HTMLCode"/>
+          <w:rFonts w:ascii="Arial" w:hAnsi="Arial" w:cs="Arial"/>
+        </w:rPr>
+      </w:pPr>
+      <w:r>
+        <w:rPr>
+          <w:rStyle w:val="HTMLCode"/>
+          <w:rFonts w:ascii="Arial" w:hAnsi="Arial" w:cs="Arial"/>
+        </w:rPr>
+        <w:lastRenderedPageBreak/>
+        <w:t xml:space="preserve">    '</w:t>
+      </w:r>
+      <w:proofErr w:type="spellStart"/>
+      <w:r>
+        <w:rPr>
+          <w:rStyle w:val="HTMLCode"/>
+          <w:rFonts w:ascii="Arial" w:hAnsi="Arial" w:cs="Arial"/>
+        </w:rPr>
+        <w:t>allauth</w:t>
+      </w:r>
+      <w:proofErr w:type="spellEnd"/>
+      <w:r>
+        <w:rPr>
+          <w:rStyle w:val="HTMLCode"/>
+          <w:rFonts w:ascii="Arial" w:hAnsi="Arial" w:cs="Arial"/>
+        </w:rPr>
+        <w:t>',</w:t>
+      </w:r>
+    </w:p>
+    <w:p>
+      <w:pPr>
+        <w:pStyle w:val="HTMLPreformatted"/>
+        <w:spacing w:line="276" w:lineRule="auto"/>
+        <w:rPr>
+          <w:rStyle w:val="HTMLCode"/>
+          <w:rFonts w:ascii="Arial" w:hAnsi="Arial" w:cs="Arial"/>
+        </w:rPr>
+      </w:pPr>
+      <w:r>
+        <w:rPr>
+          <w:rStyle w:val="HTMLCode"/>
+          <w:rFonts w:ascii="Arial" w:hAnsi="Arial" w:cs="Arial"/>
+        </w:rPr>
+        <w:t xml:space="preserve">    '</w:t>
+      </w:r>
+      <w:proofErr w:type="spellStart"/>
+      <w:proofErr w:type="gramStart"/>
+      <w:r>
+        <w:rPr>
+          <w:rStyle w:val="HTMLCode"/>
+          <w:rFonts w:ascii="Arial" w:hAnsi="Arial" w:cs="Arial"/>
+        </w:rPr>
+        <w:t>allauth.account</w:t>
+      </w:r>
+      <w:proofErr w:type="spellEnd"/>
+      <w:proofErr w:type="gramEnd"/>
+      <w:r>
+        <w:rPr>
+          <w:rStyle w:val="HTMLCode"/>
+          <w:rFonts w:ascii="Arial" w:hAnsi="Arial" w:cs="Arial"/>
+        </w:rPr>
+        <w:t>',</w:t>
+      </w:r>
+    </w:p>
+    <w:p>
+      <w:pPr>
+        <w:pStyle w:val="HTMLPreformatted"/>
+        <w:spacing w:line="276" w:lineRule="auto"/>
+        <w:rPr>
+          <w:rStyle w:val="HTMLCode"/>
+          <w:rFonts w:ascii="Arial" w:hAnsi="Arial" w:cs="Arial"/>
+        </w:rPr>
+      </w:pPr>
+      <w:r>
+        <w:rPr>
+          <w:rStyle w:val="HTMLCode"/>
+          <w:rFonts w:ascii="Arial" w:hAnsi="Arial" w:cs="Arial"/>
+        </w:rPr>
+        <w:t xml:space="preserve">    '</w:t>
+      </w:r>
+      <w:proofErr w:type="spellStart"/>
+      <w:proofErr w:type="gramStart"/>
+      <w:r>
+        <w:rPr>
+          <w:rStyle w:val="HTMLCode"/>
+          <w:rFonts w:ascii="Arial" w:hAnsi="Arial" w:cs="Arial"/>
+        </w:rPr>
+        <w:t>allauth.socialaccount</w:t>
+      </w:r>
+      <w:proofErr w:type="spellEnd"/>
+      <w:proofErr w:type="gramEnd"/>
+      <w:r>
+        <w:rPr>
+          <w:rStyle w:val="HTMLCode"/>
+          <w:rFonts w:ascii="Arial" w:hAnsi="Arial" w:cs="Arial"/>
+        </w:rPr>
+        <w:t>',</w:t>
+      </w:r>
+    </w:p>
+    <w:p>
+      <w:pPr>
+        <w:pStyle w:val="HTMLPreformatted"/>
+        <w:spacing w:line="276" w:lineRule="auto"/>
+        <w:rPr>
+          <w:rStyle w:val="HTMLCode"/>
+          <w:rFonts w:ascii="Arial" w:hAnsi="Arial" w:cs="Arial"/>
+        </w:rPr>
+      </w:pPr>
+      <w:r>
+        <w:rPr>
+          <w:rStyle w:val="HTMLCode"/>
+          <w:rFonts w:ascii="Arial" w:hAnsi="Arial" w:cs="Arial"/>
+        </w:rPr>
+        <w:t xml:space="preserve">    '</w:t>
+      </w:r>
+      <w:proofErr w:type="spellStart"/>
+      <w:proofErr w:type="gramStart"/>
+      <w:r>
+        <w:rPr>
+          <w:rStyle w:val="HTMLCode"/>
+          <w:rFonts w:ascii="Arial" w:hAnsi="Arial" w:cs="Arial"/>
+        </w:rPr>
+        <w:t>allauth.socialaccount</w:t>
+      </w:r>
+      <w:proofErr w:type="gramEnd"/>
+      <w:r>
+        <w:rPr>
+          <w:rStyle w:val="HTMLCode"/>
+          <w:rFonts w:ascii="Arial" w:hAnsi="Arial" w:cs="Arial"/>
+        </w:rPr>
+        <w:t>.providers.google</w:t>
+      </w:r>
+      <w:proofErr w:type="spellEnd"/>
+      <w:r>
+        <w:rPr>
+          <w:rStyle w:val="HTMLCode"/>
+          <w:rFonts w:ascii="Arial" w:hAnsi="Arial" w:cs="Arial"/>
+        </w:rPr>
+        <w:t>',</w:t>
+      </w:r>
+    </w:p>
+    <w:p>
+      <w:pPr>
+        <w:pStyle w:val="HTMLPreformatted"/>
+        <w:spacing w:line="276" w:lineRule="auto"/>
+        <w:rPr>
+          <w:rStyle w:val="HTMLCode"/>
+          <w:rFonts w:ascii="Arial" w:hAnsi="Arial" w:cs="Arial"/>
+        </w:rPr>
+      </w:pPr>
+      <w:r>
+        <w:rPr>
+          <w:rStyle w:val="HTMLCode"/>
+          <w:rFonts w:ascii="Arial" w:hAnsi="Arial" w:cs="Arial"/>
+        </w:rPr>
+        <w:t>]</w:t>
+      </w:r>
+    </w:p>
+    <w:p>
+      <w:pPr>
+        <w:pStyle w:val="Heading2"/>
+        <w:spacing w:line="276" w:lineRule="auto"/>
+        <w:rPr>
+          <w:rFonts w:ascii="Arial" w:hAnsi="Arial" w:cs="Arial"/>
+        </w:rPr>
+      </w:pPr>
+      <w:r>
+        <w:rPr>
+          <w:rFonts w:ascii="Arial" w:hAnsi="Arial" w:cs="Arial"/>
+        </w:rPr>
+        <w:t>3. Configure Authentication Backend</w:t>
+      </w:r>
+    </w:p>
+    <w:p>
+      <w:pPr>
+        <w:pStyle w:val="HTMLPreformatted"/>
+        <w:spacing w:line="276" w:lineRule="auto"/>
+        <w:rPr>
+          <w:rStyle w:val="HTMLCode"/>
+          <w:rFonts w:ascii="Arial" w:hAnsi="Arial" w:cs="Arial"/>
+        </w:rPr>
+      </w:pPr>
+      <w:r>
+        <w:rPr>
+          <w:rStyle w:val="HTMLCode"/>
+          <w:rFonts w:ascii="Arial" w:hAnsi="Arial" w:cs="Arial"/>
+        </w:rPr>
+        <w:t>AUTHENTICATION_BACKENDS = (</w:t>
+      </w:r>
+    </w:p>
+    <w:p>
+      <w:pPr>
+        <w:pStyle w:val="HTMLPreformatted"/>
+        <w:spacing w:line="276" w:lineRule="auto"/>
+        <w:rPr>
+          <w:rStyle w:val="HTMLCode"/>
+          <w:rFonts w:ascii="Arial" w:hAnsi="Arial" w:cs="Arial"/>
+        </w:rPr>
+      </w:pPr>
+      <w:r>
+        <w:rPr>
+          <w:rStyle w:val="HTMLCode"/>
+          <w:rFonts w:ascii="Arial" w:hAnsi="Arial" w:cs="Arial"/>
+        </w:rPr>
+        <w:t xml:space="preserve">    '</w:t>
+      </w:r>
+      <w:proofErr w:type="spellStart"/>
+      <w:proofErr w:type="gramStart"/>
+      <w:r>
+        <w:rPr>
+          <w:rStyle w:val="HTMLCode"/>
+          <w:rFonts w:ascii="Arial" w:hAnsi="Arial" w:cs="Arial"/>
+        </w:rPr>
+        <w:t>django.contrib</w:t>
+      </w:r>
+      <w:proofErr w:type="gramEnd"/>
+      <w:r>
+        <w:rPr>
+          <w:rStyle w:val="HTMLCode"/>
+          <w:rFonts w:ascii="Arial" w:hAnsi="Arial" w:cs="Arial"/>
+        </w:rPr>
+        <w:t>.auth.backends.ModelBackend</w:t>
+      </w:r>
+      <w:proofErr w:type="spellEnd"/>
+      <w:r>
+        <w:rPr>
+          <w:rStyle w:val="HTMLCode"/>
+          <w:rFonts w:ascii="Arial" w:hAnsi="Arial" w:cs="Arial"/>
+        </w:rPr>
+        <w:t>',</w:t>
+      </w:r>
+    </w:p>
+    <w:p>
+      <w:pPr>
+        <w:pStyle w:val="HTMLPreformatted"/>
+        <w:spacing w:line="276" w:lineRule="auto"/>
+        <w:rPr>
+          <w:rStyle w:val="HTMLCode"/>
+          <w:rFonts w:ascii="Arial" w:hAnsi="Arial" w:cs="Arial"/>
+        </w:rPr>
+      </w:pPr>
+      <w:r>
+        <w:rPr>
+          <w:rStyle w:val="HTMLCode"/>
+          <w:rFonts w:ascii="Arial" w:hAnsi="Arial" w:cs="Arial"/>
+        </w:rPr>
+        <w:t xml:space="preserve">    '</w:t>
+      </w:r>
+      <w:proofErr w:type="spellStart"/>
+      <w:proofErr w:type="gramStart"/>
+      <w:r>
+        <w:rPr>
+          <w:rStyle w:val="HTMLCode"/>
+          <w:rFonts w:ascii="Arial" w:hAnsi="Arial" w:cs="Arial"/>
+        </w:rPr>
+        <w:t>allauth.account</w:t>
+      </w:r>
+      <w:proofErr w:type="gramEnd"/>
+      <w:r>
+        <w:rPr>
+          <w:rStyle w:val="HTMLCode"/>
+          <w:rFonts w:ascii="Arial" w:hAnsi="Arial" w:cs="Arial"/>
+        </w:rPr>
+        <w:t>.auth_backends.AuthenticationBackend</w:t>
+      </w:r>
+      <w:proofErr w:type="spellEnd"/>
+      <w:r>
+        <w:rPr>
+          <w:rStyle w:val="HTMLCode"/>
+          <w:rFonts w:ascii="Arial" w:hAnsi="Arial" w:cs="Arial"/>
+        </w:rPr>
+        <w:t>',</w:t>
+      </w:r>
+    </w:p>
+    <w:p>
+      <w:pPr>
+        <w:pStyle w:val="HTMLPreformatted"/>
+        <w:spacing w:line="276" w:lineRule="auto"/>
+        <w:rPr>
+          <w:rStyle w:val="HTMLCode"/>
+          <w:rFonts w:ascii="Arial" w:hAnsi="Arial" w:cs="Arial"/>
+        </w:rPr>
+      </w:pPr>
+      <w:r>
+        <w:rPr>
+          <w:rStyle w:val="HTMLCode"/>
+          <w:rFonts w:ascii="Arial" w:hAnsi="Arial" w:cs="Arial"/>
+        </w:rPr>
+        <w:t>)</w:t>
+      </w:r>
+    </w:p>
+    <w:p>
+      <w:pPr>
+        <w:pStyle w:val="Heading2"/>
+        <w:spacing w:line="276" w:lineRule="auto"/>
+        <w:rPr>
+          <w:rFonts w:ascii="Arial" w:hAnsi="Arial" w:cs="Arial"/>
+        </w:rPr>
+      </w:pPr>
+      <w:r>
+        <w:rPr>
+          <w:rFonts w:ascii="Arial" w:hAnsi="Arial" w:cs="Arial"/>
+        </w:rPr>
+        <w:t>4. Add URLs</w:t>
+      </w:r>
+    </w:p>
+    <w:p>
+      <w:pPr>
+        <w:pStyle w:val="HTMLPreformatted"/>
+        <w:spacing w:line="276" w:lineRule="auto"/>
+        <w:rPr>
+          <w:rStyle w:val="HTMLCode"/>
+          <w:rFonts w:ascii="Arial" w:hAnsi="Arial" w:cs="Arial"/>
+        </w:rPr>
+      </w:pPr>
+      <w:r>
+        <w:rPr>
+          <w:rStyle w:val="HTMLCode"/>
+          <w:rFonts w:ascii="Arial" w:hAnsi="Arial" w:cs="Arial"/>
+        </w:rPr>
+        <w:t xml:space="preserve">from </w:t>
+      </w:r>
+      <w:proofErr w:type="spellStart"/>
+      <w:proofErr w:type="gramStart"/>
+      <w:r>
+        <w:rPr>
+          <w:rStyle w:val="HTMLCode"/>
+          <w:rFonts w:ascii="Arial" w:hAnsi="Arial" w:cs="Arial"/>
+        </w:rPr>
+        <w:t>django.urls</w:t>
+      </w:r>
+      <w:proofErr w:type="spellEnd"/>
+      <w:proofErr w:type="gramEnd"/>
+      <w:r>
+        <w:rPr>
+          <w:rStyle w:val="HTMLCode"/>
+          <w:rFonts w:ascii="Arial" w:hAnsi="Arial" w:cs="Arial"/>
+        </w:rPr>
+        <w:t xml:space="preserve"> import path, include</w:t>
+      </w:r>
+    </w:p>
+    <w:p>
+      <w:pPr>
+        <w:pStyle w:val="HTMLPreformatted"/>
+        <w:spacing w:line="276" w:lineRule="auto"/>
+        <w:rPr>
+          <w:rStyle w:val="HTMLCode"/>
+          <w:rFonts w:ascii="Arial" w:hAnsi="Arial" w:cs="Arial"/>
+        </w:rPr>
+      </w:pPr>
+    </w:p>
+    <w:p>
+      <w:pPr>
+        <w:pStyle w:val="HTMLPreformatted"/>
+        <w:spacing w:line="276" w:lineRule="auto"/>
+        <w:rPr>
+          <w:rStyle w:val="HTMLCode"/>
+          <w:rFonts w:ascii="Arial" w:hAnsi="Arial" w:cs="Arial"/>
+        </w:rPr>
+      </w:pPr>
+      <w:proofErr w:type="spellStart"/>
+      <w:r>
+        <w:rPr>
+          <w:rStyle w:val="HTMLCode"/>
+          <w:rFonts w:ascii="Arial" w:hAnsi="Arial" w:cs="Arial"/>
+        </w:rPr>
+        <w:t>urlpatterns</w:t>
+      </w:r>
+      <w:proofErr w:type="spellEnd"/>
+      <w:r>
+        <w:rPr>
+          <w:rStyle w:val="HTMLCode"/>
+          <w:rFonts w:ascii="Arial" w:hAnsi="Arial" w:cs="Arial"/>
+        </w:rPr>
+        <w:t xml:space="preserve"> = [</w:t>
+      </w:r>
+    </w:p>
+    <w:p>
+      <w:pPr>
+        <w:pStyle w:val="HTMLPreformatted"/>
+        <w:spacing w:line="276" w:lineRule="auto"/>
+        <w:rPr>
+          <w:rStyle w:val="HTMLCode"/>
+          <w:rFonts w:ascii="Arial" w:hAnsi="Arial" w:cs="Arial"/>
+        </w:rPr>
+      </w:pPr>
+      <w:r>
+        <w:rPr>
+          <w:rStyle w:val="HTMLCode"/>
+          <w:rFonts w:ascii="Arial" w:hAnsi="Arial" w:cs="Arial"/>
+        </w:rPr>
+        <w:t xml:space="preserve">    </w:t>
+      </w:r>
+      <w:proofErr w:type="gramStart"/>
+      <w:r>
+        <w:rPr>
+          <w:rStyle w:val="HTMLCode"/>
+          <w:rFonts w:ascii="Arial" w:hAnsi="Arial" w:cs="Arial"/>
+        </w:rPr>
+        <w:t>path(</w:t>
+      </w:r>
+      <w:proofErr w:type="gramEnd"/>
+      <w:r>
+        <w:rPr>
+          <w:rStyle w:val="HTMLCode"/>
+          <w:rFonts w:ascii="Arial" w:hAnsi="Arial" w:cs="Arial"/>
+        </w:rPr>
+        <w:t>'accounts/', include('</w:t>
+      </w:r>
+      <w:proofErr w:type="spellStart"/>
+      <w:r>
+        <w:rPr>
+          <w:rStyle w:val="HTMLCode"/>
+          <w:rFonts w:ascii="Arial" w:hAnsi="Arial" w:cs="Arial"/>
+        </w:rPr>
+        <w:t>allauth.urls</w:t>
+      </w:r>
+      <w:proofErr w:type="spellEnd"/>
+      <w:r>
+        <w:rPr>
+          <w:rStyle w:val="HTMLCode"/>
+          <w:rFonts w:ascii="Arial" w:hAnsi="Arial" w:cs="Arial"/>
+        </w:rPr>
+        <w:t>')),</w:t>
+      </w:r>
+    </w:p>
+    <w:p>
+      <w:pPr>
+        <w:pStyle w:val="HTMLPreformatted"/>
+        <w:spacing w:line="276" w:lineRule="auto"/>
+        <w:rPr>
+          <w:rStyle w:val="HTMLCode"/>
+          <w:rFonts w:ascii="Arial" w:hAnsi="Arial" w:cs="Arial"/>
+        </w:rPr>
+      </w:pPr>
+      <w:r>
+        <w:rPr>
+          <w:rStyle w:val="HTMLCode"/>
+          <w:rFonts w:ascii="Arial" w:hAnsi="Arial" w:cs="Arial"/>
+        </w:rPr>
+        <w:t>]</w:t>
+      </w:r>
+    </w:p>
+    <w:p>
+      <w:pPr>
+        <w:pStyle w:val="Heading2"/>
+        <w:spacing w:line="276" w:lineRule="auto"/>
+        <w:rPr>
+          <w:rFonts w:ascii="Arial" w:hAnsi="Arial" w:cs="Arial"/>
+        </w:rPr>
+      </w:pPr>
+      <w:r>
+        <w:rPr>
+          <w:rFonts w:ascii="Arial" w:hAnsi="Arial" w:cs="Arial"/>
+        </w:rPr>
+        <w:t>5. Create OAuth Credentials</w:t>
+      </w:r>
+    </w:p>
+    <w:p>
+      <w:pPr>
+        <w:pStyle w:val="NormalWeb"/>
+        <w:spacing w:line="276" w:lineRule="auto"/>
+        <w:rPr>
+          <w:rFonts w:ascii="Arial" w:hAnsi="Arial" w:cs="Arial"/>
+        </w:rPr>
+      </w:pPr>
+      <w:r>
+        <w:rPr>
+          <w:rFonts w:ascii="Arial" w:hAnsi="Arial" w:cs="Arial"/>
+        </w:rPr>
+        <w:t>Create Client ID and Secret Key from:</w:t>
+      </w:r>
+    </w:p>
+    <w:p>
+      <w:pPr>
+        <w:pStyle w:val="NormalWeb"/>
+        <w:numPr>
+          <w:ilvl w:val="0"/>
+          <w:numId w:val="10"/>
+        </w:numPr>
+        <w:spacing w:line="276" w:lineRule="auto"/>
+        <w:rPr>
+          <w:rFonts w:ascii="Arial" w:hAnsi="Arial" w:cs="Arial"/>
+        </w:rPr>
+      </w:pPr>
+      <w:r>
+        <w:rPr>
+          <w:rFonts w:ascii="Arial" w:hAnsi="Arial" w:cs="Arial"/>
+        </w:rPr>
+        <w:t>Google Developer Console</w:t>
+      </w:r>
+    </w:p>
+    <w:p>
+      <w:pPr>
+        <w:pStyle w:val="NormalWeb"/>
+        <w:numPr>
+          <w:ilvl w:val="0"/>
+          <w:numId w:val="10"/>
+        </w:numPr>
+        <w:spacing w:line="276" w:lineRule="auto"/>
+        <w:rPr>
+          <w:rFonts w:ascii="Arial" w:hAnsi="Arial" w:cs="Arial"/>
+        </w:rPr>
+      </w:pPr>
+      <w:r>
+        <w:rPr>
+          <w:rFonts w:ascii="Arial" w:hAnsi="Arial" w:cs="Arial"/>
+        </w:rPr>
+        <w:t>Facebook Developer Portal</w:t>
+      </w:r>
+    </w:p>
+    <w:p>
+      <w:pPr>
+        <w:pStyle w:val="NormalWeb"/>
+        <w:numPr>
+          <w:ilvl w:val="0"/>
+          <w:numId w:val="10"/>
+        </w:numPr>
+        <w:spacing w:line="276" w:lineRule="auto"/>
+        <w:rPr>
+          <w:rFonts w:ascii="Arial" w:hAnsi="Arial" w:cs="Arial"/>
+        </w:rPr>
+      </w:pPr>
+      <w:r>
+        <w:rPr>
+          <w:rFonts w:ascii="Arial" w:hAnsi="Arial" w:cs="Arial"/>
+        </w:rPr>
+        <w:t>GitHub Developer Settings</w:t>
+      </w:r>
+    </w:p>
+    <w:p>
+      <w:pPr>
+        <w:pStyle w:val="Heading2"/>
+        <w:spacing w:line="276" w:lineRule="auto"/>
+        <w:rPr>
+          <w:rFonts w:ascii="Arial" w:hAnsi="Arial" w:cs="Arial"/>
+        </w:rPr>
+      </w:pPr>
+      <w:r>
+        <w:rPr>
+          <w:rFonts w:ascii="Arial" w:hAnsi="Arial" w:cs="Arial"/>
+        </w:rPr>
+        <w:t>6. Add Social Application in Admin Panel</w:t>
+      </w:r>
+    </w:p>
+    <w:p>
+      <w:pPr>
+        <w:pStyle w:val="NormalWeb"/>
+        <w:spacing w:line="276" w:lineRule="auto"/>
+        <w:rPr>
+          <w:rFonts w:ascii="Arial" w:hAnsi="Arial" w:cs="Arial"/>
+        </w:rPr>
+      </w:pPr>
+      <w:r>
+        <w:rPr>
+          <w:rFonts w:ascii="Arial" w:hAnsi="Arial" w:cs="Arial"/>
+        </w:rPr>
+        <w:t>Open Django admin panel and add:</w:t>
+      </w:r>
+    </w:p>
+    <w:p>
+      <w:pPr>
+        <w:pStyle w:val="NormalWeb"/>
+        <w:numPr>
+          <w:ilvl w:val="0"/>
+          <w:numId w:val="11"/>
+        </w:numPr>
+        <w:spacing w:line="276" w:lineRule="auto"/>
+        <w:rPr>
+          <w:rFonts w:ascii="Arial" w:hAnsi="Arial" w:cs="Arial"/>
+        </w:rPr>
+      </w:pPr>
+      <w:r>
+        <w:rPr>
+          <w:rFonts w:ascii="Arial" w:hAnsi="Arial" w:cs="Arial"/>
+        </w:rPr>
+        <w:t>Client ID</w:t>
+      </w:r>
+    </w:p>
+    <w:p>
+      <w:pPr>
+        <w:pStyle w:val="NormalWeb"/>
+        <w:numPr>
+          <w:ilvl w:val="0"/>
+          <w:numId w:val="11"/>
+        </w:numPr>
+        <w:spacing w:line="276" w:lineRule="auto"/>
+        <w:rPr>
+          <w:rFonts w:ascii="Arial" w:hAnsi="Arial" w:cs="Arial"/>
+        </w:rPr>
+      </w:pPr>
+      <w:r>
+        <w:rPr>
+          <w:rFonts w:ascii="Arial" w:hAnsi="Arial" w:cs="Arial"/>
+        </w:rPr>
+        <w:t>Secret Key</w:t>
+      </w:r>
+    </w:p>
+    <w:p>
+      <w:pPr>
+        <w:pStyle w:val="NormalWeb"/>
+        <w:numPr>
+          <w:ilvl w:val="0"/>
+          <w:numId w:val="11"/>
+        </w:numPr>
+        <w:spacing w:line="276" w:lineRule="auto"/>
+        <w:rPr>
+          <w:rFonts w:ascii="Arial" w:hAnsi="Arial" w:cs="Arial"/>
+        </w:rPr>
+      </w:pPr>
+      <w:r>
+        <w:rPr>
+          <w:rFonts w:ascii="Arial" w:hAnsi="Arial" w:cs="Arial"/>
+        </w:rPr>
+        <w:t>Provider Name</w:t>
+      </w:r>
+    </w:p>
+    <w:p>
+      <w:pPr>
+        <w:pStyle w:val="Heading1"/>
+        <w:spacing w:line="276" w:lineRule="auto"/>
+        <w:rPr>
+          <w:rFonts w:ascii="Arial" w:hAnsi="Arial" w:cs="Arial"/>
+          <w:sz w:val="28"/>
+          <w:szCs w:val="28"/>
+        </w:rPr>
+      </w:pPr>
+      <w:r>
+        <w:rPr>
+          <w:rFonts w:ascii="Arial" w:hAnsi="Arial" w:cs="Arial"/>
+          <w:sz w:val="28"/>
+          <w:szCs w:val="28"/>
+        </w:rPr>
+        <w:t>Example</w:t>
+      </w:r>
+    </w:p>
+    <w:p>
+      <w:pPr>
+        <w:pStyle w:val="HTMLPreformatted"/>
+        <w:spacing w:line="276" w:lineRule="auto"/>
+        <w:rPr>
+          <w:rStyle w:val="HTMLCode"/>
+          <w:rFonts w:ascii="Arial" w:hAnsi="Arial" w:cs="Arial"/>
+        </w:rPr>
+      </w:pPr>
+      <w:r>
+        <w:rPr>
+          <w:rStyle w:val="HTMLCode"/>
+          <w:rFonts w:ascii="Arial" w:hAnsi="Arial" w:cs="Arial"/>
+        </w:rPr>
+        <w:t>LOGIN_REDIRECT_URL = '/'</w:t>
+      </w:r>
+    </w:p>
+    <w:p>
+      <w:pPr>
+        <w:pStyle w:val="HTMLPreformatted"/>
+        <w:spacing w:line="276" w:lineRule="auto"/>
+        <w:rPr>
+          <w:rStyle w:val="HTMLCode"/>
+          <w:rFonts w:ascii="Arial" w:hAnsi="Arial" w:cs="Arial"/>
+        </w:rPr>
+      </w:pPr>
+      <w:r>
+        <w:rPr>
+          <w:rStyle w:val="HTMLCode"/>
+          <w:rFonts w:ascii="Arial" w:hAnsi="Arial" w:cs="Arial"/>
+        </w:rPr>
+        <w:t>LOGOUT_REDIRECT_URL = '/'</w:t>
+      </w:r>
+    </w:p>
+    <w:p>
+      <w:pPr>
+        <w:pStyle w:val="NormalWeb"/>
+        <w:spacing w:line="276" w:lineRule="auto"/>
+        <w:rPr>
+          <w:rFonts w:ascii="Arial" w:hAnsi="Arial" w:cs="Arial"/>
+        </w:rPr>
+      </w:pPr>
+      <w:r>
+        <w:rPr>
+          <w:rFonts w:ascii="Arial" w:hAnsi="Arial" w:cs="Arial"/>
+        </w:rPr>
+        <w:t>Users can now log in using Google, Facebook, or GitHub accounts.</w:t>
+      </w:r>
+    </w:p>
+    <w:p>
+      <w:pPr>
+        <w:pStyle w:val="Heading1"/>
+        <w:spacing w:line="276" w:lineRule="auto"/>
+        <w:rPr>
+          <w:rFonts w:ascii="Arial" w:hAnsi="Arial" w:cs="Arial"/>
+        </w:rPr>
+      </w:pPr>
+      <w:r>
+        <w:rPr>
+          <w:rFonts w:ascii="Arial" w:hAnsi="Arial" w:cs="Arial"/>
+          <w:sz w:val="28"/>
+          <w:szCs w:val="28"/>
+        </w:rPr>
+        <w:t>Conclusion</w:t>
+      </w:r>
+    </w:p>
+    <w:p>
+      <w:pPr>
+        <w:pStyle w:val="NormalWeb"/>
+        <w:spacing w:line="276" w:lineRule="auto"/>
+        <w:rPr>
+          <w:rFonts w:ascii="Arial" w:hAnsi="Arial" w:cs="Arial"/>
+        </w:rPr>
+      </w:pPr>
+      <w:r>
+        <w:rPr>
+          <w:rFonts w:ascii="Arial" w:hAnsi="Arial" w:cs="Arial"/>
+        </w:rPr>
+        <w:t>Social login using OAuth2 improves website security and user experience.</w:t>
+      </w:r>
+      <w:r>
+        <w:rPr>
+          <w:rFonts w:ascii="Arial" w:hAnsi="Arial" w:cs="Arial"/>
+        </w:rPr>
+        <w:br/>
+        <w:t>It allows users to access Django applications quickly without creating separate accounts.</w:t>
+      </w:r>
+    </w:p>
+    <w:p>
+      <w:pPr>
+        <w:spacing w:line="276" w:lineRule="auto"/>
+        <w:rPr>
+          <w:rFonts w:ascii="Arial" w:hAnsi="Arial" w:cs="Arial"/>
+          <w:sz w:val="24"/>
+          <w:szCs w:val="24"/>
+        </w:rPr>
+      </w:pPr>
+    </w:p>
+    <w:p>
+      <w:pPr>
+        <w:spacing w:line="276" w:lineRule="auto"/>
+        <w:rPr>
+          <w:rFonts w:ascii="Arial" w:hAnsi="Arial" w:cs="Arial"/>
+          <w:b/>
+          <w:bCs/>
+          <w:sz w:val="36"/>
+          <w:szCs w:val="36"/>
+        </w:rPr>
+      </w:pPr>
+      <w:r>
+        <w:rPr>
+          <w:rFonts w:ascii="Arial" w:hAnsi="Arial" w:cs="Arial"/>
+          <w:b/>
+          <w:bCs/>
+          <w:sz w:val="36"/>
+          <w:szCs w:val="36"/>
+        </w:rPr>
+        <w:t>20. Google Maps API</w:t>
+      </w:r>
+    </w:p>
+    <w:p>
+      <w:pPr>
+        <w:spacing w:line="276" w:lineRule="auto"/>
+        <w:rPr>
+          <w:rFonts w:ascii="Arial" w:hAnsi="Arial" w:cs="Arial"/>
+        </w:rPr>
+      </w:pPr>
+      <w:r>
+        <w:rPr>
+          <w:rFonts w:ascii="Arial" w:hAnsi="Arial" w:cs="Arial"/>
+          <w:sz w:val="24"/>
+          <w:szCs w:val="24"/>
+        </w:rPr>
+        <w:t xml:space="preserve">Q1) </w:t>
+      </w:r>
+      <w:r>
+        <w:rPr>
+          <w:rFonts w:ascii="Arial" w:hAnsi="Arial" w:cs="Arial"/>
+        </w:rPr>
+        <w:t>Integrating Google Maps API into Django projects.</w:t>
+      </w:r>
+    </w:p>
+    <w:p>
+      <w:pPr>
+        <w:pStyle w:val="NormalWeb"/>
+        <w:spacing w:line="276" w:lineRule="auto"/>
+        <w:rPr>
+          <w:rFonts w:ascii="Arial" w:hAnsi="Arial" w:cs="Arial"/>
+        </w:rPr>
+      </w:pPr>
+      <w:r>
+        <w:rPr>
+          <w:rFonts w:ascii="Arial" w:hAnsi="Arial" w:cs="Arial"/>
+        </w:rPr>
+        <w:t>Integration of the Google Maps API in Django allows developers to display maps, locations, routes, and markers inside web applications. It is widely used in delivery systems, travel websites, business applications, and location-based services.</w:t>
+      </w:r>
+    </w:p>
+    <w:p>
+      <w:pPr>
+        <w:pStyle w:val="NormalWeb"/>
+        <w:spacing w:line="276" w:lineRule="auto"/>
+        <w:rPr>
+          <w:rFonts w:ascii="Arial" w:hAnsi="Arial" w:cs="Arial"/>
+        </w:rPr>
+      </w:pPr>
+      <w:r>
+        <w:rPr>
+          <w:rFonts w:ascii="Arial" w:hAnsi="Arial" w:cs="Arial"/>
+        </w:rPr>
+        <w:t>The Google Maps API provides interactive maps and real-time location features that improve user experience and make navigation easier.</w:t>
+      </w:r>
+    </w:p>
+    <w:p>
+      <w:pPr>
+        <w:pStyle w:val="Heading2"/>
+        <w:spacing w:line="276" w:lineRule="auto"/>
+        <w:rPr>
+          <w:rFonts w:ascii="Arial" w:hAnsi="Arial" w:cs="Arial"/>
+        </w:rPr>
+      </w:pPr>
+      <w:r>
+        <w:rPr>
+          <w:rFonts w:ascii="Arial" w:hAnsi="Arial" w:cs="Arial"/>
+        </w:rPr>
+        <w:t>Steps to Integrate Google Maps API in Django</w:t>
+      </w:r>
+    </w:p>
+    <w:p>
+      <w:pPr>
+        <w:pStyle w:val="Heading2"/>
+        <w:spacing w:line="276" w:lineRule="auto"/>
+        <w:rPr>
+          <w:rFonts w:ascii="Arial" w:hAnsi="Arial" w:cs="Arial"/>
+        </w:rPr>
+      </w:pPr>
+      <w:r>
+        <w:rPr>
+          <w:rFonts w:ascii="Arial" w:hAnsi="Arial" w:cs="Arial"/>
+        </w:rPr>
+        <w:t>1. Create a Google Cloud Account</w:t>
+      </w:r>
+    </w:p>
+    <w:p>
+      <w:pPr>
+        <w:pStyle w:val="NormalWeb"/>
+        <w:spacing w:line="276" w:lineRule="auto"/>
+        <w:rPr>
+          <w:rFonts w:ascii="Arial" w:hAnsi="Arial" w:cs="Arial"/>
+        </w:rPr>
+      </w:pPr>
+      <w:r>
+        <w:rPr>
+          <w:rFonts w:ascii="Arial" w:hAnsi="Arial" w:cs="Arial"/>
+        </w:rPr>
+        <w:t>First, create an account on Google Cloud Platform and create a new project.</w:t>
+      </w:r>
+    </w:p>
+    <w:p>
+      <w:pPr>
+        <w:pStyle w:val="Heading2"/>
+        <w:spacing w:line="276" w:lineRule="auto"/>
+        <w:rPr>
+          <w:rFonts w:ascii="Arial" w:hAnsi="Arial" w:cs="Arial"/>
+        </w:rPr>
+      </w:pPr>
+      <w:r>
+        <w:rPr>
+          <w:rFonts w:ascii="Arial" w:hAnsi="Arial" w:cs="Arial"/>
+        </w:rPr>
+        <w:t>2. Enable Google Maps API</w:t>
+      </w:r>
+    </w:p>
+    <w:p>
+      <w:pPr>
+        <w:pStyle w:val="NormalWeb"/>
+        <w:spacing w:line="276" w:lineRule="auto"/>
+        <w:rPr>
+          <w:rFonts w:ascii="Arial" w:hAnsi="Arial" w:cs="Arial"/>
+        </w:rPr>
+      </w:pPr>
+      <w:r>
+        <w:rPr>
+          <w:rFonts w:ascii="Arial" w:hAnsi="Arial" w:cs="Arial"/>
+        </w:rPr>
+        <w:t>Enable required APIs such as:</w:t>
+      </w:r>
+    </w:p>
+    <w:p>
+      <w:pPr>
+        <w:pStyle w:val="NormalWeb"/>
+        <w:numPr>
+          <w:ilvl w:val="0"/>
+          <w:numId w:val="12"/>
+        </w:numPr>
+        <w:spacing w:line="276" w:lineRule="auto"/>
+        <w:rPr>
+          <w:rFonts w:ascii="Arial" w:hAnsi="Arial" w:cs="Arial"/>
+        </w:rPr>
+      </w:pPr>
+      <w:r>
+        <w:rPr>
+          <w:rFonts w:ascii="Arial" w:hAnsi="Arial" w:cs="Arial"/>
+        </w:rPr>
+        <w:t>Maps JavaScript API</w:t>
+      </w:r>
+    </w:p>
+    <w:p>
+      <w:pPr>
+        <w:pStyle w:val="NormalWeb"/>
+        <w:numPr>
+          <w:ilvl w:val="0"/>
+          <w:numId w:val="12"/>
+        </w:numPr>
+        <w:spacing w:line="276" w:lineRule="auto"/>
+        <w:rPr>
+          <w:rFonts w:ascii="Arial" w:hAnsi="Arial" w:cs="Arial"/>
+        </w:rPr>
+      </w:pPr>
+      <w:r>
+        <w:rPr>
+          <w:rFonts w:ascii="Arial" w:hAnsi="Arial" w:cs="Arial"/>
+        </w:rPr>
+        <w:t>Geocoding API</w:t>
+      </w:r>
+    </w:p>
+    <w:p>
+      <w:pPr>
+        <w:pStyle w:val="NormalWeb"/>
+        <w:numPr>
+          <w:ilvl w:val="0"/>
+          <w:numId w:val="12"/>
+        </w:numPr>
+        <w:spacing w:line="276" w:lineRule="auto"/>
+        <w:rPr>
+          <w:rFonts w:ascii="Arial" w:hAnsi="Arial" w:cs="Arial"/>
+        </w:rPr>
+      </w:pPr>
+      <w:r>
+        <w:rPr>
+          <w:rFonts w:ascii="Arial" w:hAnsi="Arial" w:cs="Arial"/>
+        </w:rPr>
+        <w:t>Places API</w:t>
+      </w:r>
+    </w:p>
+    <w:p>
+      <w:pPr>
+        <w:pStyle w:val="Heading2"/>
+        <w:spacing w:line="276" w:lineRule="auto"/>
+        <w:rPr>
+          <w:rFonts w:ascii="Arial" w:hAnsi="Arial" w:cs="Arial"/>
+        </w:rPr>
+      </w:pPr>
+      <w:r>
+        <w:rPr>
+          <w:rFonts w:ascii="Arial" w:hAnsi="Arial" w:cs="Arial"/>
+        </w:rPr>
+        <w:t>3. Generate API Key</w:t>
+      </w:r>
+    </w:p>
+    <w:p>
+      <w:pPr>
+        <w:pStyle w:val="NormalWeb"/>
+        <w:spacing w:line="276" w:lineRule="auto"/>
+        <w:rPr>
+          <w:rFonts w:ascii="Arial" w:hAnsi="Arial" w:cs="Arial"/>
+        </w:rPr>
+      </w:pPr>
+      <w:r>
+        <w:rPr>
+          <w:rFonts w:ascii="Arial" w:hAnsi="Arial" w:cs="Arial"/>
+        </w:rPr>
+        <w:t>Create an API key from the Google Cloud Console.</w:t>
+      </w:r>
+    </w:p>
+    <w:p>
+      <w:pPr>
+        <w:pStyle w:val="NormalWeb"/>
+        <w:spacing w:line="276" w:lineRule="auto"/>
+        <w:rPr>
+          <w:rFonts w:ascii="Arial" w:hAnsi="Arial" w:cs="Arial"/>
+        </w:rPr>
+      </w:pPr>
+      <w:r>
+        <w:rPr>
+          <w:rFonts w:ascii="Arial" w:hAnsi="Arial" w:cs="Arial"/>
+        </w:rPr>
+        <w:t>Example:</w:t>
+      </w:r>
+    </w:p>
+    <w:p>
+      <w:pPr>
+        <w:pStyle w:val="HTMLPreformatted"/>
+        <w:spacing w:line="276" w:lineRule="auto"/>
+        <w:rPr>
+          <w:rStyle w:val="HTMLCode"/>
+          <w:rFonts w:ascii="Arial" w:hAnsi="Arial" w:cs="Arial"/>
+        </w:rPr>
+      </w:pPr>
+      <w:r>
+        <w:rPr>
+          <w:rStyle w:val="HTMLCode"/>
+          <w:rFonts w:ascii="Arial" w:hAnsi="Arial" w:cs="Arial"/>
+        </w:rPr>
+        <w:t>API_KEY = "</w:t>
+      </w:r>
+      <w:proofErr w:type="spellStart"/>
+      <w:r>
+        <w:rPr>
+          <w:rStyle w:val="HTMLCode"/>
+          <w:rFonts w:ascii="Arial" w:hAnsi="Arial" w:cs="Arial"/>
+        </w:rPr>
+        <w:t>Your_Google_Maps_API_Key</w:t>
+      </w:r>
+      <w:proofErr w:type="spellEnd"/>
+      <w:r>
+        <w:rPr>
+          <w:rStyle w:val="HTMLCode"/>
+          <w:rFonts w:ascii="Arial" w:hAnsi="Arial" w:cs="Arial"/>
+        </w:rPr>
+        <w:t>"</w:t>
+      </w:r>
+    </w:p>
+    <w:p>
+      <w:pPr>
+        <w:pStyle w:val="Heading2"/>
+        <w:spacing w:line="276" w:lineRule="auto"/>
+        <w:rPr>
+          <w:rFonts w:ascii="Arial" w:hAnsi="Arial" w:cs="Arial"/>
+        </w:rPr>
+      </w:pPr>
+      <w:r>
+        <w:rPr>
+          <w:rFonts w:ascii="Arial" w:hAnsi="Arial" w:cs="Arial"/>
+        </w:rPr>
+        <w:t>4. Create Django View</w:t>
+      </w:r>
+    </w:p>
+    <w:p>
+      <w:pPr>
+        <w:pStyle w:val="HTMLPreformatted"/>
+        <w:spacing w:line="276" w:lineRule="auto"/>
+        <w:rPr>
+          <w:rStyle w:val="HTMLCode"/>
+          <w:rFonts w:ascii="Arial" w:hAnsi="Arial" w:cs="Arial"/>
+        </w:rPr>
+      </w:pPr>
+      <w:r>
+        <w:rPr>
+          <w:rStyle w:val="HTMLCode"/>
+          <w:rFonts w:ascii="Arial" w:hAnsi="Arial" w:cs="Arial"/>
+        </w:rPr>
+        <w:t xml:space="preserve">from </w:t>
+      </w:r>
+      <w:proofErr w:type="spellStart"/>
+      <w:proofErr w:type="gramStart"/>
+      <w:r>
+        <w:rPr>
+          <w:rStyle w:val="HTMLCode"/>
+          <w:rFonts w:ascii="Arial" w:hAnsi="Arial" w:cs="Arial"/>
+        </w:rPr>
+        <w:t>django.shortcuts</w:t>
+      </w:r>
+      <w:proofErr w:type="spellEnd"/>
+      <w:proofErr w:type="gramEnd"/>
+      <w:r>
+        <w:rPr>
+          <w:rStyle w:val="HTMLCode"/>
+          <w:rFonts w:ascii="Arial" w:hAnsi="Arial" w:cs="Arial"/>
+        </w:rPr>
+        <w:t xml:space="preserve"> import render</w:t>
+      </w:r>
+    </w:p>
+    <w:p>
+      <w:pPr>
+        <w:pStyle w:val="HTMLPreformatted"/>
+        <w:spacing w:line="276" w:lineRule="auto"/>
+        <w:rPr>
+          <w:rStyle w:val="HTMLCode"/>
+          <w:rFonts w:ascii="Arial" w:hAnsi="Arial" w:cs="Arial"/>
+        </w:rPr>
+      </w:pPr>
+    </w:p>
+    <w:p>
+      <w:pPr>
+        <w:pStyle w:val="HTMLPreformatted"/>
+        <w:spacing w:line="276" w:lineRule="auto"/>
+        <w:rPr>
+          <w:rStyle w:val="HTMLCode"/>
+          <w:rFonts w:ascii="Arial" w:hAnsi="Arial" w:cs="Arial"/>
+        </w:rPr>
+      </w:pPr>
+      <w:r>
+        <w:rPr>
+          <w:rStyle w:val="HTMLCode"/>
+          <w:rFonts w:ascii="Arial" w:hAnsi="Arial" w:cs="Arial"/>
+        </w:rPr>
+        <w:t>def home(request):</w:t>
+      </w:r>
+    </w:p>
+    <w:p>
+      <w:pPr>
+        <w:pStyle w:val="HTMLPreformatted"/>
+        <w:spacing w:line="276" w:lineRule="auto"/>
+        <w:rPr>
+          <w:rStyle w:val="HTMLCode"/>
+          <w:rFonts w:ascii="Arial" w:hAnsi="Arial" w:cs="Arial"/>
+        </w:rPr>
+      </w:pPr>
+      <w:r>
+        <w:rPr>
+          <w:rStyle w:val="HTMLCode"/>
+          <w:rFonts w:ascii="Arial" w:hAnsi="Arial" w:cs="Arial"/>
+        </w:rPr>
+        <w:t xml:space="preserve">    return </w:t>
+      </w:r>
+      <w:proofErr w:type="gramStart"/>
+      <w:r>
+        <w:rPr>
+          <w:rStyle w:val="HTMLCode"/>
+          <w:rFonts w:ascii="Arial" w:hAnsi="Arial" w:cs="Arial"/>
+        </w:rPr>
+        <w:t>render(</w:t>
+      </w:r>
+      <w:proofErr w:type="gramEnd"/>
+      <w:r>
+        <w:rPr>
+          <w:rStyle w:val="HTMLCode"/>
+          <w:rFonts w:ascii="Arial" w:hAnsi="Arial" w:cs="Arial"/>
+        </w:rPr>
+        <w:t>request, 'map.html')</w:t>
+      </w:r>
+    </w:p>
+    <w:p>
+      <w:pPr>
+        <w:pStyle w:val="Heading2"/>
+        <w:spacing w:line="276" w:lineRule="auto"/>
+        <w:rPr>
+          <w:rFonts w:ascii="Arial" w:hAnsi="Arial" w:cs="Arial"/>
+        </w:rPr>
+      </w:pPr>
+      <w:r>
+        <w:rPr>
+          <w:rFonts w:ascii="Arial" w:hAnsi="Arial" w:cs="Arial"/>
+        </w:rPr>
+        <w:t>5. Add URL Path</w:t>
+      </w:r>
+    </w:p>
+    <w:p>
+      <w:pPr>
+        <w:pStyle w:val="HTMLPreformatted"/>
+        <w:spacing w:line="276" w:lineRule="auto"/>
+        <w:rPr>
+          <w:rStyle w:val="HTMLCode"/>
+          <w:rFonts w:ascii="Arial" w:hAnsi="Arial" w:cs="Arial"/>
+        </w:rPr>
+      </w:pPr>
+      <w:r>
+        <w:rPr>
+          <w:rStyle w:val="HTMLCode"/>
+          <w:rFonts w:ascii="Arial" w:hAnsi="Arial" w:cs="Arial"/>
+        </w:rPr>
+        <w:t xml:space="preserve">from </w:t>
+      </w:r>
+      <w:proofErr w:type="spellStart"/>
+      <w:proofErr w:type="gramStart"/>
+      <w:r>
+        <w:rPr>
+          <w:rStyle w:val="HTMLCode"/>
+          <w:rFonts w:ascii="Arial" w:hAnsi="Arial" w:cs="Arial"/>
+        </w:rPr>
+        <w:t>django.urls</w:t>
+      </w:r>
+      <w:proofErr w:type="spellEnd"/>
+      <w:proofErr w:type="gramEnd"/>
+      <w:r>
+        <w:rPr>
+          <w:rStyle w:val="HTMLCode"/>
+          <w:rFonts w:ascii="Arial" w:hAnsi="Arial" w:cs="Arial"/>
+        </w:rPr>
+        <w:t xml:space="preserve"> import path</w:t>
+      </w:r>
+    </w:p>
+    <w:p>
+      <w:pPr>
+        <w:pStyle w:val="HTMLPreformatted"/>
+        <w:spacing w:line="276" w:lineRule="auto"/>
+        <w:rPr>
+          <w:rStyle w:val="HTMLCode"/>
+          <w:rFonts w:ascii="Arial" w:hAnsi="Arial" w:cs="Arial"/>
+        </w:rPr>
+      </w:pPr>
+      <w:proofErr w:type="gramStart"/>
+      <w:r>
+        <w:rPr>
+          <w:rStyle w:val="HTMLCode"/>
+          <w:rFonts w:ascii="Arial" w:hAnsi="Arial" w:cs="Arial"/>
+        </w:rPr>
+        <w:t>from .views</w:t>
+      </w:r>
+      <w:proofErr w:type="gramEnd"/>
+      <w:r>
+        <w:rPr>
+          <w:rStyle w:val="HTMLCode"/>
+          <w:rFonts w:ascii="Arial" w:hAnsi="Arial" w:cs="Arial"/>
+        </w:rPr>
+        <w:t xml:space="preserve"> import home</w:t>
+      </w:r>
+    </w:p>
+    <w:p>
+      <w:pPr>
+        <w:pStyle w:val="HTMLPreformatted"/>
+        <w:spacing w:line="276" w:lineRule="auto"/>
+        <w:rPr>
+          <w:rStyle w:val="HTMLCode"/>
+          <w:rFonts w:ascii="Arial" w:hAnsi="Arial" w:cs="Arial"/>
+        </w:rPr>
+      </w:pPr>
+    </w:p>
+    <w:p>
+      <w:pPr>
+        <w:pStyle w:val="HTMLPreformatted"/>
+        <w:spacing w:line="276" w:lineRule="auto"/>
+        <w:rPr>
+          <w:rStyle w:val="HTMLCode"/>
+          <w:rFonts w:ascii="Arial" w:hAnsi="Arial" w:cs="Arial"/>
+        </w:rPr>
+      </w:pPr>
+      <w:proofErr w:type="spellStart"/>
+      <w:r>
+        <w:rPr>
+          <w:rStyle w:val="HTMLCode"/>
+          <w:rFonts w:ascii="Arial" w:hAnsi="Arial" w:cs="Arial"/>
+        </w:rPr>
+        <w:t>urlpatterns</w:t>
+      </w:r>
+      <w:proofErr w:type="spellEnd"/>
+      <w:r>
+        <w:rPr>
+          <w:rStyle w:val="HTMLCode"/>
+          <w:rFonts w:ascii="Arial" w:hAnsi="Arial" w:cs="Arial"/>
+        </w:rPr>
+        <w:t xml:space="preserve"> = [</w:t>
+      </w:r>
+    </w:p>
+    <w:p>
+      <w:pPr>
+        <w:pStyle w:val="HTMLPreformatted"/>
+        <w:spacing w:line="276" w:lineRule="auto"/>
+        <w:rPr>
+          <w:rStyle w:val="HTMLCode"/>
+          <w:rFonts w:ascii="Arial" w:hAnsi="Arial" w:cs="Arial"/>
+        </w:rPr>
+      </w:pPr>
+      <w:r>
+        <w:rPr>
+          <w:rStyle w:val="HTMLCode"/>
+          <w:rFonts w:ascii="Arial" w:hAnsi="Arial" w:cs="Arial"/>
+        </w:rPr>
+        <w:lastRenderedPageBreak/>
+        <w:t xml:space="preserve">    </w:t>
+      </w:r>
+      <w:proofErr w:type="gramStart"/>
+      <w:r>
+        <w:rPr>
+          <w:rStyle w:val="HTMLCode"/>
+          <w:rFonts w:ascii="Arial" w:hAnsi="Arial" w:cs="Arial"/>
+        </w:rPr>
+        <w:t>path(</w:t>
+      </w:r>
+      <w:proofErr w:type="gramEnd"/>
+      <w:r>
+        <w:rPr>
+          <w:rStyle w:val="HTMLCode"/>
+          <w:rFonts w:ascii="Arial" w:hAnsi="Arial" w:cs="Arial"/>
+        </w:rPr>
+        <w:t>'', home),</w:t>
+      </w:r>
+    </w:p>
+    <w:p>
+      <w:pPr>
+        <w:pStyle w:val="HTMLPreformatted"/>
+        <w:spacing w:line="276" w:lineRule="auto"/>
+        <w:rPr>
+          <w:rStyle w:val="HTMLCode"/>
+          <w:rFonts w:ascii="Arial" w:hAnsi="Arial" w:cs="Arial"/>
+        </w:rPr>
+      </w:pPr>
+      <w:r>
+        <w:rPr>
+          <w:rStyle w:val="HTMLCode"/>
+          <w:rFonts w:ascii="Arial" w:hAnsi="Arial" w:cs="Arial"/>
+        </w:rPr>
+        <w:t>]</w:t>
+      </w:r>
+    </w:p>
+    <w:p>
+      <w:pPr>
+        <w:pStyle w:val="Heading2"/>
+        <w:spacing w:line="276" w:lineRule="auto"/>
+        <w:rPr>
+          <w:rFonts w:ascii="Arial" w:hAnsi="Arial" w:cs="Arial"/>
+        </w:rPr>
+      </w:pPr>
+      <w:r>
+        <w:rPr>
+          <w:rFonts w:ascii="Arial" w:hAnsi="Arial" w:cs="Arial"/>
+        </w:rPr>
+        <w:t>6. Create HTML Template</w:t>
+      </w:r>
+    </w:p>
+    <w:p>
+      <w:pPr>
+        <w:pStyle w:val="HTMLPreformatted"/>
+        <w:spacing w:line="276" w:lineRule="auto"/>
+        <w:rPr>
+          <w:rStyle w:val="HTMLCode"/>
+          <w:rFonts w:ascii="Arial" w:hAnsi="Arial" w:cs="Arial"/>
+        </w:rPr>
+      </w:pPr>
+      <w:r>
+        <w:rPr>
+          <w:rStyle w:val="HTMLCode"/>
+          <w:rFonts w:ascii="Arial" w:hAnsi="Arial" w:cs="Arial"/>
+        </w:rPr>
+        <w:t>&lt;!DOCTYPE html&gt;</w:t>
+      </w:r>
+    </w:p>
+    <w:p>
+      <w:pPr>
+        <w:pStyle w:val="HTMLPreformatted"/>
+        <w:spacing w:line="276" w:lineRule="auto"/>
+        <w:rPr>
+          <w:rStyle w:val="HTMLCode"/>
+          <w:rFonts w:ascii="Arial" w:hAnsi="Arial" w:cs="Arial"/>
+        </w:rPr>
+      </w:pPr>
+      <w:r>
+        <w:rPr>
+          <w:rStyle w:val="HTMLCode"/>
+          <w:rFonts w:ascii="Arial" w:hAnsi="Arial" w:cs="Arial"/>
+        </w:rPr>
+        <w:t>&lt;html&gt;</w:t>
+      </w:r>
+    </w:p>
+    <w:p>
+      <w:pPr>
+        <w:pStyle w:val="HTMLPreformatted"/>
+        <w:spacing w:line="276" w:lineRule="auto"/>
+        <w:rPr>
+          <w:rStyle w:val="HTMLCode"/>
+          <w:rFonts w:ascii="Arial" w:hAnsi="Arial" w:cs="Arial"/>
+        </w:rPr>
+      </w:pPr>
+      <w:r>
+        <w:rPr>
+          <w:rStyle w:val="HTMLCode"/>
+          <w:rFonts w:ascii="Arial" w:hAnsi="Arial" w:cs="Arial"/>
+        </w:rPr>
+        <w:t>&lt;head&gt;</w:t>
+      </w:r>
+    </w:p>
+    <w:p>
+      <w:pPr>
+        <w:pStyle w:val="HTMLPreformatted"/>
+        <w:spacing w:line="276" w:lineRule="auto"/>
+        <w:rPr>
+          <w:rStyle w:val="HTMLCode"/>
+          <w:rFonts w:ascii="Arial" w:hAnsi="Arial" w:cs="Arial"/>
+        </w:rPr>
+      </w:pPr>
+      <w:r>
+        <w:rPr>
+          <w:rStyle w:val="HTMLCode"/>
+          <w:rFonts w:ascii="Arial" w:hAnsi="Arial" w:cs="Arial"/>
+        </w:rPr>
+        <w:t xml:space="preserve">    &lt;title&gt;Google Map&lt;/title&gt;</w:t>
+      </w:r>
+    </w:p>
+    <w:p>
+      <w:pPr>
+        <w:pStyle w:val="HTMLPreformatted"/>
+        <w:spacing w:line="276" w:lineRule="auto"/>
+        <w:rPr>
+          <w:rStyle w:val="HTMLCode"/>
+          <w:rFonts w:ascii="Arial" w:hAnsi="Arial" w:cs="Arial"/>
+        </w:rPr>
+      </w:pPr>
+    </w:p>
+    <w:p>
+      <w:pPr>
+        <w:pStyle w:val="HTMLPreformatted"/>
+        <w:spacing w:line="276" w:lineRule="auto"/>
+        <w:rPr>
+          <w:rStyle w:val="HTMLCode"/>
+          <w:rFonts w:ascii="Arial" w:hAnsi="Arial" w:cs="Arial"/>
+        </w:rPr>
+      </w:pPr>
+      <w:r>
+        <w:rPr>
+          <w:rStyle w:val="HTMLCode"/>
+          <w:rFonts w:ascii="Arial" w:hAnsi="Arial" w:cs="Arial"/>
+        </w:rPr>
+        <w:t xml:space="preserve">    &lt;script src="https://maps.googleapis.com/maps/api/js?key=YOUR_API_KEY"&gt;&lt;/script&gt;</w:t>
+      </w:r>
+    </w:p>
+    <w:p>
+      <w:pPr>
+        <w:pStyle w:val="HTMLPreformatted"/>
+        <w:spacing w:line="276" w:lineRule="auto"/>
+        <w:rPr>
+          <w:rStyle w:val="HTMLCode"/>
+          <w:rFonts w:ascii="Arial" w:hAnsi="Arial" w:cs="Arial"/>
+        </w:rPr>
+      </w:pPr>
+      <w:r>
+        <w:rPr>
+          <w:rStyle w:val="HTMLCode"/>
+          <w:rFonts w:ascii="Arial" w:hAnsi="Arial" w:cs="Arial"/>
+        </w:rPr>
+        <w:t>&lt;/head&gt;</w:t>
+      </w:r>
+    </w:p>
+    <w:p>
+      <w:pPr>
+        <w:pStyle w:val="HTMLPreformatted"/>
+        <w:spacing w:line="276" w:lineRule="auto"/>
+        <w:rPr>
+          <w:rStyle w:val="HTMLCode"/>
+          <w:rFonts w:ascii="Arial" w:hAnsi="Arial" w:cs="Arial"/>
+        </w:rPr>
+      </w:pPr>
+      <w:r>
+        <w:rPr>
+          <w:rStyle w:val="HTMLCode"/>
+          <w:rFonts w:ascii="Arial" w:hAnsi="Arial" w:cs="Arial"/>
+        </w:rPr>
+        <w:t>&lt;body&gt;</w:t>
+      </w:r>
+    </w:p>
+    <w:p>
+      <w:pPr>
+        <w:pStyle w:val="HTMLPreformatted"/>
+        <w:spacing w:line="276" w:lineRule="auto"/>
+        <w:rPr>
+          <w:rStyle w:val="HTMLCode"/>
+          <w:rFonts w:ascii="Arial" w:hAnsi="Arial" w:cs="Arial"/>
+        </w:rPr>
+      </w:pPr>
+    </w:p>
+    <w:p>
+      <w:pPr>
+        <w:pStyle w:val="HTMLPreformatted"/>
+        <w:spacing w:line="276" w:lineRule="auto"/>
+        <w:rPr>
+          <w:rStyle w:val="HTMLCode"/>
+          <w:rFonts w:ascii="Arial" w:hAnsi="Arial" w:cs="Arial"/>
+        </w:rPr>
+      </w:pPr>
+      <w:r>
+        <w:rPr>
+          <w:rStyle w:val="HTMLCode"/>
+          <w:rFonts w:ascii="Arial" w:hAnsi="Arial" w:cs="Arial"/>
+        </w:rPr>
+        <w:t>&lt;div id="map" style="height:400px; width:100%;"&gt;&lt;/div&gt;</w:t>
+      </w:r>
+    </w:p>
+    <w:p>
+      <w:pPr>
+        <w:pStyle w:val="HTMLPreformatted"/>
+        <w:spacing w:line="276" w:lineRule="auto"/>
+        <w:rPr>
+          <w:rStyle w:val="HTMLCode"/>
+          <w:rFonts w:ascii="Arial" w:hAnsi="Arial" w:cs="Arial"/>
+        </w:rPr>
+      </w:pPr>
+    </w:p>
+    <w:p>
+      <w:pPr>
+        <w:pStyle w:val="HTMLPreformatted"/>
+        <w:spacing w:line="276" w:lineRule="auto"/>
+        <w:rPr>
+          <w:rStyle w:val="HTMLCode"/>
+          <w:rFonts w:ascii="Arial" w:hAnsi="Arial" w:cs="Arial"/>
+        </w:rPr>
+      </w:pPr>
+      <w:r>
+        <w:rPr>
+          <w:rStyle w:val="HTMLCode"/>
+          <w:rFonts w:ascii="Arial" w:hAnsi="Arial" w:cs="Arial"/>
+        </w:rPr>
+        <w:t>&lt;script&gt;</w:t>
+      </w:r>
+    </w:p>
+    <w:p>
+      <w:pPr>
+        <w:pStyle w:val="HTMLPreformatted"/>
+        <w:spacing w:line="276" w:lineRule="auto"/>
+        <w:rPr>
+          <w:rStyle w:val="HTMLCode"/>
+          <w:rFonts w:ascii="Arial" w:hAnsi="Arial" w:cs="Arial"/>
+        </w:rPr>
+      </w:pPr>
+      <w:r>
+        <w:rPr>
+          <w:rStyle w:val="HTMLCode"/>
+          <w:rFonts w:ascii="Arial" w:hAnsi="Arial" w:cs="Arial"/>
+        </w:rPr>
+        <w:t xml:space="preserve">function </w:t>
+      </w:r>
+      <w:proofErr w:type="spellStart"/>
+      <w:proofErr w:type="gramStart"/>
+      <w:r>
+        <w:rPr>
+          <w:rStyle w:val="HTMLCode"/>
+          <w:rFonts w:ascii="Arial" w:hAnsi="Arial" w:cs="Arial"/>
+        </w:rPr>
+        <w:t>initMap</w:t>
+      </w:r>
+      <w:proofErr w:type="spellEnd"/>
+      <w:r>
+        <w:rPr>
+          <w:rStyle w:val="HTMLCode"/>
+          <w:rFonts w:ascii="Arial" w:hAnsi="Arial" w:cs="Arial"/>
+        </w:rPr>
+        <w:t>(</w:t>
+      </w:r>
+      <w:proofErr w:type="gramEnd"/>
+      <w:r>
+        <w:rPr>
+          <w:rStyle w:val="HTMLCode"/>
+          <w:rFonts w:ascii="Arial" w:hAnsi="Arial" w:cs="Arial"/>
+        </w:rPr>
+        <w:t>) {</w:t>
+      </w:r>
+    </w:p>
+    <w:p>
+      <w:pPr>
+        <w:pStyle w:val="HTMLPreformatted"/>
+        <w:spacing w:line="276" w:lineRule="auto"/>
+        <w:rPr>
+          <w:rStyle w:val="HTMLCode"/>
+          <w:rFonts w:ascii="Arial" w:hAnsi="Arial" w:cs="Arial"/>
+        </w:rPr>
+      </w:pPr>
+    </w:p>
+    <w:p>
+      <w:pPr>
+        <w:pStyle w:val="HTMLPreformatted"/>
+        <w:spacing w:line="276" w:lineRule="auto"/>
+        <w:rPr>
+          <w:rStyle w:val="HTMLCode"/>
+          <w:rFonts w:ascii="Arial" w:hAnsi="Arial" w:cs="Arial"/>
+        </w:rPr>
+      </w:pPr>
+      <w:r>
+        <w:rPr>
+          <w:rStyle w:val="HTMLCode"/>
+          <w:rFonts w:ascii="Arial" w:hAnsi="Arial" w:cs="Arial"/>
+        </w:rPr>
+        <w:t xml:space="preserve">    var location = {</w:t>
+      </w:r>
+      <w:proofErr w:type="spellStart"/>
+      <w:r>
+        <w:rPr>
+          <w:rStyle w:val="HTMLCode"/>
+          <w:rFonts w:ascii="Arial" w:hAnsi="Arial" w:cs="Arial"/>
+        </w:rPr>
+        <w:t>lat</w:t>
+      </w:r>
+      <w:proofErr w:type="spellEnd"/>
+      <w:r>
+        <w:rPr>
+          <w:rStyle w:val="HTMLCode"/>
+          <w:rFonts w:ascii="Arial" w:hAnsi="Arial" w:cs="Arial"/>
+        </w:rPr>
+        <w:t xml:space="preserve">: 21.1702, </w:t>
+      </w:r>
+      <w:proofErr w:type="spellStart"/>
+      <w:r>
+        <w:rPr>
+          <w:rStyle w:val="HTMLCode"/>
+          <w:rFonts w:ascii="Arial" w:hAnsi="Arial" w:cs="Arial"/>
+        </w:rPr>
+        <w:t>lng</w:t>
+      </w:r>
+      <w:proofErr w:type="spellEnd"/>
+      <w:r>
+        <w:rPr>
+          <w:rStyle w:val="HTMLCode"/>
+          <w:rFonts w:ascii="Arial" w:hAnsi="Arial" w:cs="Arial"/>
+        </w:rPr>
+        <w:t>: 72.8311};</w:t>
+      </w:r>
+    </w:p>
+    <w:p>
+      <w:pPr>
+        <w:pStyle w:val="HTMLPreformatted"/>
+        <w:spacing w:line="276" w:lineRule="auto"/>
+        <w:rPr>
+          <w:rStyle w:val="HTMLCode"/>
+          <w:rFonts w:ascii="Arial" w:hAnsi="Arial" w:cs="Arial"/>
+        </w:rPr>
+      </w:pPr>
+    </w:p>
+    <w:p>
+      <w:pPr>
+        <w:pStyle w:val="HTMLPreformatted"/>
+        <w:spacing w:line="276" w:lineRule="auto"/>
+        <w:rPr>
+          <w:rStyle w:val="HTMLCode"/>
+          <w:rFonts w:ascii="Arial" w:hAnsi="Arial" w:cs="Arial"/>
+        </w:rPr>
+      </w:pPr>
+      <w:r>
+        <w:rPr>
+          <w:rStyle w:val="HTMLCode"/>
+          <w:rFonts w:ascii="Arial" w:hAnsi="Arial" w:cs="Arial"/>
+        </w:rPr>
+        <w:t xml:space="preserve">    var map = new </w:t>
+      </w:r>
+      <w:proofErr w:type="spellStart"/>
+      <w:proofErr w:type="gramStart"/>
+      <w:r>
+        <w:rPr>
+          <w:rStyle w:val="HTMLCode"/>
+          <w:rFonts w:ascii="Arial" w:hAnsi="Arial" w:cs="Arial"/>
+        </w:rPr>
+        <w:t>google.maps</w:t>
+      </w:r>
+      <w:proofErr w:type="gramEnd"/>
+      <w:r>
+        <w:rPr>
+          <w:rStyle w:val="HTMLCode"/>
+          <w:rFonts w:ascii="Arial" w:hAnsi="Arial" w:cs="Arial"/>
+        </w:rPr>
+        <w:t>.Map</w:t>
+      </w:r>
+      <w:proofErr w:type="spellEnd"/>
+      <w:r>
+        <w:rPr>
+          <w:rStyle w:val="HTMLCode"/>
+          <w:rFonts w:ascii="Arial" w:hAnsi="Arial" w:cs="Arial"/>
+        </w:rPr>
+        <w:t>(</w:t>
+      </w:r>
+    </w:p>
+    <w:p>
+      <w:pPr>
+        <w:pStyle w:val="HTMLPreformatted"/>
+        <w:spacing w:line="276" w:lineRule="auto"/>
+        <w:rPr>
+          <w:rStyle w:val="HTMLCode"/>
+          <w:rFonts w:ascii="Arial" w:hAnsi="Arial" w:cs="Arial"/>
+        </w:rPr>
+      </w:pPr>
+      <w:r>
+        <w:rPr>
+          <w:rStyle w:val="HTMLCode"/>
+          <w:rFonts w:ascii="Arial" w:hAnsi="Arial" w:cs="Arial"/>
+        </w:rPr>
+        <w:t xml:space="preserve">        </w:t>
+      </w:r>
+      <w:proofErr w:type="spellStart"/>
+      <w:proofErr w:type="gramStart"/>
+      <w:r>
+        <w:rPr>
+          <w:rStyle w:val="HTMLCode"/>
+          <w:rFonts w:ascii="Arial" w:hAnsi="Arial" w:cs="Arial"/>
+        </w:rPr>
+        <w:t>document.getElementById</w:t>
+      </w:r>
+      <w:proofErr w:type="spellEnd"/>
+      <w:proofErr w:type="gramEnd"/>
+      <w:r>
+        <w:rPr>
+          <w:rStyle w:val="HTMLCode"/>
+          <w:rFonts w:ascii="Arial" w:hAnsi="Arial" w:cs="Arial"/>
+        </w:rPr>
+        <w:t>('map'),</w:t>
+      </w:r>
+    </w:p>
+    <w:p>
+      <w:pPr>
+        <w:pStyle w:val="HTMLPreformatted"/>
+        <w:spacing w:line="276" w:lineRule="auto"/>
+        <w:rPr>
+          <w:rStyle w:val="HTMLCode"/>
+          <w:rFonts w:ascii="Arial" w:hAnsi="Arial" w:cs="Arial"/>
+        </w:rPr>
+      </w:pPr>
+      <w:r>
+        <w:rPr>
+          <w:rStyle w:val="HTMLCode"/>
+          <w:rFonts w:ascii="Arial" w:hAnsi="Arial" w:cs="Arial"/>
+        </w:rPr>
+        <w:t xml:space="preserve">        {</w:t>
+      </w:r>
+    </w:p>
+    <w:p>
+      <w:pPr>
+        <w:pStyle w:val="HTMLPreformatted"/>
+        <w:spacing w:line="276" w:lineRule="auto"/>
+        <w:rPr>
+          <w:rStyle w:val="HTMLCode"/>
+          <w:rFonts w:ascii="Arial" w:hAnsi="Arial" w:cs="Arial"/>
+        </w:rPr>
+      </w:pPr>
+      <w:r>
+        <w:rPr>
+          <w:rStyle w:val="HTMLCode"/>
+          <w:rFonts w:ascii="Arial" w:hAnsi="Arial" w:cs="Arial"/>
+        </w:rPr>
+        <w:t xml:space="preserve">            zoom: 10,</w:t>
+      </w:r>
+    </w:p>
+    <w:p>
+      <w:pPr>
+        <w:pStyle w:val="HTMLPreformatted"/>
+        <w:spacing w:line="276" w:lineRule="auto"/>
+        <w:rPr>
+          <w:rStyle w:val="HTMLCode"/>
+          <w:rFonts w:ascii="Arial" w:hAnsi="Arial" w:cs="Arial"/>
+        </w:rPr>
+      </w:pPr>
+      <w:r>
+        <w:rPr>
+          <w:rStyle w:val="HTMLCode"/>
+          <w:rFonts w:ascii="Arial" w:hAnsi="Arial" w:cs="Arial"/>
+        </w:rPr>
+        <w:t xml:space="preserve">            center: location</w:t>
+      </w:r>
+    </w:p>
+    <w:p>
+      <w:pPr>
+        <w:pStyle w:val="HTMLPreformatted"/>
+        <w:spacing w:line="276" w:lineRule="auto"/>
+        <w:rPr>
+          <w:rStyle w:val="HTMLCode"/>
+          <w:rFonts w:ascii="Arial" w:hAnsi="Arial" w:cs="Arial"/>
+        </w:rPr>
+      </w:pPr>
+      <w:r>
+        <w:rPr>
+          <w:rStyle w:val="HTMLCode"/>
+          <w:rFonts w:ascii="Arial" w:hAnsi="Arial" w:cs="Arial"/>
+        </w:rPr>
+        <w:t xml:space="preserve">        }</w:t>
+      </w:r>
+    </w:p>
+    <w:p>
+      <w:pPr>
+        <w:pStyle w:val="HTMLPreformatted"/>
+        <w:spacing w:line="276" w:lineRule="auto"/>
+        <w:rPr>
+          <w:rStyle w:val="HTMLCode"/>
+          <w:rFonts w:ascii="Arial" w:hAnsi="Arial" w:cs="Arial"/>
+        </w:rPr>
+      </w:pPr>
+      <w:r>
+        <w:rPr>
+          <w:rStyle w:val="HTMLCode"/>
+          <w:rFonts w:ascii="Arial" w:hAnsi="Arial" w:cs="Arial"/>
+        </w:rPr>
+        <w:t xml:space="preserve">    );</w:t>
+      </w:r>
+    </w:p>
+    <w:p>
+      <w:pPr>
+        <w:pStyle w:val="HTMLPreformatted"/>
+        <w:spacing w:line="276" w:lineRule="auto"/>
+        <w:rPr>
+          <w:rStyle w:val="HTMLCode"/>
+          <w:rFonts w:ascii="Arial" w:hAnsi="Arial" w:cs="Arial"/>
+        </w:rPr>
+      </w:pPr>
+    </w:p>
+    <w:p>
+      <w:pPr>
+        <w:pStyle w:val="HTMLPreformatted"/>
+        <w:spacing w:line="276" w:lineRule="auto"/>
+        <w:rPr>
+          <w:rStyle w:val="HTMLCode"/>
+          <w:rFonts w:ascii="Arial" w:hAnsi="Arial" w:cs="Arial"/>
+        </w:rPr>
+      </w:pPr>
+      <w:r>
+        <w:rPr>
+          <w:rStyle w:val="HTMLCode"/>
+          <w:rFonts w:ascii="Arial" w:hAnsi="Arial" w:cs="Arial"/>
+        </w:rPr>
+        <w:t xml:space="preserve">    var marker = new </w:t>
+      </w:r>
+      <w:proofErr w:type="spellStart"/>
+      <w:proofErr w:type="gramStart"/>
+      <w:r>
+        <w:rPr>
+          <w:rStyle w:val="HTMLCode"/>
+          <w:rFonts w:ascii="Arial" w:hAnsi="Arial" w:cs="Arial"/>
+        </w:rPr>
+        <w:t>google.maps</w:t>
+      </w:r>
+      <w:proofErr w:type="gramEnd"/>
+      <w:r>
+        <w:rPr>
+          <w:rStyle w:val="HTMLCode"/>
+          <w:rFonts w:ascii="Arial" w:hAnsi="Arial" w:cs="Arial"/>
+        </w:rPr>
+        <w:t>.Marker</w:t>
+      </w:r>
+      <w:proofErr w:type="spellEnd"/>
+      <w:r>
+        <w:rPr>
+          <w:rStyle w:val="HTMLCode"/>
+          <w:rFonts w:ascii="Arial" w:hAnsi="Arial" w:cs="Arial"/>
+        </w:rPr>
+        <w:t>({</w:t>
+      </w:r>
+    </w:p>
+    <w:p>
+      <w:pPr>
+        <w:pStyle w:val="HTMLPreformatted"/>
+        <w:spacing w:line="276" w:lineRule="auto"/>
+        <w:rPr>
+          <w:rStyle w:val="HTMLCode"/>
+          <w:rFonts w:ascii="Arial" w:hAnsi="Arial" w:cs="Arial"/>
+        </w:rPr>
+      </w:pPr>
+      <w:r>
+        <w:rPr>
+          <w:rStyle w:val="HTMLCode"/>
+          <w:rFonts w:ascii="Arial" w:hAnsi="Arial" w:cs="Arial"/>
+        </w:rPr>
+        <w:t xml:space="preserve">        position: location,</w:t>
+      </w:r>
+    </w:p>
+    <w:p>
+      <w:pPr>
+        <w:pStyle w:val="HTMLPreformatted"/>
+        <w:spacing w:line="276" w:lineRule="auto"/>
+        <w:rPr>
+          <w:rStyle w:val="HTMLCode"/>
+          <w:rFonts w:ascii="Arial" w:hAnsi="Arial" w:cs="Arial"/>
+        </w:rPr>
+      </w:pPr>
+      <w:r>
+        <w:rPr>
+          <w:rStyle w:val="HTMLCode"/>
+          <w:rFonts w:ascii="Arial" w:hAnsi="Arial" w:cs="Arial"/>
+        </w:rPr>
+        <w:t xml:space="preserve">        map: map</w:t>
+      </w:r>
+    </w:p>
+    <w:p>
+      <w:pPr>
+        <w:pStyle w:val="HTMLPreformatted"/>
+        <w:spacing w:line="276" w:lineRule="auto"/>
+        <w:rPr>
+          <w:rStyle w:val="HTMLCode"/>
+          <w:rFonts w:ascii="Arial" w:hAnsi="Arial" w:cs="Arial"/>
+        </w:rPr>
+      </w:pPr>
+      <w:r>
+        <w:rPr>
+          <w:rStyle w:val="HTMLCode"/>
+          <w:rFonts w:ascii="Arial" w:hAnsi="Arial" w:cs="Arial"/>
+        </w:rPr>
+        <w:t xml:space="preserve">    });</w:t>
+      </w:r>
+    </w:p>
+    <w:p>
+      <w:pPr>
+        <w:pStyle w:val="HTMLPreformatted"/>
+        <w:spacing w:line="276" w:lineRule="auto"/>
+        <w:rPr>
+          <w:rStyle w:val="HTMLCode"/>
+          <w:rFonts w:ascii="Arial" w:hAnsi="Arial" w:cs="Arial"/>
+        </w:rPr>
+      </w:pPr>
+      <w:r>
+        <w:rPr>
+          <w:rStyle w:val="HTMLCode"/>
+          <w:rFonts w:ascii="Arial" w:hAnsi="Arial" w:cs="Arial"/>
+        </w:rPr>
+        <w:t>}</w:t>
+      </w:r>
+    </w:p>
+    <w:p>
+      <w:pPr>
+        <w:pStyle w:val="HTMLPreformatted"/>
+        <w:spacing w:line="276" w:lineRule="auto"/>
+        <w:rPr>
+          <w:rStyle w:val="HTMLCode"/>
+          <w:rFonts w:ascii="Arial" w:hAnsi="Arial" w:cs="Arial"/>
+        </w:rPr>
+      </w:pPr>
+    </w:p>
+    <w:p>
+      <w:pPr>
+        <w:pStyle w:val="HTMLPreformatted"/>
+        <w:spacing w:line="276" w:lineRule="auto"/>
+        <w:rPr>
+          <w:rStyle w:val="HTMLCode"/>
+          <w:rFonts w:ascii="Arial" w:hAnsi="Arial" w:cs="Arial"/>
+        </w:rPr>
+      </w:pPr>
+      <w:proofErr w:type="spellStart"/>
+      <w:proofErr w:type="gramStart"/>
+      <w:r>
+        <w:rPr>
+          <w:rStyle w:val="HTMLCode"/>
+          <w:rFonts w:ascii="Arial" w:hAnsi="Arial" w:cs="Arial"/>
+        </w:rPr>
+        <w:t>window.onload</w:t>
+      </w:r>
+      <w:proofErr w:type="spellEnd"/>
+      <w:proofErr w:type="gramEnd"/>
+      <w:r>
+        <w:rPr>
+          <w:rStyle w:val="HTMLCode"/>
+          <w:rFonts w:ascii="Arial" w:hAnsi="Arial" w:cs="Arial"/>
+        </w:rPr>
+        <w:t xml:space="preserve"> = </w:t>
+      </w:r>
+      <w:proofErr w:type="spellStart"/>
+      <w:r>
+        <w:rPr>
+          <w:rStyle w:val="HTMLCode"/>
+          <w:rFonts w:ascii="Arial" w:hAnsi="Arial" w:cs="Arial"/>
+        </w:rPr>
+        <w:t>initMap</w:t>
+      </w:r>
+      <w:proofErr w:type="spellEnd"/>
+      <w:r>
+        <w:rPr>
+          <w:rStyle w:val="HTMLCode"/>
+          <w:rFonts w:ascii="Arial" w:hAnsi="Arial" w:cs="Arial"/>
+        </w:rPr>
+        <w:t>;</w:t>
+      </w:r>
+    </w:p>
+    <w:p>
+      <w:pPr>
+        <w:pStyle w:val="HTMLPreformatted"/>
+        <w:spacing w:line="276" w:lineRule="auto"/>
+        <w:rPr>
+          <w:rStyle w:val="HTMLCode"/>
+          <w:rFonts w:ascii="Arial" w:hAnsi="Arial" w:cs="Arial"/>
+        </w:rPr>
+      </w:pPr>
+      <w:r>
+        <w:rPr>
+          <w:rStyle w:val="HTMLCode"/>
+          <w:rFonts w:ascii="Arial" w:hAnsi="Arial" w:cs="Arial"/>
+        </w:rPr>
+        <w:t>&lt;/script&gt;</w:t>
+      </w:r>
+    </w:p>
+    <w:p>
+      <w:pPr>
+        <w:pStyle w:val="HTMLPreformatted"/>
+        <w:spacing w:line="276" w:lineRule="auto"/>
+        <w:rPr>
+          <w:rStyle w:val="HTMLCode"/>
+          <w:rFonts w:ascii="Arial" w:hAnsi="Arial" w:cs="Arial"/>
+        </w:rPr>
+      </w:pPr>
+    </w:p>
+    <w:p>
+      <w:pPr>
+        <w:pStyle w:val="HTMLPreformatted"/>
+        <w:spacing w:line="276" w:lineRule="auto"/>
+        <w:rPr>
+          <w:rStyle w:val="HTMLCode"/>
+          <w:rFonts w:ascii="Arial" w:hAnsi="Arial" w:cs="Arial"/>
+        </w:rPr>
+      </w:pPr>
+      <w:r>
+        <w:rPr>
+          <w:rStyle w:val="HTMLCode"/>
+          <w:rFonts w:ascii="Arial" w:hAnsi="Arial" w:cs="Arial"/>
+        </w:rPr>
+        <w:t>&lt;/body&gt;</w:t>
+      </w:r>
+    </w:p>
+    <w:p>
+      <w:pPr>
+        <w:pStyle w:val="HTMLPreformatted"/>
+        <w:spacing w:line="276" w:lineRule="auto"/>
+        <w:rPr>
+          <w:rStyle w:val="HTMLCode"/>
+          <w:rFonts w:ascii="Arial" w:hAnsi="Arial" w:cs="Arial"/>
+        </w:rPr>
+      </w:pPr>
+      <w:r>
+        <w:rPr>
+          <w:rStyle w:val="HTMLCode"/>
+          <w:rFonts w:ascii="Arial" w:hAnsi="Arial" w:cs="Arial"/>
+        </w:rPr>
+        <w:t>&lt;/html&gt;</w:t>
+      </w:r>
+    </w:p>
+    <w:p>
+      <w:pPr>
+        <w:pStyle w:val="Heading1"/>
+        <w:spacing w:line="276" w:lineRule="auto"/>
+        <w:rPr>
+          <w:rFonts w:ascii="Arial" w:hAnsi="Arial" w:cs="Arial"/>
+          <w:sz w:val="28"/>
+          <w:szCs w:val="28"/>
+        </w:rPr>
+      </w:pPr>
+      <w:r>
+        <w:rPr>
+          <w:rFonts w:ascii="Arial" w:hAnsi="Arial" w:cs="Arial"/>
+          <w:sz w:val="28"/>
+          <w:szCs w:val="28"/>
+        </w:rPr>
+        <w:t>Example</w:t>
+      </w:r>
+    </w:p>
+    <w:p>
+      <w:pPr>
+        <w:pStyle w:val="NormalWeb"/>
+        <w:spacing w:line="276" w:lineRule="auto"/>
+        <w:rPr>
+          <w:rFonts w:ascii="Arial" w:hAnsi="Arial" w:cs="Arial"/>
+        </w:rPr>
+      </w:pPr>
+      <w:r>
+        <w:rPr>
+          <w:rFonts w:ascii="Arial" w:hAnsi="Arial" w:cs="Arial"/>
+        </w:rPr>
+        <w:t>In a delivery application, Google Maps API can show:</w:t>
+      </w:r>
+    </w:p>
+    <w:p>
+      <w:pPr>
+        <w:pStyle w:val="NormalWeb"/>
+        <w:numPr>
+          <w:ilvl w:val="0"/>
+          <w:numId w:val="13"/>
+        </w:numPr>
+        <w:spacing w:line="276" w:lineRule="auto"/>
+        <w:rPr>
+          <w:rFonts w:ascii="Arial" w:hAnsi="Arial" w:cs="Arial"/>
+        </w:rPr>
+      </w:pPr>
+      <w:r>
+        <w:rPr>
+          <w:rFonts w:ascii="Arial" w:hAnsi="Arial" w:cs="Arial"/>
+        </w:rPr>
+        <w:t>User location</w:t>
+      </w:r>
+    </w:p>
+    <w:p>
+      <w:pPr>
+        <w:pStyle w:val="NormalWeb"/>
+        <w:numPr>
+          <w:ilvl w:val="0"/>
+          <w:numId w:val="13"/>
+        </w:numPr>
+        <w:spacing w:line="276" w:lineRule="auto"/>
+        <w:rPr>
+          <w:rFonts w:ascii="Arial" w:hAnsi="Arial" w:cs="Arial"/>
+        </w:rPr>
+      </w:pPr>
+      <w:r>
+        <w:rPr>
+          <w:rFonts w:ascii="Arial" w:hAnsi="Arial" w:cs="Arial"/>
+        </w:rPr>
+        <w:t>Delivery address</w:t>
+      </w:r>
+    </w:p>
+    <w:p>
+      <w:pPr>
+        <w:pStyle w:val="NormalWeb"/>
+        <w:numPr>
+          <w:ilvl w:val="0"/>
+          <w:numId w:val="13"/>
+        </w:numPr>
+        <w:spacing w:line="276" w:lineRule="auto"/>
+        <w:rPr>
+          <w:rFonts w:ascii="Arial" w:hAnsi="Arial" w:cs="Arial"/>
+        </w:rPr>
+      </w:pPr>
+      <w:r>
+        <w:rPr>
+          <w:rFonts w:ascii="Arial" w:hAnsi="Arial" w:cs="Arial"/>
+        </w:rPr>
+        <w:t>Route navigation</w:t>
+      </w:r>
+    </w:p>
+    <w:p>
+      <w:pPr>
+        <w:pStyle w:val="NormalWeb"/>
+        <w:numPr>
+          <w:ilvl w:val="0"/>
+          <w:numId w:val="13"/>
+        </w:numPr>
+        <w:spacing w:line="276" w:lineRule="auto"/>
+        <w:rPr>
+          <w:rFonts w:ascii="Arial" w:hAnsi="Arial" w:cs="Arial"/>
+        </w:rPr>
+      </w:pPr>
+      <w:r>
+        <w:rPr>
+          <w:rFonts w:ascii="Arial" w:hAnsi="Arial" w:cs="Arial"/>
+        </w:rPr>
+        <w:t>Distance calculation</w:t>
+      </w:r>
+    </w:p>
+    <w:p>
+      <w:pPr>
+        <w:pStyle w:val="Heading1"/>
+        <w:spacing w:line="276" w:lineRule="auto"/>
+        <w:rPr>
+          <w:rFonts w:ascii="Arial" w:hAnsi="Arial" w:cs="Arial"/>
+          <w:sz w:val="28"/>
+          <w:szCs w:val="28"/>
+        </w:rPr>
+      </w:pPr>
+      <w:r>
+        <w:rPr>
+          <w:rFonts w:ascii="Arial" w:hAnsi="Arial" w:cs="Arial"/>
+          <w:sz w:val="28"/>
+          <w:szCs w:val="28"/>
+        </w:rPr>
+        <w:lastRenderedPageBreak/>
+        <w:t>Advantages</w:t>
+      </w:r>
+    </w:p>
+    <w:p>
+      <w:pPr>
+        <w:pStyle w:val="NormalWeb"/>
+        <w:numPr>
+          <w:ilvl w:val="0"/>
+          <w:numId w:val="14"/>
+        </w:numPr>
+        <w:spacing w:line="276" w:lineRule="auto"/>
+        <w:rPr>
+          <w:rFonts w:ascii="Arial" w:hAnsi="Arial" w:cs="Arial"/>
+        </w:rPr>
+      </w:pPr>
+      <w:r>
+        <w:rPr>
+          <w:rFonts w:ascii="Arial" w:hAnsi="Arial" w:cs="Arial"/>
+        </w:rPr>
+        <w:t>Easy location tracking</w:t>
+      </w:r>
+    </w:p>
+    <w:p>
+      <w:pPr>
+        <w:pStyle w:val="NormalWeb"/>
+        <w:numPr>
+          <w:ilvl w:val="0"/>
+          <w:numId w:val="14"/>
+        </w:numPr>
+        <w:spacing w:line="276" w:lineRule="auto"/>
+        <w:rPr>
+          <w:rFonts w:ascii="Arial" w:hAnsi="Arial" w:cs="Arial"/>
+        </w:rPr>
+      </w:pPr>
+      <w:r>
+        <w:rPr>
+          <w:rFonts w:ascii="Arial" w:hAnsi="Arial" w:cs="Arial"/>
+        </w:rPr>
+        <w:t>Interactive maps</w:t>
+      </w:r>
+    </w:p>
+    <w:p>
+      <w:pPr>
+        <w:pStyle w:val="NormalWeb"/>
+        <w:numPr>
+          <w:ilvl w:val="0"/>
+          <w:numId w:val="14"/>
+        </w:numPr>
+        <w:spacing w:line="276" w:lineRule="auto"/>
+        <w:rPr>
+          <w:rFonts w:ascii="Arial" w:hAnsi="Arial" w:cs="Arial"/>
+        </w:rPr>
+      </w:pPr>
+      <w:r>
+        <w:rPr>
+          <w:rFonts w:ascii="Arial" w:hAnsi="Arial" w:cs="Arial"/>
+        </w:rPr>
+        <w:t>Better user experience</w:t>
+      </w:r>
+    </w:p>
+    <w:p>
+      <w:pPr>
+        <w:pStyle w:val="NormalWeb"/>
+        <w:numPr>
+          <w:ilvl w:val="0"/>
+          <w:numId w:val="14"/>
+        </w:numPr>
+        <w:spacing w:line="276" w:lineRule="auto"/>
+        <w:rPr>
+          <w:rFonts w:ascii="Arial" w:hAnsi="Arial" w:cs="Arial"/>
+        </w:rPr>
+      </w:pPr>
+      <w:r>
+        <w:rPr>
+          <w:rFonts w:ascii="Arial" w:hAnsi="Arial" w:cs="Arial"/>
+        </w:rPr>
+        <w:t>Useful for real-time navigation</w:t>
+      </w:r>
+    </w:p>
+    <w:p>
+      <w:pPr>
+        <w:pStyle w:val="Heading1"/>
+        <w:spacing w:line="276" w:lineRule="auto"/>
+        <w:rPr>
+          <w:rFonts w:ascii="Arial" w:hAnsi="Arial" w:cs="Arial"/>
+          <w:sz w:val="28"/>
+          <w:szCs w:val="28"/>
+        </w:rPr>
+      </w:pPr>
+      <w:r>
+        <w:rPr>
+          <w:rFonts w:ascii="Arial" w:hAnsi="Arial" w:cs="Arial"/>
+          <w:sz w:val="28"/>
+          <w:szCs w:val="28"/>
+        </w:rPr>
+        <w:t>Conclusion</w:t>
+      </w:r>
+    </w:p>
+    <w:p>
+      <w:pPr>
+        <w:pStyle w:val="NormalWeb"/>
+        <w:spacing w:line="276" w:lineRule="auto"/>
+        <w:rPr>
+          <w:rFonts w:ascii="Arial" w:hAnsi="Arial" w:cs="Arial"/>
+        </w:rPr>
+      </w:pPr>
+      <w:r>
+        <w:rPr>
+          <w:rFonts w:ascii="Arial" w:hAnsi="Arial" w:cs="Arial"/>
+        </w:rPr>
+        <w:t>Google Maps API integration in Django helps developers add location and navigation features to web applications. It provides interactive maps, markers, and routing services that improve functionality and user experience.</w:t>
       </w:r>
     </w:p>
     <w:p>
@@ -14794,9 +20417,9 @@
     </w:lvl>
   </w:abstractNum>
   <w:abstractNum w:abstractNumId="5" w15:restartNumberingAfterBreak="0">
-    <w:nsid w:val="73CC1C06"/>
+    <w:nsid w:val="277442F8"/>
     <w:multiLevelType w:val="multilevel"/>
-    <w:tmpl w:val="ADD0AA58"/>
+    <w:tmpl w:val="CCF43A9A"/>
     <w:lvl w:ilvl="0">
       <w:start w:val="1"/>
       <w:numFmt w:val="bullet"/>
@@ -14943,6 +20566,1049 @@
     </w:lvl>
   </w:abstractNum>
   <w:abstractNum w:abstractNumId="6" w15:restartNumberingAfterBreak="0">
+    <w:nsid w:val="2A570DFF"/>
+    <w:multiLevelType w:val="multilevel"/>
+    <w:tmpl w:val="4F96C7AA"/>
+    <w:lvl w:ilvl="0">
+      <w:start w:val="1"/>
+      <w:numFmt w:val="bullet"/>
+      <w:lvlText w:val=""/>
+      <w:lvlJc w:val="left"/>
+      <w:pPr>
+        <w:tabs>
+          <w:tab w:val="num" w:pos="720"/>
+        </w:tabs>
+        <w:ind w:left="720" w:hanging="360"/>
+      </w:pPr>
+      <w:rPr>
+        <w:rFonts w:ascii="Symbol" w:hAnsi="Symbol" w:hint="default"/>
+        <w:sz w:val="20"/>
+      </w:rPr>
+    </w:lvl>
+    <w:lvl w:ilvl="1" w:tentative="1">
+      <w:start w:val="1"/>
+      <w:numFmt w:val="bullet"/>
+      <w:lvlText w:val="o"/>
+      <w:lvlJc w:val="left"/>
+      <w:pPr>
+        <w:tabs>
+          <w:tab w:val="num" w:pos="1440"/>
+        </w:tabs>
+        <w:ind w:left="1440" w:hanging="360"/>
+      </w:pPr>
+      <w:rPr>
+        <w:rFonts w:ascii="Courier New" w:hAnsi="Courier New" w:hint="default"/>
+        <w:sz w:val="20"/>
+      </w:rPr>
+    </w:lvl>
+    <w:lvl w:ilvl="2" w:tentative="1">
+      <w:start w:val="1"/>
+      <w:numFmt w:val="bullet"/>
+      <w:lvlText w:val=""/>
+      <w:lvlJc w:val="left"/>
+      <w:pPr>
+        <w:tabs>
+          <w:tab w:val="num" w:pos="2160"/>
+        </w:tabs>
+        <w:ind w:left="2160" w:hanging="360"/>
+      </w:pPr>
+      <w:rPr>
+        <w:rFonts w:ascii="Wingdings" w:hAnsi="Wingdings" w:hint="default"/>
+        <w:sz w:val="20"/>
+      </w:rPr>
+    </w:lvl>
+    <w:lvl w:ilvl="3" w:tentative="1">
+      <w:start w:val="1"/>
+      <w:numFmt w:val="bullet"/>
+      <w:lvlText w:val=""/>
+      <w:lvlJc w:val="left"/>
+      <w:pPr>
+        <w:tabs>
+          <w:tab w:val="num" w:pos="2880"/>
+        </w:tabs>
+        <w:ind w:left="2880" w:hanging="360"/>
+      </w:pPr>
+      <w:rPr>
+        <w:rFonts w:ascii="Wingdings" w:hAnsi="Wingdings" w:hint="default"/>
+        <w:sz w:val="20"/>
+      </w:rPr>
+    </w:lvl>
+    <w:lvl w:ilvl="4" w:tentative="1">
+      <w:start w:val="1"/>
+      <w:numFmt w:val="bullet"/>
+      <w:lvlText w:val=""/>
+      <w:lvlJc w:val="left"/>
+      <w:pPr>
+        <w:tabs>
+          <w:tab w:val="num" w:pos="3600"/>
+        </w:tabs>
+        <w:ind w:left="3600" w:hanging="360"/>
+      </w:pPr>
+      <w:rPr>
+        <w:rFonts w:ascii="Wingdings" w:hAnsi="Wingdings" w:hint="default"/>
+        <w:sz w:val="20"/>
+      </w:rPr>
+    </w:lvl>
+    <w:lvl w:ilvl="5" w:tentative="1">
+      <w:start w:val="1"/>
+      <w:numFmt w:val="bullet"/>
+      <w:lvlText w:val=""/>
+      <w:lvlJc w:val="left"/>
+      <w:pPr>
+        <w:tabs>
+          <w:tab w:val="num" w:pos="4320"/>
+        </w:tabs>
+        <w:ind w:left="4320" w:hanging="360"/>
+      </w:pPr>
+      <w:rPr>
+        <w:rFonts w:ascii="Wingdings" w:hAnsi="Wingdings" w:hint="default"/>
+        <w:sz w:val="20"/>
+      </w:rPr>
+    </w:lvl>
+    <w:lvl w:ilvl="6" w:tentative="1">
+      <w:start w:val="1"/>
+      <w:numFmt w:val="bullet"/>
+      <w:lvlText w:val=""/>
+      <w:lvlJc w:val="left"/>
+      <w:pPr>
+        <w:tabs>
+          <w:tab w:val="num" w:pos="5040"/>
+        </w:tabs>
+        <w:ind w:left="5040" w:hanging="360"/>
+      </w:pPr>
+      <w:rPr>
+        <w:rFonts w:ascii="Wingdings" w:hAnsi="Wingdings" w:hint="default"/>
+        <w:sz w:val="20"/>
+      </w:rPr>
+    </w:lvl>
+    <w:lvl w:ilvl="7" w:tentative="1">
+      <w:start w:val="1"/>
+      <w:numFmt w:val="bullet"/>
+      <w:lvlText w:val=""/>
+      <w:lvlJc w:val="left"/>
+      <w:pPr>
+        <w:tabs>
+          <w:tab w:val="num" w:pos="5760"/>
+        </w:tabs>
+        <w:ind w:left="5760" w:hanging="360"/>
+      </w:pPr>
+      <w:rPr>
+        <w:rFonts w:ascii="Wingdings" w:hAnsi="Wingdings" w:hint="default"/>
+        <w:sz w:val="20"/>
+      </w:rPr>
+    </w:lvl>
+    <w:lvl w:ilvl="8" w:tentative="1">
+      <w:start w:val="1"/>
+      <w:numFmt w:val="bullet"/>
+      <w:lvlText w:val=""/>
+      <w:lvlJc w:val="left"/>
+      <w:pPr>
+        <w:tabs>
+          <w:tab w:val="num" w:pos="6480"/>
+        </w:tabs>
+        <w:ind w:left="6480" w:hanging="360"/>
+      </w:pPr>
+      <w:rPr>
+        <w:rFonts w:ascii="Wingdings" w:hAnsi="Wingdings" w:hint="default"/>
+        <w:sz w:val="20"/>
+      </w:rPr>
+    </w:lvl>
+  </w:abstractNum>
+  <w:abstractNum w:abstractNumId="7" w15:restartNumberingAfterBreak="0">
+    <w:nsid w:val="51CD7027"/>
+    <w:multiLevelType w:val="multilevel"/>
+    <w:tmpl w:val="A06841A4"/>
+    <w:lvl w:ilvl="0">
+      <w:start w:val="1"/>
+      <w:numFmt w:val="bullet"/>
+      <w:lvlText w:val=""/>
+      <w:lvlJc w:val="left"/>
+      <w:pPr>
+        <w:tabs>
+          <w:tab w:val="num" w:pos="720"/>
+        </w:tabs>
+        <w:ind w:left="720" w:hanging="360"/>
+      </w:pPr>
+      <w:rPr>
+        <w:rFonts w:ascii="Symbol" w:hAnsi="Symbol" w:hint="default"/>
+        <w:sz w:val="20"/>
+      </w:rPr>
+    </w:lvl>
+    <w:lvl w:ilvl="1" w:tentative="1">
+      <w:start w:val="1"/>
+      <w:numFmt w:val="bullet"/>
+      <w:lvlText w:val="o"/>
+      <w:lvlJc w:val="left"/>
+      <w:pPr>
+        <w:tabs>
+          <w:tab w:val="num" w:pos="1440"/>
+        </w:tabs>
+        <w:ind w:left="1440" w:hanging="360"/>
+      </w:pPr>
+      <w:rPr>
+        <w:rFonts w:ascii="Courier New" w:hAnsi="Courier New" w:hint="default"/>
+        <w:sz w:val="20"/>
+      </w:rPr>
+    </w:lvl>
+    <w:lvl w:ilvl="2" w:tentative="1">
+      <w:start w:val="1"/>
+      <w:numFmt w:val="bullet"/>
+      <w:lvlText w:val=""/>
+      <w:lvlJc w:val="left"/>
+      <w:pPr>
+        <w:tabs>
+          <w:tab w:val="num" w:pos="2160"/>
+        </w:tabs>
+        <w:ind w:left="2160" w:hanging="360"/>
+      </w:pPr>
+      <w:rPr>
+        <w:rFonts w:ascii="Wingdings" w:hAnsi="Wingdings" w:hint="default"/>
+        <w:sz w:val="20"/>
+      </w:rPr>
+    </w:lvl>
+    <w:lvl w:ilvl="3" w:tentative="1">
+      <w:start w:val="1"/>
+      <w:numFmt w:val="bullet"/>
+      <w:lvlText w:val=""/>
+      <w:lvlJc w:val="left"/>
+      <w:pPr>
+        <w:tabs>
+          <w:tab w:val="num" w:pos="2880"/>
+        </w:tabs>
+        <w:ind w:left="2880" w:hanging="360"/>
+      </w:pPr>
+      <w:rPr>
+        <w:rFonts w:ascii="Wingdings" w:hAnsi="Wingdings" w:hint="default"/>
+        <w:sz w:val="20"/>
+      </w:rPr>
+    </w:lvl>
+    <w:lvl w:ilvl="4" w:tentative="1">
+      <w:start w:val="1"/>
+      <w:numFmt w:val="bullet"/>
+      <w:lvlText w:val=""/>
+      <w:lvlJc w:val="left"/>
+      <w:pPr>
+        <w:tabs>
+          <w:tab w:val="num" w:pos="3600"/>
+        </w:tabs>
+        <w:ind w:left="3600" w:hanging="360"/>
+      </w:pPr>
+      <w:rPr>
+        <w:rFonts w:ascii="Wingdings" w:hAnsi="Wingdings" w:hint="default"/>
+        <w:sz w:val="20"/>
+      </w:rPr>
+    </w:lvl>
+    <w:lvl w:ilvl="5" w:tentative="1">
+      <w:start w:val="1"/>
+      <w:numFmt w:val="bullet"/>
+      <w:lvlText w:val=""/>
+      <w:lvlJc w:val="left"/>
+      <w:pPr>
+        <w:tabs>
+          <w:tab w:val="num" w:pos="4320"/>
+        </w:tabs>
+        <w:ind w:left="4320" w:hanging="360"/>
+      </w:pPr>
+      <w:rPr>
+        <w:rFonts w:ascii="Wingdings" w:hAnsi="Wingdings" w:hint="default"/>
+        <w:sz w:val="20"/>
+      </w:rPr>
+    </w:lvl>
+    <w:lvl w:ilvl="6" w:tentative="1">
+      <w:start w:val="1"/>
+      <w:numFmt w:val="bullet"/>
+      <w:lvlText w:val=""/>
+      <w:lvlJc w:val="left"/>
+      <w:pPr>
+        <w:tabs>
+          <w:tab w:val="num" w:pos="5040"/>
+        </w:tabs>
+        <w:ind w:left="5040" w:hanging="360"/>
+      </w:pPr>
+      <w:rPr>
+        <w:rFonts w:ascii="Wingdings" w:hAnsi="Wingdings" w:hint="default"/>
+        <w:sz w:val="20"/>
+      </w:rPr>
+    </w:lvl>
+    <w:lvl w:ilvl="7" w:tentative="1">
+      <w:start w:val="1"/>
+      <w:numFmt w:val="bullet"/>
+      <w:lvlText w:val=""/>
+      <w:lvlJc w:val="left"/>
+      <w:pPr>
+        <w:tabs>
+          <w:tab w:val="num" w:pos="5760"/>
+        </w:tabs>
+        <w:ind w:left="5760" w:hanging="360"/>
+      </w:pPr>
+      <w:rPr>
+        <w:rFonts w:ascii="Wingdings" w:hAnsi="Wingdings" w:hint="default"/>
+        <w:sz w:val="20"/>
+      </w:rPr>
+    </w:lvl>
+    <w:lvl w:ilvl="8" w:tentative="1">
+      <w:start w:val="1"/>
+      <w:numFmt w:val="bullet"/>
+      <w:lvlText w:val=""/>
+      <w:lvlJc w:val="left"/>
+      <w:pPr>
+        <w:tabs>
+          <w:tab w:val="num" w:pos="6480"/>
+        </w:tabs>
+        <w:ind w:left="6480" w:hanging="360"/>
+      </w:pPr>
+      <w:rPr>
+        <w:rFonts w:ascii="Wingdings" w:hAnsi="Wingdings" w:hint="default"/>
+        <w:sz w:val="20"/>
+      </w:rPr>
+    </w:lvl>
+  </w:abstractNum>
+  <w:abstractNum w:abstractNumId="8" w15:restartNumberingAfterBreak="0">
+    <w:nsid w:val="5B52147E"/>
+    <w:multiLevelType w:val="multilevel"/>
+    <w:tmpl w:val="C9488456"/>
+    <w:lvl w:ilvl="0">
+      <w:start w:val="1"/>
+      <w:numFmt w:val="bullet"/>
+      <w:lvlText w:val=""/>
+      <w:lvlJc w:val="left"/>
+      <w:pPr>
+        <w:tabs>
+          <w:tab w:val="num" w:pos="720"/>
+        </w:tabs>
+        <w:ind w:left="720" w:hanging="360"/>
+      </w:pPr>
+      <w:rPr>
+        <w:rFonts w:ascii="Symbol" w:hAnsi="Symbol" w:hint="default"/>
+        <w:sz w:val="20"/>
+      </w:rPr>
+    </w:lvl>
+    <w:lvl w:ilvl="1" w:tentative="1">
+      <w:start w:val="1"/>
+      <w:numFmt w:val="bullet"/>
+      <w:lvlText w:val="o"/>
+      <w:lvlJc w:val="left"/>
+      <w:pPr>
+        <w:tabs>
+          <w:tab w:val="num" w:pos="1440"/>
+        </w:tabs>
+        <w:ind w:left="1440" w:hanging="360"/>
+      </w:pPr>
+      <w:rPr>
+        <w:rFonts w:ascii="Courier New" w:hAnsi="Courier New" w:hint="default"/>
+        <w:sz w:val="20"/>
+      </w:rPr>
+    </w:lvl>
+    <w:lvl w:ilvl="2" w:tentative="1">
+      <w:start w:val="1"/>
+      <w:numFmt w:val="bullet"/>
+      <w:lvlText w:val=""/>
+      <w:lvlJc w:val="left"/>
+      <w:pPr>
+        <w:tabs>
+          <w:tab w:val="num" w:pos="2160"/>
+        </w:tabs>
+        <w:ind w:left="2160" w:hanging="360"/>
+      </w:pPr>
+      <w:rPr>
+        <w:rFonts w:ascii="Wingdings" w:hAnsi="Wingdings" w:hint="default"/>
+        <w:sz w:val="20"/>
+      </w:rPr>
+    </w:lvl>
+    <w:lvl w:ilvl="3" w:tentative="1">
+      <w:start w:val="1"/>
+      <w:numFmt w:val="bullet"/>
+      <w:lvlText w:val=""/>
+      <w:lvlJc w:val="left"/>
+      <w:pPr>
+        <w:tabs>
+          <w:tab w:val="num" w:pos="2880"/>
+        </w:tabs>
+        <w:ind w:left="2880" w:hanging="360"/>
+      </w:pPr>
+      <w:rPr>
+        <w:rFonts w:ascii="Wingdings" w:hAnsi="Wingdings" w:hint="default"/>
+        <w:sz w:val="20"/>
+      </w:rPr>
+    </w:lvl>
+    <w:lvl w:ilvl="4" w:tentative="1">
+      <w:start w:val="1"/>
+      <w:numFmt w:val="bullet"/>
+      <w:lvlText w:val=""/>
+      <w:lvlJc w:val="left"/>
+      <w:pPr>
+        <w:tabs>
+          <w:tab w:val="num" w:pos="3600"/>
+        </w:tabs>
+        <w:ind w:left="3600" w:hanging="360"/>
+      </w:pPr>
+      <w:rPr>
+        <w:rFonts w:ascii="Wingdings" w:hAnsi="Wingdings" w:hint="default"/>
+        <w:sz w:val="20"/>
+      </w:rPr>
+    </w:lvl>
+    <w:lvl w:ilvl="5" w:tentative="1">
+      <w:start w:val="1"/>
+      <w:numFmt w:val="bullet"/>
+      <w:lvlText w:val=""/>
+      <w:lvlJc w:val="left"/>
+      <w:pPr>
+        <w:tabs>
+          <w:tab w:val="num" w:pos="4320"/>
+        </w:tabs>
+        <w:ind w:left="4320" w:hanging="360"/>
+      </w:pPr>
+      <w:rPr>
+        <w:rFonts w:ascii="Wingdings" w:hAnsi="Wingdings" w:hint="default"/>
+        <w:sz w:val="20"/>
+      </w:rPr>
+    </w:lvl>
+    <w:lvl w:ilvl="6" w:tentative="1">
+      <w:start w:val="1"/>
+      <w:numFmt w:val="bullet"/>
+      <w:lvlText w:val=""/>
+      <w:lvlJc w:val="left"/>
+      <w:pPr>
+        <w:tabs>
+          <w:tab w:val="num" w:pos="5040"/>
+        </w:tabs>
+        <w:ind w:left="5040" w:hanging="360"/>
+      </w:pPr>
+      <w:rPr>
+        <w:rFonts w:ascii="Wingdings" w:hAnsi="Wingdings" w:hint="default"/>
+        <w:sz w:val="20"/>
+      </w:rPr>
+    </w:lvl>
+    <w:lvl w:ilvl="7" w:tentative="1">
+      <w:start w:val="1"/>
+      <w:numFmt w:val="bullet"/>
+      <w:lvlText w:val=""/>
+      <w:lvlJc w:val="left"/>
+      <w:pPr>
+        <w:tabs>
+          <w:tab w:val="num" w:pos="5760"/>
+        </w:tabs>
+        <w:ind w:left="5760" w:hanging="360"/>
+      </w:pPr>
+      <w:rPr>
+        <w:rFonts w:ascii="Wingdings" w:hAnsi="Wingdings" w:hint="default"/>
+        <w:sz w:val="20"/>
+      </w:rPr>
+    </w:lvl>
+    <w:lvl w:ilvl="8" w:tentative="1">
+      <w:start w:val="1"/>
+      <w:numFmt w:val="bullet"/>
+      <w:lvlText w:val=""/>
+      <w:lvlJc w:val="left"/>
+      <w:pPr>
+        <w:tabs>
+          <w:tab w:val="num" w:pos="6480"/>
+        </w:tabs>
+        <w:ind w:left="6480" w:hanging="360"/>
+      </w:pPr>
+      <w:rPr>
+        <w:rFonts w:ascii="Wingdings" w:hAnsi="Wingdings" w:hint="default"/>
+        <w:sz w:val="20"/>
+      </w:rPr>
+    </w:lvl>
+  </w:abstractNum>
+  <w:abstractNum w:abstractNumId="9" w15:restartNumberingAfterBreak="0">
+    <w:nsid w:val="5C9B037A"/>
+    <w:multiLevelType w:val="multilevel"/>
+    <w:tmpl w:val="1C8EF7F8"/>
+    <w:lvl w:ilvl="0">
+      <w:start w:val="1"/>
+      <w:numFmt w:val="bullet"/>
+      <w:lvlText w:val=""/>
+      <w:lvlJc w:val="left"/>
+      <w:pPr>
+        <w:tabs>
+          <w:tab w:val="num" w:pos="720"/>
+        </w:tabs>
+        <w:ind w:left="720" w:hanging="360"/>
+      </w:pPr>
+      <w:rPr>
+        <w:rFonts w:ascii="Symbol" w:hAnsi="Symbol" w:hint="default"/>
+        <w:sz w:val="20"/>
+      </w:rPr>
+    </w:lvl>
+    <w:lvl w:ilvl="1" w:tentative="1">
+      <w:start w:val="1"/>
+      <w:numFmt w:val="bullet"/>
+      <w:lvlText w:val="o"/>
+      <w:lvlJc w:val="left"/>
+      <w:pPr>
+        <w:tabs>
+          <w:tab w:val="num" w:pos="1440"/>
+        </w:tabs>
+        <w:ind w:left="1440" w:hanging="360"/>
+      </w:pPr>
+      <w:rPr>
+        <w:rFonts w:ascii="Courier New" w:hAnsi="Courier New" w:hint="default"/>
+        <w:sz w:val="20"/>
+      </w:rPr>
+    </w:lvl>
+    <w:lvl w:ilvl="2" w:tentative="1">
+      <w:start w:val="1"/>
+      <w:numFmt w:val="bullet"/>
+      <w:lvlText w:val=""/>
+      <w:lvlJc w:val="left"/>
+      <w:pPr>
+        <w:tabs>
+          <w:tab w:val="num" w:pos="2160"/>
+        </w:tabs>
+        <w:ind w:left="2160" w:hanging="360"/>
+      </w:pPr>
+      <w:rPr>
+        <w:rFonts w:ascii="Wingdings" w:hAnsi="Wingdings" w:hint="default"/>
+        <w:sz w:val="20"/>
+      </w:rPr>
+    </w:lvl>
+    <w:lvl w:ilvl="3" w:tentative="1">
+      <w:start w:val="1"/>
+      <w:numFmt w:val="bullet"/>
+      <w:lvlText w:val=""/>
+      <w:lvlJc w:val="left"/>
+      <w:pPr>
+        <w:tabs>
+          <w:tab w:val="num" w:pos="2880"/>
+        </w:tabs>
+        <w:ind w:left="2880" w:hanging="360"/>
+      </w:pPr>
+      <w:rPr>
+        <w:rFonts w:ascii="Wingdings" w:hAnsi="Wingdings" w:hint="default"/>
+        <w:sz w:val="20"/>
+      </w:rPr>
+    </w:lvl>
+    <w:lvl w:ilvl="4" w:tentative="1">
+      <w:start w:val="1"/>
+      <w:numFmt w:val="bullet"/>
+      <w:lvlText w:val=""/>
+      <w:lvlJc w:val="left"/>
+      <w:pPr>
+        <w:tabs>
+          <w:tab w:val="num" w:pos="3600"/>
+        </w:tabs>
+        <w:ind w:left="3600" w:hanging="360"/>
+      </w:pPr>
+      <w:rPr>
+        <w:rFonts w:ascii="Wingdings" w:hAnsi="Wingdings" w:hint="default"/>
+        <w:sz w:val="20"/>
+      </w:rPr>
+    </w:lvl>
+    <w:lvl w:ilvl="5" w:tentative="1">
+      <w:start w:val="1"/>
+      <w:numFmt w:val="bullet"/>
+      <w:lvlText w:val=""/>
+      <w:lvlJc w:val="left"/>
+      <w:pPr>
+        <w:tabs>
+          <w:tab w:val="num" w:pos="4320"/>
+        </w:tabs>
+        <w:ind w:left="4320" w:hanging="360"/>
+      </w:pPr>
+      <w:rPr>
+        <w:rFonts w:ascii="Wingdings" w:hAnsi="Wingdings" w:hint="default"/>
+        <w:sz w:val="20"/>
+      </w:rPr>
+    </w:lvl>
+    <w:lvl w:ilvl="6" w:tentative="1">
+      <w:start w:val="1"/>
+      <w:numFmt w:val="bullet"/>
+      <w:lvlText w:val=""/>
+      <w:lvlJc w:val="left"/>
+      <w:pPr>
+        <w:tabs>
+          <w:tab w:val="num" w:pos="5040"/>
+        </w:tabs>
+        <w:ind w:left="5040" w:hanging="360"/>
+      </w:pPr>
+      <w:rPr>
+        <w:rFonts w:ascii="Wingdings" w:hAnsi="Wingdings" w:hint="default"/>
+        <w:sz w:val="20"/>
+      </w:rPr>
+    </w:lvl>
+    <w:lvl w:ilvl="7" w:tentative="1">
+      <w:start w:val="1"/>
+      <w:numFmt w:val="bullet"/>
+      <w:lvlText w:val=""/>
+      <w:lvlJc w:val="left"/>
+      <w:pPr>
+        <w:tabs>
+          <w:tab w:val="num" w:pos="5760"/>
+        </w:tabs>
+        <w:ind w:left="5760" w:hanging="360"/>
+      </w:pPr>
+      <w:rPr>
+        <w:rFonts w:ascii="Wingdings" w:hAnsi="Wingdings" w:hint="default"/>
+        <w:sz w:val="20"/>
+      </w:rPr>
+    </w:lvl>
+    <w:lvl w:ilvl="8" w:tentative="1">
+      <w:start w:val="1"/>
+      <w:numFmt w:val="bullet"/>
+      <w:lvlText w:val=""/>
+      <w:lvlJc w:val="left"/>
+      <w:pPr>
+        <w:tabs>
+          <w:tab w:val="num" w:pos="6480"/>
+        </w:tabs>
+        <w:ind w:left="6480" w:hanging="360"/>
+      </w:pPr>
+      <w:rPr>
+        <w:rFonts w:ascii="Wingdings" w:hAnsi="Wingdings" w:hint="default"/>
+        <w:sz w:val="20"/>
+      </w:rPr>
+    </w:lvl>
+  </w:abstractNum>
+  <w:abstractNum w:abstractNumId="10" w15:restartNumberingAfterBreak="0">
+    <w:nsid w:val="63016037"/>
+    <w:multiLevelType w:val="multilevel"/>
+    <w:tmpl w:val="E77AB0C8"/>
+    <w:lvl w:ilvl="0">
+      <w:start w:val="1"/>
+      <w:numFmt w:val="bullet"/>
+      <w:lvlText w:val=""/>
+      <w:lvlJc w:val="left"/>
+      <w:pPr>
+        <w:tabs>
+          <w:tab w:val="num" w:pos="720"/>
+        </w:tabs>
+        <w:ind w:left="720" w:hanging="360"/>
+      </w:pPr>
+      <w:rPr>
+        <w:rFonts w:ascii="Symbol" w:hAnsi="Symbol" w:hint="default"/>
+        <w:sz w:val="20"/>
+      </w:rPr>
+    </w:lvl>
+    <w:lvl w:ilvl="1" w:tentative="1">
+      <w:start w:val="1"/>
+      <w:numFmt w:val="bullet"/>
+      <w:lvlText w:val="o"/>
+      <w:lvlJc w:val="left"/>
+      <w:pPr>
+        <w:tabs>
+          <w:tab w:val="num" w:pos="1440"/>
+        </w:tabs>
+        <w:ind w:left="1440" w:hanging="360"/>
+      </w:pPr>
+      <w:rPr>
+        <w:rFonts w:ascii="Courier New" w:hAnsi="Courier New" w:hint="default"/>
+        <w:sz w:val="20"/>
+      </w:rPr>
+    </w:lvl>
+    <w:lvl w:ilvl="2" w:tentative="1">
+      <w:start w:val="1"/>
+      <w:numFmt w:val="bullet"/>
+      <w:lvlText w:val=""/>
+      <w:lvlJc w:val="left"/>
+      <w:pPr>
+        <w:tabs>
+          <w:tab w:val="num" w:pos="2160"/>
+        </w:tabs>
+        <w:ind w:left="2160" w:hanging="360"/>
+      </w:pPr>
+      <w:rPr>
+        <w:rFonts w:ascii="Wingdings" w:hAnsi="Wingdings" w:hint="default"/>
+        <w:sz w:val="20"/>
+      </w:rPr>
+    </w:lvl>
+    <w:lvl w:ilvl="3" w:tentative="1">
+      <w:start w:val="1"/>
+      <w:numFmt w:val="bullet"/>
+      <w:lvlText w:val=""/>
+      <w:lvlJc w:val="left"/>
+      <w:pPr>
+        <w:tabs>
+          <w:tab w:val="num" w:pos="2880"/>
+        </w:tabs>
+        <w:ind w:left="2880" w:hanging="360"/>
+      </w:pPr>
+      <w:rPr>
+        <w:rFonts w:ascii="Wingdings" w:hAnsi="Wingdings" w:hint="default"/>
+        <w:sz w:val="20"/>
+      </w:rPr>
+    </w:lvl>
+    <w:lvl w:ilvl="4" w:tentative="1">
+      <w:start w:val="1"/>
+      <w:numFmt w:val="bullet"/>
+      <w:lvlText w:val=""/>
+      <w:lvlJc w:val="left"/>
+      <w:pPr>
+        <w:tabs>
+          <w:tab w:val="num" w:pos="3600"/>
+        </w:tabs>
+        <w:ind w:left="3600" w:hanging="360"/>
+      </w:pPr>
+      <w:rPr>
+        <w:rFonts w:ascii="Wingdings" w:hAnsi="Wingdings" w:hint="default"/>
+        <w:sz w:val="20"/>
+      </w:rPr>
+    </w:lvl>
+    <w:lvl w:ilvl="5" w:tentative="1">
+      <w:start w:val="1"/>
+      <w:numFmt w:val="bullet"/>
+      <w:lvlText w:val=""/>
+      <w:lvlJc w:val="left"/>
+      <w:pPr>
+        <w:tabs>
+          <w:tab w:val="num" w:pos="4320"/>
+        </w:tabs>
+        <w:ind w:left="4320" w:hanging="360"/>
+      </w:pPr>
+      <w:rPr>
+        <w:rFonts w:ascii="Wingdings" w:hAnsi="Wingdings" w:hint="default"/>
+        <w:sz w:val="20"/>
+      </w:rPr>
+    </w:lvl>
+    <w:lvl w:ilvl="6" w:tentative="1">
+      <w:start w:val="1"/>
+      <w:numFmt w:val="bullet"/>
+      <w:lvlText w:val=""/>
+      <w:lvlJc w:val="left"/>
+      <w:pPr>
+        <w:tabs>
+          <w:tab w:val="num" w:pos="5040"/>
+        </w:tabs>
+        <w:ind w:left="5040" w:hanging="360"/>
+      </w:pPr>
+      <w:rPr>
+        <w:rFonts w:ascii="Wingdings" w:hAnsi="Wingdings" w:hint="default"/>
+        <w:sz w:val="20"/>
+      </w:rPr>
+    </w:lvl>
+    <w:lvl w:ilvl="7" w:tentative="1">
+      <w:start w:val="1"/>
+      <w:numFmt w:val="bullet"/>
+      <w:lvlText w:val=""/>
+      <w:lvlJc w:val="left"/>
+      <w:pPr>
+        <w:tabs>
+          <w:tab w:val="num" w:pos="5760"/>
+        </w:tabs>
+        <w:ind w:left="5760" w:hanging="360"/>
+      </w:pPr>
+      <w:rPr>
+        <w:rFonts w:ascii="Wingdings" w:hAnsi="Wingdings" w:hint="default"/>
+        <w:sz w:val="20"/>
+      </w:rPr>
+    </w:lvl>
+    <w:lvl w:ilvl="8" w:tentative="1">
+      <w:start w:val="1"/>
+      <w:numFmt w:val="bullet"/>
+      <w:lvlText w:val=""/>
+      <w:lvlJc w:val="left"/>
+      <w:pPr>
+        <w:tabs>
+          <w:tab w:val="num" w:pos="6480"/>
+        </w:tabs>
+        <w:ind w:left="6480" w:hanging="360"/>
+      </w:pPr>
+      <w:rPr>
+        <w:rFonts w:ascii="Wingdings" w:hAnsi="Wingdings" w:hint="default"/>
+        <w:sz w:val="20"/>
+      </w:rPr>
+    </w:lvl>
+  </w:abstractNum>
+  <w:abstractNum w:abstractNumId="11" w15:restartNumberingAfterBreak="0">
+    <w:nsid w:val="69BE7B35"/>
+    <w:multiLevelType w:val="multilevel"/>
+    <w:tmpl w:val="D3FE59A6"/>
+    <w:lvl w:ilvl="0">
+      <w:start w:val="1"/>
+      <w:numFmt w:val="bullet"/>
+      <w:lvlText w:val=""/>
+      <w:lvlJc w:val="left"/>
+      <w:pPr>
+        <w:tabs>
+          <w:tab w:val="num" w:pos="720"/>
+        </w:tabs>
+        <w:ind w:left="720" w:hanging="360"/>
+      </w:pPr>
+      <w:rPr>
+        <w:rFonts w:ascii="Symbol" w:hAnsi="Symbol" w:hint="default"/>
+        <w:sz w:val="20"/>
+      </w:rPr>
+    </w:lvl>
+    <w:lvl w:ilvl="1" w:tentative="1">
+      <w:start w:val="1"/>
+      <w:numFmt w:val="bullet"/>
+      <w:lvlText w:val="o"/>
+      <w:lvlJc w:val="left"/>
+      <w:pPr>
+        <w:tabs>
+          <w:tab w:val="num" w:pos="1440"/>
+        </w:tabs>
+        <w:ind w:left="1440" w:hanging="360"/>
+      </w:pPr>
+      <w:rPr>
+        <w:rFonts w:ascii="Courier New" w:hAnsi="Courier New" w:hint="default"/>
+        <w:sz w:val="20"/>
+      </w:rPr>
+    </w:lvl>
+    <w:lvl w:ilvl="2" w:tentative="1">
+      <w:start w:val="1"/>
+      <w:numFmt w:val="bullet"/>
+      <w:lvlText w:val=""/>
+      <w:lvlJc w:val="left"/>
+      <w:pPr>
+        <w:tabs>
+          <w:tab w:val="num" w:pos="2160"/>
+        </w:tabs>
+        <w:ind w:left="2160" w:hanging="360"/>
+      </w:pPr>
+      <w:rPr>
+        <w:rFonts w:ascii="Wingdings" w:hAnsi="Wingdings" w:hint="default"/>
+        <w:sz w:val="20"/>
+      </w:rPr>
+    </w:lvl>
+    <w:lvl w:ilvl="3" w:tentative="1">
+      <w:start w:val="1"/>
+      <w:numFmt w:val="bullet"/>
+      <w:lvlText w:val=""/>
+      <w:lvlJc w:val="left"/>
+      <w:pPr>
+        <w:tabs>
+          <w:tab w:val="num" w:pos="2880"/>
+        </w:tabs>
+        <w:ind w:left="2880" w:hanging="360"/>
+      </w:pPr>
+      <w:rPr>
+        <w:rFonts w:ascii="Wingdings" w:hAnsi="Wingdings" w:hint="default"/>
+        <w:sz w:val="20"/>
+      </w:rPr>
+    </w:lvl>
+    <w:lvl w:ilvl="4" w:tentative="1">
+      <w:start w:val="1"/>
+      <w:numFmt w:val="bullet"/>
+      <w:lvlText w:val=""/>
+      <w:lvlJc w:val="left"/>
+      <w:pPr>
+        <w:tabs>
+          <w:tab w:val="num" w:pos="3600"/>
+        </w:tabs>
+        <w:ind w:left="3600" w:hanging="360"/>
+      </w:pPr>
+      <w:rPr>
+        <w:rFonts w:ascii="Wingdings" w:hAnsi="Wingdings" w:hint="default"/>
+        <w:sz w:val="20"/>
+      </w:rPr>
+    </w:lvl>
+    <w:lvl w:ilvl="5" w:tentative="1">
+      <w:start w:val="1"/>
+      <w:numFmt w:val="bullet"/>
+      <w:lvlText w:val=""/>
+      <w:lvlJc w:val="left"/>
+      <w:pPr>
+        <w:tabs>
+          <w:tab w:val="num" w:pos="4320"/>
+        </w:tabs>
+        <w:ind w:left="4320" w:hanging="360"/>
+      </w:pPr>
+      <w:rPr>
+        <w:rFonts w:ascii="Wingdings" w:hAnsi="Wingdings" w:hint="default"/>
+        <w:sz w:val="20"/>
+      </w:rPr>
+    </w:lvl>
+    <w:lvl w:ilvl="6" w:tentative="1">
+      <w:start w:val="1"/>
+      <w:numFmt w:val="bullet"/>
+      <w:lvlText w:val=""/>
+      <w:lvlJc w:val="left"/>
+      <w:pPr>
+        <w:tabs>
+          <w:tab w:val="num" w:pos="5040"/>
+        </w:tabs>
+        <w:ind w:left="5040" w:hanging="360"/>
+      </w:pPr>
+      <w:rPr>
+        <w:rFonts w:ascii="Wingdings" w:hAnsi="Wingdings" w:hint="default"/>
+        <w:sz w:val="20"/>
+      </w:rPr>
+    </w:lvl>
+    <w:lvl w:ilvl="7" w:tentative="1">
+      <w:start w:val="1"/>
+      <w:numFmt w:val="bullet"/>
+      <w:lvlText w:val=""/>
+      <w:lvlJc w:val="left"/>
+      <w:pPr>
+        <w:tabs>
+          <w:tab w:val="num" w:pos="5760"/>
+        </w:tabs>
+        <w:ind w:left="5760" w:hanging="360"/>
+      </w:pPr>
+      <w:rPr>
+        <w:rFonts w:ascii="Wingdings" w:hAnsi="Wingdings" w:hint="default"/>
+        <w:sz w:val="20"/>
+      </w:rPr>
+    </w:lvl>
+    <w:lvl w:ilvl="8" w:tentative="1">
+      <w:start w:val="1"/>
+      <w:numFmt w:val="bullet"/>
+      <w:lvlText w:val=""/>
+      <w:lvlJc w:val="left"/>
+      <w:pPr>
+        <w:tabs>
+          <w:tab w:val="num" w:pos="6480"/>
+        </w:tabs>
+        <w:ind w:left="6480" w:hanging="360"/>
+      </w:pPr>
+      <w:rPr>
+        <w:rFonts w:ascii="Wingdings" w:hAnsi="Wingdings" w:hint="default"/>
+        <w:sz w:val="20"/>
+      </w:rPr>
+    </w:lvl>
+  </w:abstractNum>
+  <w:abstractNum w:abstractNumId="12" w15:restartNumberingAfterBreak="0">
+    <w:nsid w:val="73CC1C06"/>
+    <w:multiLevelType w:val="multilevel"/>
+    <w:tmpl w:val="ADD0AA58"/>
+    <w:lvl w:ilvl="0">
+      <w:start w:val="1"/>
+      <w:numFmt w:val="bullet"/>
+      <w:lvlText w:val=""/>
+      <w:lvlJc w:val="left"/>
+      <w:pPr>
+        <w:tabs>
+          <w:tab w:val="num" w:pos="720"/>
+        </w:tabs>
+        <w:ind w:left="720" w:hanging="360"/>
+      </w:pPr>
+      <w:rPr>
+        <w:rFonts w:ascii="Symbol" w:hAnsi="Symbol" w:hint="default"/>
+        <w:sz w:val="20"/>
+      </w:rPr>
+    </w:lvl>
+    <w:lvl w:ilvl="1" w:tentative="1">
+      <w:start w:val="1"/>
+      <w:numFmt w:val="bullet"/>
+      <w:lvlText w:val="o"/>
+      <w:lvlJc w:val="left"/>
+      <w:pPr>
+        <w:tabs>
+          <w:tab w:val="num" w:pos="1440"/>
+        </w:tabs>
+        <w:ind w:left="1440" w:hanging="360"/>
+      </w:pPr>
+      <w:rPr>
+        <w:rFonts w:ascii="Courier New" w:hAnsi="Courier New" w:hint="default"/>
+        <w:sz w:val="20"/>
+      </w:rPr>
+    </w:lvl>
+    <w:lvl w:ilvl="2" w:tentative="1">
+      <w:start w:val="1"/>
+      <w:numFmt w:val="bullet"/>
+      <w:lvlText w:val=""/>
+      <w:lvlJc w:val="left"/>
+      <w:pPr>
+        <w:tabs>
+          <w:tab w:val="num" w:pos="2160"/>
+        </w:tabs>
+        <w:ind w:left="2160" w:hanging="360"/>
+      </w:pPr>
+      <w:rPr>
+        <w:rFonts w:ascii="Wingdings" w:hAnsi="Wingdings" w:hint="default"/>
+        <w:sz w:val="20"/>
+      </w:rPr>
+    </w:lvl>
+    <w:lvl w:ilvl="3" w:tentative="1">
+      <w:start w:val="1"/>
+      <w:numFmt w:val="bullet"/>
+      <w:lvlText w:val=""/>
+      <w:lvlJc w:val="left"/>
+      <w:pPr>
+        <w:tabs>
+          <w:tab w:val="num" w:pos="2880"/>
+        </w:tabs>
+        <w:ind w:left="2880" w:hanging="360"/>
+      </w:pPr>
+      <w:rPr>
+        <w:rFonts w:ascii="Wingdings" w:hAnsi="Wingdings" w:hint="default"/>
+        <w:sz w:val="20"/>
+      </w:rPr>
+    </w:lvl>
+    <w:lvl w:ilvl="4" w:tentative="1">
+      <w:start w:val="1"/>
+      <w:numFmt w:val="bullet"/>
+      <w:lvlText w:val=""/>
+      <w:lvlJc w:val="left"/>
+      <w:pPr>
+        <w:tabs>
+          <w:tab w:val="num" w:pos="3600"/>
+        </w:tabs>
+        <w:ind w:left="3600" w:hanging="360"/>
+      </w:pPr>
+      <w:rPr>
+        <w:rFonts w:ascii="Wingdings" w:hAnsi="Wingdings" w:hint="default"/>
+        <w:sz w:val="20"/>
+      </w:rPr>
+    </w:lvl>
+    <w:lvl w:ilvl="5" w:tentative="1">
+      <w:start w:val="1"/>
+      <w:numFmt w:val="bullet"/>
+      <w:lvlText w:val=""/>
+      <w:lvlJc w:val="left"/>
+      <w:pPr>
+        <w:tabs>
+          <w:tab w:val="num" w:pos="4320"/>
+        </w:tabs>
+        <w:ind w:left="4320" w:hanging="360"/>
+      </w:pPr>
+      <w:rPr>
+        <w:rFonts w:ascii="Wingdings" w:hAnsi="Wingdings" w:hint="default"/>
+        <w:sz w:val="20"/>
+      </w:rPr>
+    </w:lvl>
+    <w:lvl w:ilvl="6" w:tentative="1">
+      <w:start w:val="1"/>
+      <w:numFmt w:val="bullet"/>
+      <w:lvlText w:val=""/>
+      <w:lvlJc w:val="left"/>
+      <w:pPr>
+        <w:tabs>
+          <w:tab w:val="num" w:pos="5040"/>
+        </w:tabs>
+        <w:ind w:left="5040" w:hanging="360"/>
+      </w:pPr>
+      <w:rPr>
+        <w:rFonts w:ascii="Wingdings" w:hAnsi="Wingdings" w:hint="default"/>
+        <w:sz w:val="20"/>
+      </w:rPr>
+    </w:lvl>
+    <w:lvl w:ilvl="7" w:tentative="1">
+      <w:start w:val="1"/>
+      <w:numFmt w:val="bullet"/>
+      <w:lvlText w:val=""/>
+      <w:lvlJc w:val="left"/>
+      <w:pPr>
+        <w:tabs>
+          <w:tab w:val="num" w:pos="5760"/>
+        </w:tabs>
+        <w:ind w:left="5760" w:hanging="360"/>
+      </w:pPr>
+      <w:rPr>
+        <w:rFonts w:ascii="Wingdings" w:hAnsi="Wingdings" w:hint="default"/>
+        <w:sz w:val="20"/>
+      </w:rPr>
+    </w:lvl>
+    <w:lvl w:ilvl="8" w:tentative="1">
+      <w:start w:val="1"/>
+      <w:numFmt w:val="bullet"/>
+      <w:lvlText w:val=""/>
+      <w:lvlJc w:val="left"/>
+      <w:pPr>
+        <w:tabs>
+          <w:tab w:val="num" w:pos="6480"/>
+        </w:tabs>
+        <w:ind w:left="6480" w:hanging="360"/>
+      </w:pPr>
+      <w:rPr>
+        <w:rFonts w:ascii="Wingdings" w:hAnsi="Wingdings" w:hint="default"/>
+        <w:sz w:val="20"/>
+      </w:rPr>
+    </w:lvl>
+  </w:abstractNum>
+  <w:abstractNum w:abstractNumId="13" w15:restartNumberingAfterBreak="0">
     <w:nsid w:val="78C16899"/>
     <w:multiLevelType w:val="multilevel"/>
     <w:tmpl w:val="1A4C477C"/>
@@ -15056,13 +21722,13 @@
     </w:lvl>
   </w:abstractNum>
   <w:num w:numId="1">
-    <w:abstractNumId w:val="5"/>
+    <w:abstractNumId w:val="12"/>
   </w:num>
   <w:num w:numId="2">
     <w:abstractNumId w:val="4"/>
   </w:num>
   <w:num w:numId="3">
-    <w:abstractNumId w:val="6"/>
+    <w:abstractNumId w:val="13"/>
   </w:num>
   <w:num w:numId="4">
     <w:abstractNumId w:val="2"/>
@@ -15075,6 +21741,27 @@
   </w:num>
   <w:num w:numId="7">
     <w:abstractNumId w:val="0"/>
+  </w:num>
+  <w:num w:numId="8">
+    <w:abstractNumId w:val="10"/>
+  </w:num>
+  <w:num w:numId="9">
+    <w:abstractNumId w:val="7"/>
+  </w:num>
+  <w:num w:numId="10">
+    <w:abstractNumId w:val="11"/>
+  </w:num>
+  <w:num w:numId="11">
+    <w:abstractNumId w:val="8"/>
+  </w:num>
+  <w:num w:numId="12">
+    <w:abstractNumId w:val="6"/>
+  </w:num>
+  <w:num w:numId="13">
+    <w:abstractNumId w:val="5"/>
+  </w:num>
+  <w:num w:numId="14">
+    <w:abstractNumId w:val="9"/>
   </w:num>
 </w:numbering>
 </file>
@@ -15479,6 +22166,50 @@
     <w:name w:val="Normal"/>
     <w:qFormat/>
   </w:style>
+  <w:style w:type="paragraph" w:styleId="Heading1">
+    <w:name w:val="heading 1"/>
+    <w:basedOn w:val="Normal"/>
+    <w:next w:val="Normal"/>
+    <w:link w:val="Heading1Char"/>
+    <w:uiPriority w:val="9"/>
+    <w:qFormat/>
+    <w:rsid w:val="00137BF9"/>
+    <w:pPr>
+      <w:keepNext/>
+      <w:keepLines/>
+      <w:spacing w:before="240" w:after="0"/>
+      <w:outlineLvl w:val="0"/>
+    </w:pPr>
+    <w:rPr>
+      <w:rFonts w:asciiTheme="majorHAnsi" w:eastAsiaTheme="majorEastAsia" w:hAnsiTheme="majorHAnsi" w:cstheme="majorBidi"/>
+      <w:color w:val="2F5496" w:themeColor="accent1" w:themeShade="BF"/>
+      <w:sz w:val="32"/>
+      <w:szCs w:val="32"/>
+    </w:rPr>
+  </w:style>
+  <w:style w:type="paragraph" w:styleId="Heading2">
+    <w:name w:val="heading 2"/>
+    <w:basedOn w:val="Normal"/>
+    <w:next w:val="Normal"/>
+    <w:link w:val="Heading2Char"/>
+    <w:uiPriority w:val="9"/>
+    <w:semiHidden/>
+    <w:unhideWhenUsed/>
+    <w:qFormat/>
+    <w:rsid w:val="00137BF9"/>
+    <w:pPr>
+      <w:keepNext/>
+      <w:keepLines/>
+      <w:spacing w:before="40" w:after="0"/>
+      <w:outlineLvl w:val="1"/>
+    </w:pPr>
+    <w:rPr>
+      <w:rFonts w:asciiTheme="majorHAnsi" w:eastAsiaTheme="majorEastAsia" w:hAnsiTheme="majorHAnsi" w:cstheme="majorBidi"/>
+      <w:color w:val="2F5496" w:themeColor="accent1" w:themeShade="BF"/>
+      <w:sz w:val="26"/>
+      <w:szCs w:val="26"/>
+    </w:rPr>
+  </w:style>
   <w:style w:type="paragraph" w:styleId="Heading3">
     <w:name w:val="heading 3"/>
     <w:basedOn w:val="Normal"/>
@@ -15584,7 +22315,6 @@
     <w:name w:val="Normal (Web)"/>
     <w:basedOn w:val="Normal"/>
     <w:uiPriority w:val="99"/>
-    <w:semiHidden/>
     <w:unhideWhenUsed/>
     <w:rsid w:val="00F22976"/>
     <w:pPr>
@@ -15732,6 +22462,33 @@
     <w:basedOn w:val="DefaultParagraphFont"/>
     <w:rsid w:val="007D44CE"/>
   </w:style>
+  <w:style w:type="character" w:customStyle="1" w:styleId="Heading1Char">
+    <w:name w:val="Heading 1 Char"/>
+    <w:basedOn w:val="DefaultParagraphFont"/>
+    <w:link w:val="Heading1"/>
+    <w:uiPriority w:val="9"/>
+    <w:rsid w:val="00137BF9"/>
+    <w:rPr>
+      <w:rFonts w:asciiTheme="majorHAnsi" w:eastAsiaTheme="majorEastAsia" w:hAnsiTheme="majorHAnsi" w:cstheme="majorBidi"/>
+      <w:color w:val="2F5496" w:themeColor="accent1" w:themeShade="BF"/>
+      <w:sz w:val="32"/>
+      <w:szCs w:val="32"/>
+    </w:rPr>
+  </w:style>
+  <w:style w:type="character" w:customStyle="1" w:styleId="Heading2Char">
+    <w:name w:val="Heading 2 Char"/>
+    <w:basedOn w:val="DefaultParagraphFont"/>
+    <w:link w:val="Heading2"/>
+    <w:uiPriority w:val="9"/>
+    <w:semiHidden/>
+    <w:rsid w:val="00137BF9"/>
+    <w:rPr>
+      <w:rFonts w:asciiTheme="majorHAnsi" w:eastAsiaTheme="majorEastAsia" w:hAnsiTheme="majorHAnsi" w:cstheme="majorBidi"/>
+      <w:color w:val="2F5496" w:themeColor="accent1" w:themeShade="BF"/>
+      <w:sz w:val="26"/>
+      <w:szCs w:val="26"/>
+    </w:rPr>
+  </w:style>
 </w:styles>
 </file>
 
@@ -15810,19 +22567,19 @@
     <w:pitch w:val="variable"/>
     <w:sig w:usb0="E4002EFF" w:usb1="C200247B" w:usb2="00000009" w:usb3="00000000" w:csb0="000001FF" w:csb1="00000000"/>
   </w:font>
+  <w:font w:name="Calibri Light">
+    <w:panose1 w:val="020F0302020204030204"/>
+    <w:charset w:val="00"/>
+    <w:family w:val="swiss"/>
+    <w:pitch w:val="variable"/>
+    <w:sig w:usb0="E4002EFF" w:usb1="C200247B" w:usb2="00000009" w:usb3="00000000" w:csb0="000001FF" w:csb1="00000000"/>
+  </w:font>
   <w:font w:name="Arial">
     <w:panose1 w:val="020B0604020202020204"/>
     <w:charset w:val="00"/>
     <w:family w:val="swiss"/>
     <w:pitch w:val="variable"/>
     <w:sig w:usb0="E0002EFF" w:usb1="C000785B" w:usb2="00000009" w:usb3="00000000" w:csb0="000001FF" w:csb1="00000000"/>
-  </w:font>
-  <w:font w:name="Calibri Light">
-    <w:panose1 w:val="020F0302020204030204"/>
-    <w:charset w:val="00"/>
-    <w:family w:val="swiss"/>
-    <w:pitch w:val="variable"/>
-    <w:sig w:usb0="E4002EFF" w:usb1="C200247B" w:usb2="00000009" w:usb3="00000000" w:csb0="000001FF" w:csb1="00000000"/>
   </w:font>
 </w:fonts>
 </file>
@@ -15844,6 +22601,7 @@
   <w:rsids>
     <w:rsidRoot w:val="00F45DA0"/>
     <w:rsid w:val="002F3EF9"/>
+    <w:rsid w:val="00535781"/>
     <w:rsid w:val="006A63D4"/>
     <w:rsid w:val="00873598"/>
     <w:rsid w:val="00F45DA0"/>
@@ -16610,7 +23368,7 @@
 </file>
 
 <file path=customXml/itemProps1.xml><?xml version="1.0" encoding="utf-8"?>
-<ds:datastoreItem xmlns:ds="http://schemas.openxmlformats.org/officeDocument/2006/customXml" ds:itemID="{C0B1EC21-64E6-478A-8D07-A66FE5EC810F}">
+<ds:datastoreItem xmlns:ds="http://schemas.openxmlformats.org/officeDocument/2006/customXml" ds:itemID="{9285EED2-D454-46A2-8765-2CC0A219B062}">
   <ds:schemaRefs>
     <ds:schemaRef ds:uri="http://schemas.openxmlformats.org/officeDocument/2006/bibliography"/>
   </ds:schemaRefs>
